--- a/Hệ thống mẫu văn bản/Nguyên đã làm/Kế hoạch dạy học Tin học từng lớp/Kế hoạch dạy học môn Tin học - Lớp 5 - 2026 - 2027.docx
+++ b/Hệ thống mẫu văn bản/Nguyên đã làm/Kế hoạch dạy học Tin học từng lớp/Kế hoạch dạy học môn Tin học - Lớp 5 - 2026 - 2027.docx
@@ -1380,18 +1380,25 @@
         </w:tblBorders>
       </w:tblPr>
       <w:tblGrid>
-        <w:gridCol w:w="1862"/>
-        <w:gridCol w:w="1862"/>
-        <w:gridCol w:w="1862"/>
-        <w:gridCol w:w="1862"/>
-        <w:gridCol w:w="1862"/>
+        <w:gridCol w:w="2327"/>
+        <w:gridCol w:w="2327"/>
+        <w:gridCol w:w="2327"/>
+        <w:gridCol w:w="2327"/>
       </w:tblGrid>
       <w:tr>
-        <w:tc>
-          <w:tcPr>
-            <w:tcW w:type="dxa" w:w="510"/>
-            <w:vAlign w:val="center"/>
-            <w:tcW w:w="510" w:type="dxa"/>
+        <w:trPr>
+          <w:tblHeader/>
+          <w:cantSplit/>
+        </w:trPr>
+        <w:tc>
+          <w:tcPr>
+            <w:tcW w:type="dxa" w:w="624"/>
+            <w:tcMar>
+              <w:top w:w="120" w:type="dxa"/>
+              <w:bottom w:w="120" w:type="dxa"/>
+              <w:left w:w="100" w:type="dxa"/>
+              <w:right w:w="100" w:type="dxa"/>
+            </w:tcMar>
           </w:tcPr>
           <w:p>
             <w:pPr>
@@ -1403,7 +1410,6 @@
                 <w:rFonts w:ascii="Times New Roman" w:hAnsi="Times New Roman"/>
                 <w:b/>
                 <w:sz w:val="26"/>
-                <w:rFonts w:ascii="Times New Roman" w:hAnsi="Times New Roman" w:cs="Times New Roman"/>
               </w:rPr>
               <w:t>STT</w:t>
             </w:r>
@@ -1411,9 +1417,13 @@
         </w:tc>
         <w:tc>
           <w:tcPr>
-            <w:tcW w:type="dxa" w:w="2154"/>
-            <w:vAlign w:val="center"/>
-            <w:tcW w:w="2154" w:type="dxa"/>
+            <w:tcW w:type="dxa" w:w="3175"/>
+            <w:tcMar>
+              <w:top w:w="120" w:type="dxa"/>
+              <w:bottom w:w="120" w:type="dxa"/>
+              <w:left w:w="100" w:type="dxa"/>
+              <w:right w:w="100" w:type="dxa"/>
+            </w:tcMar>
           </w:tcPr>
           <w:p>
             <w:pPr>
@@ -1425,7 +1435,6 @@
                 <w:rFonts w:ascii="Times New Roman" w:hAnsi="Times New Roman"/>
                 <w:b/>
                 <w:sz w:val="26"/>
-                <w:rFonts w:ascii="Times New Roman" w:hAnsi="Times New Roman" w:cs="Times New Roman"/>
               </w:rPr>
               <w:t>Bài học (1)</w:t>
             </w:r>
@@ -1433,9 +1442,13 @@
         </w:tc>
         <w:tc>
           <w:tcPr>
-            <w:tcW w:type="dxa" w:w="624"/>
-            <w:vAlign w:val="center"/>
-            <w:tcW w:w="623" w:type="dxa"/>
+            <w:tcW w:type="dxa" w:w="907"/>
+            <w:tcMar>
+              <w:top w:w="120" w:type="dxa"/>
+              <w:bottom w:w="120" w:type="dxa"/>
+              <w:left w:w="100" w:type="dxa"/>
+              <w:right w:w="100" w:type="dxa"/>
+            </w:tcMar>
           </w:tcPr>
           <w:p>
             <w:pPr>
@@ -1447,7 +1460,6 @@
                 <w:rFonts w:ascii="Times New Roman" w:hAnsi="Times New Roman"/>
                 <w:b/>
                 <w:sz w:val="26"/>
-                <w:rFonts w:ascii="Times New Roman" w:hAnsi="Times New Roman" w:cs="Times New Roman"/>
               </w:rPr>
               <w:t>Số tiết (2)</w:t>
             </w:r>
@@ -1455,9 +1467,13 @@
         </w:tc>
         <w:tc>
           <w:tcPr>
-            <w:tcW w:type="dxa" w:w="794"/>
-            <w:vAlign w:val="center"/>
-            <w:tcW w:w="793" w:type="dxa"/>
+            <w:tcW w:type="dxa" w:w="4649"/>
+            <w:tcMar>
+              <w:top w:w="120" w:type="dxa"/>
+              <w:bottom w:w="120" w:type="dxa"/>
+              <w:left w:w="100" w:type="dxa"/>
+              <w:right w:w="100" w:type="dxa"/>
+            </w:tcMar>
           </w:tcPr>
           <w:p>
             <w:pPr>
@@ -1469,29 +1485,6 @@
                 <w:rFonts w:ascii="Times New Roman" w:hAnsi="Times New Roman"/>
                 <w:b/>
                 <w:sz w:val="26"/>
-                <w:rFonts w:ascii="Times New Roman" w:hAnsi="Times New Roman" w:cs="Times New Roman"/>
-              </w:rPr>
-              <w:t>Tiết theo PPCT</w:t>
-            </w:r>
-          </w:p>
-        </w:tc>
-        <w:tc>
-          <w:tcPr>
-            <w:tcW w:type="dxa" w:w="5272"/>
-            <w:vAlign w:val="center"/>
-            <w:tcW w:w="5273" w:type="dxa"/>
-          </w:tcPr>
-          <w:p>
-            <w:pPr>
-              <w:spacing w:before="40" w:after="40" w:line="276" w:lineRule="auto"/>
-              <w:jc w:val="center"/>
-            </w:pPr>
-            <w:r>
-              <w:rPr>
-                <w:rFonts w:ascii="Times New Roman" w:hAnsi="Times New Roman"/>
-                <w:b/>
-                <w:sz w:val="26"/>
-                <w:rFonts w:ascii="Times New Roman" w:hAnsi="Times New Roman" w:cs="Times New Roman"/>
               </w:rPr>
               <w:t>Yêu cầu cần đạt (3)</w:t>
             </w:r>
@@ -1499,165 +1492,60 @@
         </w:tc>
       </w:tr>
       <w:tr>
-        <w:tc>
-          <w:tcPr>
-            <w:tcW w:type="dxa" w:w="510"/>
-            <w:vAlign w:val="center"/>
-            <w:tcW w:w="510" w:type="dxa"/>
-          </w:tcPr>
-          <w:p>
-            <w:pPr>
-              <w:jc w:val="center"/>
-            </w:pPr>
-            <w:r>
-              <w:rPr>
-                <w:rFonts w:ascii="Times New Roman" w:hAnsi="Times New Roman"/>
-                <w:sz w:val="26"/>
-              </w:rPr>
-              <w:t>1</w:t>
-            </w:r>
-          </w:p>
-        </w:tc>
-        <w:tc>
-          <w:tcPr>
-            <w:tcW w:type="dxa" w:w="2154"/>
-            <w:vAlign w:val="center"/>
-            <w:tcW w:w="2154" w:type="dxa"/>
-          </w:tcPr>
-          <w:p>
-            <w:pPr>
-              <w:spacing w:before="40" w:after="40" w:line="276" w:lineRule="auto"/>
-              <w:jc w:val="both"/>
-            </w:pPr>
-            <w:r>
-              <w:rPr>
-                <w:rFonts w:ascii="Times New Roman" w:hAnsi="Times New Roman"/>
-                <w:sz w:val="26"/>
-                <w:rFonts w:ascii="Times New Roman" w:hAnsi="Times New Roman" w:cs="Times New Roman"/>
-              </w:rPr>
-              <w:t>Bài 1: Em có thể làm gì với máy tính?</w:t>
-            </w:r>
-          </w:p>
-        </w:tc>
-        <w:tc>
-          <w:tcPr>
-            <w:tcW w:type="dxa" w:w="624"/>
-            <w:vAlign w:val="center"/>
-            <w:tcW w:w="623" w:type="dxa"/>
-          </w:tcPr>
-          <w:p>
-            <w:pPr>
-              <w:spacing w:before="40" w:after="40" w:line="276" w:lineRule="auto"/>
-              <w:jc w:val="center"/>
-            </w:pPr>
-            <w:r>
-              <w:rPr>
-                <w:rFonts w:ascii="Times New Roman" w:hAnsi="Times New Roman"/>
-                <w:sz w:val="26"/>
-                <w:rFonts w:ascii="Times New Roman" w:hAnsi="Times New Roman" w:cs="Times New Roman"/>
-              </w:rPr>
-              <w:t>1</w:t>
-            </w:r>
-          </w:p>
-        </w:tc>
-        <w:tc>
-          <w:tcPr>
-            <w:tcW w:type="dxa" w:w="794"/>
-            <w:vAlign w:val="center"/>
-            <w:tcW w:w="793" w:type="dxa"/>
-          </w:tcPr>
-          <w:p>
-            <w:pPr>
-              <w:jc w:val="center"/>
-            </w:pPr>
-            <w:r>
-              <w:rPr>
-                <w:rFonts w:ascii="Times New Roman" w:hAnsi="Times New Roman"/>
-                <w:sz w:val="26"/>
-              </w:rPr>
-              <w:t>1</w:t>
-            </w:r>
-          </w:p>
-        </w:tc>
-        <w:tc>
-          <w:tcPr>
-            <w:tcW w:type="dxa" w:w="5272"/>
-            <w:vAlign w:val="center"/>
-            <w:tcW w:w="5273" w:type="dxa"/>
-          </w:tcPr>
-          <w:p>
-            <w:pPr>
-              <w:spacing w:before="40" w:after="40" w:line="276" w:lineRule="auto"/>
-              <w:jc w:val="both"/>
-            </w:pPr>
-            <w:r>
-              <w:rPr>
-                <w:rFonts w:ascii="Times New Roman" w:hAnsi="Times New Roman"/>
-                <w:sz w:val="26"/>
-                <w:rFonts w:ascii="Times New Roman" w:hAnsi="Times New Roman" w:cs="Times New Roman"/>
-              </w:rPr>
-              <w:t>- Nêu ví dụ máy tính giúp học tập, giải trí, tìm kiếm, trao đổi thông tin, hợp tác và tạo sản phẩm số.  - Thể hiện mong muốn sử dụng thành thạo máy tính.</w:t>
+        <w:trPr>
+          <w:cantSplit/>
+        </w:trPr>
+        <w:tc>
+          <w:tcPr>
+            <w:tcW w:type="dxa" w:w="9308"/>
+            <w:gridSpan w:val="4"/>
+            <w:tcMar>
+              <w:top w:w="100" w:type="dxa"/>
+              <w:bottom w:w="100" w:type="dxa"/>
+              <w:left w:w="120" w:type="dxa"/>
+              <w:right w:w="120" w:type="dxa"/>
+            </w:tcMar>
+            <w:shd w:fill="F2F2F2"/>
+          </w:tcPr>
+          <w:p>
+            <w:pPr>
+              <w:spacing w:before="60" w:after="60" w:line="276" w:lineRule="auto"/>
+              <w:jc w:val="left"/>
+            </w:pPr>
+            <w:r>
+              <w:rPr>
+                <w:rFonts w:ascii="Times New Roman" w:hAnsi="Times New Roman"/>
+                <w:b/>
+                <w:sz w:val="26"/>
+              </w:rPr>
+              <w:t>Chủ đề 1: Máy tính và em</w:t>
             </w:r>
           </w:p>
         </w:tc>
       </w:tr>
       <w:tr>
-        <w:tc>
-          <w:tcPr>
-            <w:tcW w:type="dxa" w:w="510"/>
-            <w:vAlign w:val="center"/>
-            <w:tcW w:w="510" w:type="dxa"/>
-          </w:tcPr>
-          <w:p>
-            <w:pPr>
-              <w:jc w:val="center"/>
-            </w:pPr>
-            <w:r>
-              <w:rPr>
-                <w:rFonts w:ascii="Times New Roman" w:hAnsi="Times New Roman"/>
-                <w:sz w:val="26"/>
-              </w:rPr>
-              <w:t>2</w:t>
-            </w:r>
-          </w:p>
-        </w:tc>
-        <w:tc>
-          <w:tcPr>
-            <w:tcW w:type="dxa" w:w="2154"/>
-            <w:vAlign w:val="center"/>
-            <w:tcW w:w="2154" w:type="dxa"/>
-          </w:tcPr>
-          <w:p>
-            <w:pPr>
-              <w:spacing w:before="40" w:after="40" w:line="276" w:lineRule="auto"/>
-              <w:jc w:val="both"/>
-            </w:pPr>
-            <w:r>
-              <w:rPr>
-                <w:rFonts w:ascii="Times New Roman" w:hAnsi="Times New Roman"/>
-                <w:sz w:val="26"/>
-                <w:rFonts w:ascii="Times New Roman" w:hAnsi="Times New Roman" w:cs="Times New Roman"/>
-              </w:rPr>
-              <w:t>Bài 2: Tìm kiếm thông tin trên website</w:t>
-            </w:r>
-          </w:p>
-        </w:tc>
+        <w:trPr>
+          <w:cantSplit/>
+        </w:trPr>
         <w:tc>
           <w:tcPr>
             <w:tcW w:type="dxa" w:w="624"/>
-            <w:vAlign w:val="center"/>
-            <w:tcW w:w="623" w:type="dxa"/>
-          </w:tcPr>
-          <w:p>
-            <w:pPr>
-              <w:spacing w:before="40" w:after="40" w:line="276" w:lineRule="auto"/>
-              <w:jc w:val="center"/>
-            </w:pPr>
-            <w:r>
-              <w:rPr>
-                <w:rFonts w:ascii="Times New Roman" w:hAnsi="Times New Roman"/>
-                <w:sz w:val="26"/>
-                <w:rFonts w:ascii="Times New Roman" w:hAnsi="Times New Roman" w:cs="Times New Roman"/>
+            <w:tcMar>
+              <w:top w:w="80" w:type="dxa"/>
+              <w:bottom w:w="80" w:type="dxa"/>
+              <w:left w:w="100" w:type="dxa"/>
+              <w:right w:w="100" w:type="dxa"/>
+            </w:tcMar>
+          </w:tcPr>
+          <w:p>
+            <w:pPr>
+              <w:spacing w:before="40" w:after="40" w:line="276" w:lineRule="auto"/>
+              <w:jc w:val="center"/>
+            </w:pPr>
+            <w:r>
+              <w:rPr>
+                <w:rFonts w:ascii="Times New Roman" w:hAnsi="Times New Roman"/>
+                <w:sz w:val="26"/>
               </w:rPr>
               <w:t>1</w:t>
             </w:r>
@@ -1665,102 +1553,148 @@
         </w:tc>
         <w:tc>
           <w:tcPr>
-            <w:tcW w:type="dxa" w:w="794"/>
-            <w:vAlign w:val="center"/>
-            <w:tcW w:w="793" w:type="dxa"/>
-          </w:tcPr>
-          <w:p>
-            <w:pPr>
-              <w:jc w:val="center"/>
-            </w:pPr>
-            <w:r>
-              <w:rPr>
-                <w:rFonts w:ascii="Times New Roman" w:hAnsi="Times New Roman"/>
-                <w:sz w:val="26"/>
-              </w:rPr>
-              <w:t>2</w:t>
-            </w:r>
-          </w:p>
-        </w:tc>
-        <w:tc>
-          <w:tcPr>
-            <w:tcW w:type="dxa" w:w="5272"/>
-            <w:vAlign w:val="center"/>
-            <w:tcW w:w="5273" w:type="dxa"/>
-          </w:tcPr>
-          <w:p>
-            <w:pPr>
-              <w:spacing w:before="40" w:after="40" w:line="276" w:lineRule="auto"/>
-              <w:jc w:val="both"/>
-            </w:pPr>
-            <w:r>
-              <w:rPr>
-                <w:rFonts w:ascii="Times New Roman" w:hAnsi="Times New Roman"/>
-                <w:sz w:val="26"/>
-                <w:rFonts w:ascii="Times New Roman" w:hAnsi="Times New Roman" w:cs="Times New Roman"/>
-              </w:rPr>
-              <w:t>- Tìm được trên website cho trước thông tin phù hợp với nhiệm vụ.  - Hợp tác, chia sẻ thông tin (qua USB/mạng) để hoàn thành công việc.</w:t>
+            <w:tcW w:type="dxa" w:w="3175"/>
+            <w:tcMar>
+              <w:top w:w="80" w:type="dxa"/>
+              <w:bottom w:w="80" w:type="dxa"/>
+              <w:left w:w="100" w:type="dxa"/>
+              <w:right w:w="100" w:type="dxa"/>
+            </w:tcMar>
+          </w:tcPr>
+          <w:p>
+            <w:pPr>
+              <w:spacing w:before="40" w:after="40" w:line="276" w:lineRule="auto"/>
+              <w:jc w:val="left"/>
+            </w:pPr>
+            <w:r>
+              <w:rPr>
+                <w:rFonts w:ascii="Times New Roman" w:hAnsi="Times New Roman"/>
+                <w:sz w:val="26"/>
+              </w:rPr>
+              <w:t>Bài 1: Em có thể làm gì với máy tính? (Tiết 1)</w:t>
+            </w:r>
+          </w:p>
+        </w:tc>
+        <w:tc>
+          <w:tcPr>
+            <w:tcW w:type="dxa" w:w="907"/>
+            <w:tcMar>
+              <w:top w:w="80" w:type="dxa"/>
+              <w:bottom w:w="80" w:type="dxa"/>
+              <w:left w:w="100" w:type="dxa"/>
+              <w:right w:w="100" w:type="dxa"/>
+            </w:tcMar>
+          </w:tcPr>
+          <w:p>
+            <w:pPr>
+              <w:spacing w:before="40" w:after="40" w:line="276" w:lineRule="auto"/>
+              <w:jc w:val="center"/>
+            </w:pPr>
+            <w:r>
+              <w:rPr>
+                <w:rFonts w:ascii="Times New Roman" w:hAnsi="Times New Roman"/>
+                <w:sz w:val="26"/>
+              </w:rPr>
+              <w:t>1</w:t>
+            </w:r>
+          </w:p>
+        </w:tc>
+        <w:tc>
+          <w:tcPr>
+            <w:tcW w:type="dxa" w:w="4649"/>
+            <w:tcMar>
+              <w:top w:w="80" w:type="dxa"/>
+              <w:bottom w:w="80" w:type="dxa"/>
+              <w:left w:w="100" w:type="dxa"/>
+              <w:right w:w="100" w:type="dxa"/>
+            </w:tcMar>
+          </w:tcPr>
+          <w:p>
+            <w:pPr>
+              <w:spacing w:before="40" w:after="40" w:line="276" w:lineRule="auto"/>
+              <w:jc w:val="left"/>
+            </w:pPr>
+            <w:r>
+              <w:rPr>
+                <w:rFonts w:ascii="Times New Roman" w:hAnsi="Times New Roman"/>
+                <w:sz w:val="26"/>
+              </w:rPr>
+              <w:t>Nêu được ví dụ máy tính giúp học tập, giải trí, tìm kiếm thông tin và liên lạc; hiểu các lĩnh vực ứng dụng của máy tính.</w:t>
             </w:r>
           </w:p>
         </w:tc>
       </w:tr>
       <w:tr>
-        <w:tc>
-          <w:tcPr>
-            <w:tcW w:type="dxa" w:w="510"/>
-            <w:vAlign w:val="center"/>
-            <w:tcW w:w="510" w:type="dxa"/>
-          </w:tcPr>
-          <w:p>
-            <w:pPr>
-              <w:jc w:val="center"/>
-            </w:pPr>
-            <w:r>
-              <w:rPr>
-                <w:rFonts w:ascii="Times New Roman" w:hAnsi="Times New Roman"/>
-                <w:sz w:val="26"/>
-              </w:rPr>
-              <w:t>3</w:t>
-            </w:r>
-          </w:p>
-        </w:tc>
-        <w:tc>
-          <w:tcPr>
-            <w:tcW w:type="dxa" w:w="2154"/>
-            <w:vAlign w:val="center"/>
-            <w:tcW w:w="2154" w:type="dxa"/>
-          </w:tcPr>
-          <w:p>
-            <w:pPr>
-              <w:spacing w:before="40" w:after="40" w:line="276" w:lineRule="auto"/>
-              <w:jc w:val="both"/>
-            </w:pPr>
-            <w:r>
-              <w:rPr>
-                <w:rFonts w:ascii="Times New Roman" w:hAnsi="Times New Roman"/>
-                <w:sz w:val="26"/>
-                <w:rFonts w:ascii="Times New Roman" w:hAnsi="Times New Roman" w:cs="Times New Roman"/>
-              </w:rPr>
-              <w:t>Bài 3: Tìm kiếm thông tin trong giải quyết vấn đề</w:t>
-            </w:r>
-          </w:p>
-        </w:tc>
+        <w:trPr>
+          <w:cantSplit/>
+        </w:trPr>
         <w:tc>
           <w:tcPr>
             <w:tcW w:type="dxa" w:w="624"/>
-            <w:vAlign w:val="center"/>
-            <w:tcW w:w="623" w:type="dxa"/>
-          </w:tcPr>
-          <w:p>
-            <w:pPr>
-              <w:spacing w:before="40" w:after="40" w:line="276" w:lineRule="auto"/>
-              <w:jc w:val="center"/>
-            </w:pPr>
-            <w:r>
-              <w:rPr>
-                <w:rFonts w:ascii="Times New Roman" w:hAnsi="Times New Roman"/>
-                <w:sz w:val="26"/>
-                <w:rFonts w:ascii="Times New Roman" w:hAnsi="Times New Roman" w:cs="Times New Roman"/>
+            <w:tcMar>
+              <w:top w:w="80" w:type="dxa"/>
+              <w:bottom w:w="80" w:type="dxa"/>
+              <w:left w:w="100" w:type="dxa"/>
+              <w:right w:w="100" w:type="dxa"/>
+            </w:tcMar>
+          </w:tcPr>
+          <w:p>
+            <w:pPr>
+              <w:spacing w:before="40" w:after="40" w:line="276" w:lineRule="auto"/>
+              <w:jc w:val="center"/>
+            </w:pPr>
+            <w:r>
+              <w:rPr>
+                <w:rFonts w:ascii="Times New Roman" w:hAnsi="Times New Roman"/>
+                <w:sz w:val="26"/>
+              </w:rPr>
+              <w:t>2</w:t>
+            </w:r>
+          </w:p>
+        </w:tc>
+        <w:tc>
+          <w:tcPr>
+            <w:tcW w:type="dxa" w:w="3175"/>
+            <w:tcMar>
+              <w:top w:w="80" w:type="dxa"/>
+              <w:bottom w:w="80" w:type="dxa"/>
+              <w:left w:w="100" w:type="dxa"/>
+              <w:right w:w="100" w:type="dxa"/>
+            </w:tcMar>
+          </w:tcPr>
+          <w:p>
+            <w:pPr>
+              <w:spacing w:before="40" w:after="40" w:line="276" w:lineRule="auto"/>
+              <w:jc w:val="left"/>
+            </w:pPr>
+            <w:r>
+              <w:rPr>
+                <w:rFonts w:ascii="Times New Roman" w:hAnsi="Times New Roman"/>
+                <w:sz w:val="26"/>
+              </w:rPr>
+              <w:t>Bài 1: Em có thể làm gì với máy tính? (Tiết 2)</w:t>
+            </w:r>
+          </w:p>
+        </w:tc>
+        <w:tc>
+          <w:tcPr>
+            <w:tcW w:type="dxa" w:w="907"/>
+            <w:tcMar>
+              <w:top w:w="80" w:type="dxa"/>
+              <w:bottom w:w="80" w:type="dxa"/>
+              <w:left w:w="100" w:type="dxa"/>
+              <w:right w:w="100" w:type="dxa"/>
+            </w:tcMar>
+          </w:tcPr>
+          <w:p>
+            <w:pPr>
+              <w:spacing w:before="40" w:after="40" w:line="276" w:lineRule="auto"/>
+              <w:jc w:val="center"/>
+            </w:pPr>
+            <w:r>
+              <w:rPr>
+                <w:rFonts w:ascii="Times New Roman" w:hAnsi="Times New Roman"/>
+                <w:sz w:val="26"/>
               </w:rPr>
               <w:t>1</w:t>
             </w:r>
@@ -1768,205 +1702,132 @@
         </w:tc>
         <w:tc>
           <w:tcPr>
-            <w:tcW w:type="dxa" w:w="794"/>
-            <w:vAlign w:val="center"/>
-            <w:tcW w:w="793" w:type="dxa"/>
-          </w:tcPr>
-          <w:p>
-            <w:pPr>
-              <w:jc w:val="center"/>
-            </w:pPr>
-            <w:r>
-              <w:rPr>
-                <w:rFonts w:ascii="Times New Roman" w:hAnsi="Times New Roman"/>
-                <w:sz w:val="26"/>
-              </w:rPr>
-              <w:t>3</w:t>
-            </w:r>
-          </w:p>
-        </w:tc>
-        <w:tc>
-          <w:tcPr>
-            <w:tcW w:type="dxa" w:w="5272"/>
-            <w:vAlign w:val="center"/>
-            <w:tcW w:w="5273" w:type="dxa"/>
-          </w:tcPr>
-          <w:p>
-            <w:pPr>
-              <w:spacing w:before="40" w:after="40" w:line="276" w:lineRule="auto"/>
-              <w:jc w:val="both"/>
-            </w:pPr>
-            <w:r>
-              <w:rPr>
-                <w:rFonts w:ascii="Times New Roman" w:hAnsi="Times New Roman"/>
-                <w:sz w:val="26"/>
-                <w:rFonts w:ascii="Times New Roman" w:hAnsi="Times New Roman" w:cs="Times New Roman"/>
-              </w:rPr>
-              <w:t>- Giải thích sự cần thiết và tầm quan trọng của thu thập/tìm kiếm thông tin.  - Tìm kiếm và chọn lọc thông tin phù hợp với vấn đề cần giải quyết.</w:t>
+            <w:tcW w:type="dxa" w:w="4649"/>
+            <w:tcMar>
+              <w:top w:w="80" w:type="dxa"/>
+              <w:bottom w:w="80" w:type="dxa"/>
+              <w:left w:w="100" w:type="dxa"/>
+              <w:right w:w="100" w:type="dxa"/>
+            </w:tcMar>
+          </w:tcPr>
+          <w:p>
+            <w:pPr>
+              <w:spacing w:before="40" w:after="40" w:line="276" w:lineRule="auto"/>
+              <w:jc w:val="left"/>
+            </w:pPr>
+            <w:r>
+              <w:rPr>
+                <w:rFonts w:ascii="Times New Roman" w:hAnsi="Times New Roman"/>
+                <w:sz w:val="26"/>
+              </w:rPr>
+              <w:t>Thực hành sử dụng máy tính tra cứu tài liệu học tập; trình bày trước lớp về một ứng dụng công nghệ em yêu thích.</w:t>
             </w:r>
           </w:p>
         </w:tc>
       </w:tr>
       <w:tr>
-        <w:tc>
-          <w:tcPr>
-            <w:tcW w:type="dxa" w:w="510"/>
-            <w:vAlign w:val="center"/>
-            <w:tcW w:w="510" w:type="dxa"/>
-          </w:tcPr>
-          <w:p>
-            <w:pPr>
-              <w:jc w:val="center"/>
-            </w:pPr>
-            <w:r>
-              <w:rPr>
-                <w:rFonts w:ascii="Times New Roman" w:hAnsi="Times New Roman"/>
-                <w:sz w:val="26"/>
-              </w:rPr>
-              <w:t>4</w:t>
-            </w:r>
-          </w:p>
-        </w:tc>
-        <w:tc>
-          <w:tcPr>
-            <w:tcW w:type="dxa" w:w="2154"/>
-            <w:vAlign w:val="center"/>
-            <w:tcW w:w="2154" w:type="dxa"/>
-          </w:tcPr>
-          <w:p>
-            <w:pPr>
-              <w:spacing w:before="40" w:after="40" w:line="276" w:lineRule="auto"/>
-              <w:jc w:val="both"/>
-            </w:pPr>
-            <w:r>
-              <w:rPr>
-                <w:rFonts w:ascii="Times New Roman" w:hAnsi="Times New Roman"/>
-                <w:sz w:val="26"/>
-                <w:rFonts w:ascii="Times New Roman" w:hAnsi="Times New Roman" w:cs="Times New Roman"/>
-              </w:rPr>
-              <w:t>Bài 4: Cây thư mục</w:t>
-            </w:r>
-          </w:p>
-        </w:tc>
-        <w:tc>
-          <w:tcPr>
-            <w:tcW w:type="dxa" w:w="624"/>
-            <w:vAlign w:val="center"/>
-            <w:tcW w:w="623" w:type="dxa"/>
-          </w:tcPr>
-          <w:p>
-            <w:pPr>
-              <w:spacing w:before="40" w:after="40" w:line="276" w:lineRule="auto"/>
-              <w:jc w:val="center"/>
-            </w:pPr>
-            <w:r>
-              <w:rPr>
-                <w:rFonts w:ascii="Times New Roman" w:hAnsi="Times New Roman"/>
-                <w:sz w:val="26"/>
-                <w:rFonts w:ascii="Times New Roman" w:hAnsi="Times New Roman" w:cs="Times New Roman"/>
-              </w:rPr>
-              <w:t>1</w:t>
-            </w:r>
-          </w:p>
-        </w:tc>
-        <w:tc>
-          <w:tcPr>
-            <w:tcW w:type="dxa" w:w="794"/>
-            <w:vAlign w:val="center"/>
-            <w:tcW w:w="793" w:type="dxa"/>
-          </w:tcPr>
-          <w:p>
-            <w:pPr>
-              <w:jc w:val="center"/>
-            </w:pPr>
-            <w:r>
-              <w:rPr>
-                <w:rFonts w:ascii="Times New Roman" w:hAnsi="Times New Roman"/>
-                <w:sz w:val="26"/>
-              </w:rPr>
-              <w:t>4</w:t>
-            </w:r>
-          </w:p>
-        </w:tc>
-        <w:tc>
-          <w:tcPr>
-            <w:tcW w:type="dxa" w:w="5272"/>
-            <w:vAlign w:val="center"/>
-            <w:tcW w:w="5273" w:type="dxa"/>
-          </w:tcPr>
-          <w:p>
-            <w:pPr>
-              <w:spacing w:before="40" w:after="40" w:line="276" w:lineRule="auto"/>
-              <w:jc w:val="both"/>
-            </w:pPr>
-            <w:r>
-              <w:rPr>
-                <w:rFonts w:ascii="Times New Roman" w:hAnsi="Times New Roman"/>
-                <w:sz w:val="26"/>
-                <w:rFonts w:ascii="Times New Roman" w:hAnsi="Times New Roman" w:cs="Times New Roman"/>
-              </w:rPr>
-              <w:t>- Tạo các thư mục với cấu trúc cây hợp lý.  - Sử dụng công cụ tìm kiếm trên máy tính (Search File Explorer) để tìm tệp/thư mục.</w:t>
+        <w:trPr>
+          <w:cantSplit/>
+        </w:trPr>
+        <w:tc>
+          <w:tcPr>
+            <w:tcW w:type="dxa" w:w="9308"/>
+            <w:gridSpan w:val="4"/>
+            <w:tcMar>
+              <w:top w:w="100" w:type="dxa"/>
+              <w:bottom w:w="100" w:type="dxa"/>
+              <w:left w:w="120" w:type="dxa"/>
+              <w:right w:w="120" w:type="dxa"/>
+            </w:tcMar>
+            <w:shd w:fill="F2F2F2"/>
+          </w:tcPr>
+          <w:p>
+            <w:pPr>
+              <w:spacing w:before="60" w:after="60" w:line="276" w:lineRule="auto"/>
+              <w:jc w:val="left"/>
+            </w:pPr>
+            <w:r>
+              <w:rPr>
+                <w:rFonts w:ascii="Times New Roman" w:hAnsi="Times New Roman"/>
+                <w:b/>
+                <w:sz w:val="26"/>
+              </w:rPr>
+              <w:t>Chủ đề 2: Mạng máy tính và Internet</w:t>
             </w:r>
           </w:p>
         </w:tc>
       </w:tr>
       <w:tr>
-        <w:tc>
-          <w:tcPr>
-            <w:tcW w:type="dxa" w:w="510"/>
-            <w:vAlign w:val="center"/>
-            <w:tcW w:w="510" w:type="dxa"/>
-          </w:tcPr>
-          <w:p>
-            <w:pPr>
-              <w:jc w:val="center"/>
-            </w:pPr>
-            <w:r>
-              <w:rPr>
-                <w:rFonts w:ascii="Times New Roman" w:hAnsi="Times New Roman"/>
-                <w:sz w:val="26"/>
-              </w:rPr>
-              <w:t>5</w:t>
-            </w:r>
-          </w:p>
-        </w:tc>
-        <w:tc>
-          <w:tcPr>
-            <w:tcW w:type="dxa" w:w="2154"/>
-            <w:vAlign w:val="center"/>
-            <w:tcW w:w="2154" w:type="dxa"/>
-          </w:tcPr>
-          <w:p>
-            <w:pPr>
-              <w:spacing w:before="40" w:after="40" w:line="276" w:lineRule="auto"/>
-              <w:jc w:val="both"/>
-            </w:pPr>
-            <w:r>
-              <w:rPr>
-                <w:rFonts w:ascii="Times New Roman" w:hAnsi="Times New Roman"/>
-                <w:sz w:val="26"/>
-                <w:rFonts w:ascii="Times New Roman" w:hAnsi="Times New Roman" w:cs="Times New Roman"/>
-              </w:rPr>
-              <w:t>Ôn tập Đánh giá định kỳ 1</w:t>
-            </w:r>
-          </w:p>
-        </w:tc>
+        <w:trPr>
+          <w:cantSplit/>
+        </w:trPr>
         <w:tc>
           <w:tcPr>
             <w:tcW w:type="dxa" w:w="624"/>
-            <w:vAlign w:val="center"/>
-            <w:tcW w:w="623" w:type="dxa"/>
-          </w:tcPr>
-          <w:p>
-            <w:pPr>
-              <w:spacing w:before="40" w:after="40" w:line="276" w:lineRule="auto"/>
-              <w:jc w:val="center"/>
-            </w:pPr>
-            <w:r>
-              <w:rPr>
-                <w:rFonts w:ascii="Times New Roman" w:hAnsi="Times New Roman"/>
-                <w:sz w:val="26"/>
-                <w:rFonts w:ascii="Times New Roman" w:hAnsi="Times New Roman" w:cs="Times New Roman"/>
+            <w:tcMar>
+              <w:top w:w="80" w:type="dxa"/>
+              <w:bottom w:w="80" w:type="dxa"/>
+              <w:left w:w="100" w:type="dxa"/>
+              <w:right w:w="100" w:type="dxa"/>
+            </w:tcMar>
+          </w:tcPr>
+          <w:p>
+            <w:pPr>
+              <w:spacing w:before="40" w:after="40" w:line="276" w:lineRule="auto"/>
+              <w:jc w:val="center"/>
+            </w:pPr>
+            <w:r>
+              <w:rPr>
+                <w:rFonts w:ascii="Times New Roman" w:hAnsi="Times New Roman"/>
+                <w:sz w:val="26"/>
+              </w:rPr>
+              <w:t>3</w:t>
+            </w:r>
+          </w:p>
+        </w:tc>
+        <w:tc>
+          <w:tcPr>
+            <w:tcW w:type="dxa" w:w="3175"/>
+            <w:tcMar>
+              <w:top w:w="80" w:type="dxa"/>
+              <w:bottom w:w="80" w:type="dxa"/>
+              <w:left w:w="100" w:type="dxa"/>
+              <w:right w:w="100" w:type="dxa"/>
+            </w:tcMar>
+          </w:tcPr>
+          <w:p>
+            <w:pPr>
+              <w:spacing w:before="40" w:after="40" w:line="276" w:lineRule="auto"/>
+              <w:jc w:val="left"/>
+            </w:pPr>
+            <w:r>
+              <w:rPr>
+                <w:rFonts w:ascii="Times New Roman" w:hAnsi="Times New Roman"/>
+                <w:sz w:val="26"/>
+              </w:rPr>
+              <w:t>Bài 2: Tìm kiếm thông tin trên website (Tiết 1)</w:t>
+            </w:r>
+          </w:p>
+        </w:tc>
+        <w:tc>
+          <w:tcPr>
+            <w:tcW w:type="dxa" w:w="907"/>
+            <w:tcMar>
+              <w:top w:w="80" w:type="dxa"/>
+              <w:bottom w:w="80" w:type="dxa"/>
+              <w:left w:w="100" w:type="dxa"/>
+              <w:right w:w="100" w:type="dxa"/>
+            </w:tcMar>
+          </w:tcPr>
+          <w:p>
+            <w:pPr>
+              <w:spacing w:before="40" w:after="40" w:line="276" w:lineRule="auto"/>
+              <w:jc w:val="center"/>
+            </w:pPr>
+            <w:r>
+              <w:rPr>
+                <w:rFonts w:ascii="Times New Roman" w:hAnsi="Times New Roman"/>
+                <w:sz w:val="26"/>
               </w:rPr>
               <w:t>1</w:t>
             </w:r>
@@ -1974,102 +1835,100 @@
         </w:tc>
         <w:tc>
           <w:tcPr>
-            <w:tcW w:type="dxa" w:w="794"/>
-            <w:vAlign w:val="center"/>
-            <w:tcW w:w="793" w:type="dxa"/>
-          </w:tcPr>
-          <w:p>
-            <w:pPr>
-              <w:jc w:val="center"/>
-            </w:pPr>
-            <w:r>
-              <w:rPr>
-                <w:rFonts w:ascii="Times New Roman" w:hAnsi="Times New Roman"/>
-                <w:sz w:val="26"/>
-              </w:rPr>
-              <w:t>5</w:t>
-            </w:r>
-          </w:p>
-        </w:tc>
-        <w:tc>
-          <w:tcPr>
-            <w:tcW w:type="dxa" w:w="5272"/>
-            <w:vAlign w:val="center"/>
-            <w:tcW w:w="5273" w:type="dxa"/>
-          </w:tcPr>
-          <w:p>
-            <w:pPr>
-              <w:spacing w:before="40" w:after="40" w:line="276" w:lineRule="auto"/>
-              <w:jc w:val="both"/>
-            </w:pPr>
-            <w:r>
-              <w:rPr>
-                <w:rFonts w:ascii="Times New Roman" w:hAnsi="Times New Roman"/>
-                <w:sz w:val="26"/>
-                <w:rFonts w:ascii="Times New Roman" w:hAnsi="Times New Roman" w:cs="Times New Roman"/>
-              </w:rPr>
-              <w:t>Hệ thống hóa kiến thức chuẩn bị Đánh giá định kỳ 1.</w:t>
+            <w:tcW w:type="dxa" w:w="4649"/>
+            <w:tcMar>
+              <w:top w:w="80" w:type="dxa"/>
+              <w:bottom w:w="80" w:type="dxa"/>
+              <w:left w:w="100" w:type="dxa"/>
+              <w:right w:w="100" w:type="dxa"/>
+            </w:tcMar>
+          </w:tcPr>
+          <w:p>
+            <w:pPr>
+              <w:spacing w:before="40" w:after="40" w:line="276" w:lineRule="auto"/>
+              <w:jc w:val="left"/>
+            </w:pPr>
+            <w:r>
+              <w:rPr>
+                <w:rFonts w:ascii="Times New Roman" w:hAnsi="Times New Roman"/>
+                <w:sz w:val="26"/>
+              </w:rPr>
+              <w:t>Tìm được trên website cho trước thông tin phù hợp với yêu cầu; đánh giá sơ bộ tính chính xác và độ tin cậy của thông tin.</w:t>
             </w:r>
           </w:p>
         </w:tc>
       </w:tr>
       <w:tr>
-        <w:tc>
-          <w:tcPr>
-            <w:tcW w:type="dxa" w:w="510"/>
-            <w:vAlign w:val="center"/>
-            <w:tcW w:w="510" w:type="dxa"/>
-          </w:tcPr>
-          <w:p>
-            <w:pPr>
-              <w:jc w:val="center"/>
-            </w:pPr>
-            <w:r>
-              <w:rPr>
-                <w:rFonts w:ascii="Times New Roman" w:hAnsi="Times New Roman"/>
-                <w:sz w:val="26"/>
-              </w:rPr>
-              <w:t>6</w:t>
-            </w:r>
-          </w:p>
-        </w:tc>
-        <w:tc>
-          <w:tcPr>
-            <w:tcW w:type="dxa" w:w="2154"/>
-            <w:vAlign w:val="center"/>
-            <w:tcW w:w="2154" w:type="dxa"/>
-          </w:tcPr>
-          <w:p>
-            <w:pPr>
-              <w:spacing w:before="40" w:after="40" w:line="276" w:lineRule="auto"/>
-              <w:jc w:val="both"/>
-            </w:pPr>
-            <w:r>
-              <w:rPr>
-                <w:rFonts w:ascii="Times New Roman" w:hAnsi="Times New Roman"/>
-                <w:sz w:val="26"/>
-                <w:rFonts w:ascii="Times New Roman" w:hAnsi="Times New Roman" w:cs="Times New Roman"/>
-              </w:rPr>
-              <w:t>Đánh giá định kỳ 1</w:t>
-            </w:r>
-          </w:p>
-        </w:tc>
+        <w:trPr>
+          <w:cantSplit/>
+        </w:trPr>
         <w:tc>
           <w:tcPr>
             <w:tcW w:type="dxa" w:w="624"/>
-            <w:vAlign w:val="center"/>
-            <w:tcW w:w="623" w:type="dxa"/>
-          </w:tcPr>
-          <w:p>
-            <w:pPr>
-              <w:spacing w:before="40" w:after="40" w:line="276" w:lineRule="auto"/>
-              <w:jc w:val="center"/>
-            </w:pPr>
-            <w:r>
-              <w:rPr>
-                <w:rFonts w:ascii="Times New Roman" w:hAnsi="Times New Roman"/>
-                <w:sz w:val="26"/>
-                <w:rFonts w:ascii="Times New Roman" w:hAnsi="Times New Roman" w:cs="Times New Roman"/>
+            <w:tcMar>
+              <w:top w:w="80" w:type="dxa"/>
+              <w:bottom w:w="80" w:type="dxa"/>
+              <w:left w:w="100" w:type="dxa"/>
+              <w:right w:w="100" w:type="dxa"/>
+            </w:tcMar>
+          </w:tcPr>
+          <w:p>
+            <w:pPr>
+              <w:spacing w:before="40" w:after="40" w:line="276" w:lineRule="auto"/>
+              <w:jc w:val="center"/>
+            </w:pPr>
+            <w:r>
+              <w:rPr>
+                <w:rFonts w:ascii="Times New Roman" w:hAnsi="Times New Roman"/>
+                <w:sz w:val="26"/>
+              </w:rPr>
+              <w:t>4</w:t>
+            </w:r>
+          </w:p>
+        </w:tc>
+        <w:tc>
+          <w:tcPr>
+            <w:tcW w:type="dxa" w:w="3175"/>
+            <w:tcMar>
+              <w:top w:w="80" w:type="dxa"/>
+              <w:bottom w:w="80" w:type="dxa"/>
+              <w:left w:w="100" w:type="dxa"/>
+              <w:right w:w="100" w:type="dxa"/>
+            </w:tcMar>
+          </w:tcPr>
+          <w:p>
+            <w:pPr>
+              <w:spacing w:before="40" w:after="40" w:line="276" w:lineRule="auto"/>
+              <w:jc w:val="left"/>
+            </w:pPr>
+            <w:r>
+              <w:rPr>
+                <w:rFonts w:ascii="Times New Roman" w:hAnsi="Times New Roman"/>
+                <w:sz w:val="26"/>
+              </w:rPr>
+              <w:t>Bài 2: Tìm kiếm thông tin trên website (Tiết 2)</w:t>
+            </w:r>
+          </w:p>
+        </w:tc>
+        <w:tc>
+          <w:tcPr>
+            <w:tcW w:type="dxa" w:w="907"/>
+            <w:tcMar>
+              <w:top w:w="80" w:type="dxa"/>
+              <w:bottom w:w="80" w:type="dxa"/>
+              <w:left w:w="100" w:type="dxa"/>
+              <w:right w:w="100" w:type="dxa"/>
+            </w:tcMar>
+          </w:tcPr>
+          <w:p>
+            <w:pPr>
+              <w:spacing w:before="40" w:after="40" w:line="276" w:lineRule="auto"/>
+              <w:jc w:val="center"/>
+            </w:pPr>
+            <w:r>
+              <w:rPr>
+                <w:rFonts w:ascii="Times New Roman" w:hAnsi="Times New Roman"/>
+                <w:sz w:val="26"/>
               </w:rPr>
               <w:t>1</w:t>
             </w:r>
@@ -2077,102 +1936,100 @@
         </w:tc>
         <w:tc>
           <w:tcPr>
-            <w:tcW w:type="dxa" w:w="794"/>
-            <w:vAlign w:val="center"/>
-            <w:tcW w:w="793" w:type="dxa"/>
-          </w:tcPr>
-          <w:p>
-            <w:pPr>
-              <w:jc w:val="center"/>
-            </w:pPr>
-            <w:r>
-              <w:rPr>
-                <w:rFonts w:ascii="Times New Roman" w:hAnsi="Times New Roman"/>
-                <w:sz w:val="26"/>
-              </w:rPr>
-              <w:t>6</w:t>
-            </w:r>
-          </w:p>
-        </w:tc>
-        <w:tc>
-          <w:tcPr>
-            <w:tcW w:type="dxa" w:w="5272"/>
-            <w:vAlign w:val="center"/>
-            <w:tcW w:w="5273" w:type="dxa"/>
-          </w:tcPr>
-          <w:p>
-            <w:pPr>
-              <w:spacing w:before="40" w:after="40" w:line="276" w:lineRule="auto"/>
-              <w:jc w:val="both"/>
-            </w:pPr>
-            <w:r>
-              <w:rPr>
-                <w:rFonts w:ascii="Times New Roman" w:hAnsi="Times New Roman"/>
-                <w:sz w:val="26"/>
-                <w:rFonts w:ascii="Times New Roman" w:hAnsi="Times New Roman" w:cs="Times New Roman"/>
-              </w:rPr>
-              <w:t>Kiểm tra đánh giá kết quả học tập.</w:t>
+            <w:tcW w:type="dxa" w:w="4649"/>
+            <w:tcMar>
+              <w:top w:w="80" w:type="dxa"/>
+              <w:bottom w:w="80" w:type="dxa"/>
+              <w:left w:w="100" w:type="dxa"/>
+              <w:right w:w="100" w:type="dxa"/>
+            </w:tcMar>
+          </w:tcPr>
+          <w:p>
+            <w:pPr>
+              <w:spacing w:before="40" w:after="40" w:line="276" w:lineRule="auto"/>
+              <w:jc w:val="left"/>
+            </w:pPr>
+            <w:r>
+              <w:rPr>
+                <w:rFonts w:ascii="Times New Roman" w:hAnsi="Times New Roman"/>
+                <w:sz w:val="26"/>
+              </w:rPr>
+              <w:t>Thực hành tổng hợp thông tin từ nhiều website khác nhau để trả lời câu hỏi học tập; lưu lại các địa chỉ web hữu ích.</w:t>
             </w:r>
           </w:p>
         </w:tc>
       </w:tr>
       <w:tr>
-        <w:tc>
-          <w:tcPr>
-            <w:tcW w:type="dxa" w:w="510"/>
-            <w:vAlign w:val="center"/>
-            <w:tcW w:w="510" w:type="dxa"/>
-          </w:tcPr>
-          <w:p>
-            <w:pPr>
-              <w:jc w:val="center"/>
-            </w:pPr>
-            <w:r>
-              <w:rPr>
-                <w:rFonts w:ascii="Times New Roman" w:hAnsi="Times New Roman"/>
-                <w:sz w:val="26"/>
-              </w:rPr>
-              <w:t>7</w:t>
-            </w:r>
-          </w:p>
-        </w:tc>
-        <w:tc>
-          <w:tcPr>
-            <w:tcW w:type="dxa" w:w="2154"/>
-            <w:vAlign w:val="center"/>
-            <w:tcW w:w="2154" w:type="dxa"/>
-          </w:tcPr>
-          <w:p>
-            <w:pPr>
-              <w:spacing w:before="40" w:after="40" w:line="276" w:lineRule="auto"/>
-              <w:jc w:val="both"/>
-            </w:pPr>
-            <w:r>
-              <w:rPr>
-                <w:rFonts w:ascii="Times New Roman" w:hAnsi="Times New Roman"/>
-                <w:sz w:val="26"/>
-                <w:rFonts w:ascii="Times New Roman" w:hAnsi="Times New Roman" w:cs="Times New Roman"/>
-              </w:rPr>
-              <w:t>Bài 5: Bản quyền nội dung thông tin</w:t>
-            </w:r>
-          </w:p>
-        </w:tc>
+        <w:trPr>
+          <w:cantSplit/>
+        </w:trPr>
         <w:tc>
           <w:tcPr>
             <w:tcW w:type="dxa" w:w="624"/>
-            <w:vAlign w:val="center"/>
-            <w:tcW w:w="623" w:type="dxa"/>
-          </w:tcPr>
-          <w:p>
-            <w:pPr>
-              <w:spacing w:before="40" w:after="40" w:line="276" w:lineRule="auto"/>
-              <w:jc w:val="center"/>
-            </w:pPr>
-            <w:r>
-              <w:rPr>
-                <w:rFonts w:ascii="Times New Roman" w:hAnsi="Times New Roman"/>
-                <w:sz w:val="26"/>
-                <w:rFonts w:ascii="Times New Roman" w:hAnsi="Times New Roman" w:cs="Times New Roman"/>
+            <w:tcMar>
+              <w:top w:w="80" w:type="dxa"/>
+              <w:bottom w:w="80" w:type="dxa"/>
+              <w:left w:w="100" w:type="dxa"/>
+              <w:right w:w="100" w:type="dxa"/>
+            </w:tcMar>
+          </w:tcPr>
+          <w:p>
+            <w:pPr>
+              <w:spacing w:before="40" w:after="40" w:line="276" w:lineRule="auto"/>
+              <w:jc w:val="center"/>
+            </w:pPr>
+            <w:r>
+              <w:rPr>
+                <w:rFonts w:ascii="Times New Roman" w:hAnsi="Times New Roman"/>
+                <w:sz w:val="26"/>
+              </w:rPr>
+              <w:t>5</w:t>
+            </w:r>
+          </w:p>
+        </w:tc>
+        <w:tc>
+          <w:tcPr>
+            <w:tcW w:type="dxa" w:w="3175"/>
+            <w:tcMar>
+              <w:top w:w="80" w:type="dxa"/>
+              <w:bottom w:w="80" w:type="dxa"/>
+              <w:left w:w="100" w:type="dxa"/>
+              <w:right w:w="100" w:type="dxa"/>
+            </w:tcMar>
+          </w:tcPr>
+          <w:p>
+            <w:pPr>
+              <w:spacing w:before="40" w:after="40" w:line="276" w:lineRule="auto"/>
+              <w:jc w:val="left"/>
+            </w:pPr>
+            <w:r>
+              <w:rPr>
+                <w:rFonts w:ascii="Times New Roman" w:hAnsi="Times New Roman"/>
+                <w:sz w:val="26"/>
+              </w:rPr>
+              <w:t>Bài 3: Tìm kiếm thông tin trong giải quyết vấn đề (Tiết 1)</w:t>
+            </w:r>
+          </w:p>
+        </w:tc>
+        <w:tc>
+          <w:tcPr>
+            <w:tcW w:type="dxa" w:w="907"/>
+            <w:tcMar>
+              <w:top w:w="80" w:type="dxa"/>
+              <w:bottom w:w="80" w:type="dxa"/>
+              <w:left w:w="100" w:type="dxa"/>
+              <w:right w:w="100" w:type="dxa"/>
+            </w:tcMar>
+          </w:tcPr>
+          <w:p>
+            <w:pPr>
+              <w:spacing w:before="40" w:after="40" w:line="276" w:lineRule="auto"/>
+              <w:jc w:val="center"/>
+            </w:pPr>
+            <w:r>
+              <w:rPr>
+                <w:rFonts w:ascii="Times New Roman" w:hAnsi="Times New Roman"/>
+                <w:sz w:val="26"/>
               </w:rPr>
               <w:t>1</w:t>
             </w:r>
@@ -2180,102 +2037,100 @@
         </w:tc>
         <w:tc>
           <w:tcPr>
-            <w:tcW w:type="dxa" w:w="794"/>
-            <w:vAlign w:val="center"/>
-            <w:tcW w:w="793" w:type="dxa"/>
-          </w:tcPr>
-          <w:p>
-            <w:pPr>
-              <w:jc w:val="center"/>
-            </w:pPr>
-            <w:r>
-              <w:rPr>
-                <w:rFonts w:ascii="Times New Roman" w:hAnsi="Times New Roman"/>
-                <w:sz w:val="26"/>
-              </w:rPr>
-              <w:t>7</w:t>
-            </w:r>
-          </w:p>
-        </w:tc>
-        <w:tc>
-          <w:tcPr>
-            <w:tcW w:type="dxa" w:w="5272"/>
-            <w:vAlign w:val="center"/>
-            <w:tcW w:w="5273" w:type="dxa"/>
-          </w:tcPr>
-          <w:p>
-            <w:pPr>
-              <w:spacing w:before="40" w:after="40" w:line="276" w:lineRule="auto"/>
-              <w:jc w:val="both"/>
-            </w:pPr>
-            <w:r>
-              <w:rPr>
-                <w:rFonts w:ascii="Times New Roman" w:hAnsi="Times New Roman"/>
-                <w:sz w:val="26"/>
-                <w:rFonts w:ascii="Times New Roman" w:hAnsi="Times New Roman" w:cs="Times New Roman"/>
-              </w:rPr>
-              <w:t>- Giải thích khái niệm bản quyền nội dung thông tin.  - Nhận biết vấn đề đạo đức/bảo mật, tôn trọng tính riêng tư và bản quyền.</w:t>
+            <w:tcW w:type="dxa" w:w="4649"/>
+            <w:tcMar>
+              <w:top w:w="80" w:type="dxa"/>
+              <w:bottom w:w="80" w:type="dxa"/>
+              <w:left w:w="100" w:type="dxa"/>
+              <w:right w:w="100" w:type="dxa"/>
+            </w:tcMar>
+          </w:tcPr>
+          <w:p>
+            <w:pPr>
+              <w:spacing w:before="40" w:after="40" w:line="276" w:lineRule="auto"/>
+              <w:jc w:val="left"/>
+            </w:pPr>
+            <w:r>
+              <w:rPr>
+                <w:rFonts w:ascii="Times New Roman" w:hAnsi="Times New Roman"/>
+                <w:sz w:val="26"/>
+              </w:rPr>
+              <w:t>Giải thích sự cần thiết và tầm quan trọng của thông tin trong việc đưa ra quyết định giải quyết vấn đề thực tiễn.</w:t>
             </w:r>
           </w:p>
         </w:tc>
       </w:tr>
       <w:tr>
-        <w:tc>
-          <w:tcPr>
-            <w:tcW w:type="dxa" w:w="510"/>
-            <w:vAlign w:val="center"/>
-            <w:tcW w:w="510" w:type="dxa"/>
-          </w:tcPr>
-          <w:p>
-            <w:pPr>
-              <w:jc w:val="center"/>
-            </w:pPr>
-            <w:r>
-              <w:rPr>
-                <w:rFonts w:ascii="Times New Roman" w:hAnsi="Times New Roman"/>
-                <w:sz w:val="26"/>
-              </w:rPr>
-              <w:t>8</w:t>
-            </w:r>
-          </w:p>
-        </w:tc>
-        <w:tc>
-          <w:tcPr>
-            <w:tcW w:type="dxa" w:w="2154"/>
-            <w:vAlign w:val="center"/>
-            <w:tcW w:w="2154" w:type="dxa"/>
-          </w:tcPr>
-          <w:p>
-            <w:pPr>
-              <w:spacing w:before="40" w:after="40" w:line="276" w:lineRule="auto"/>
-              <w:jc w:val="both"/>
-            </w:pPr>
-            <w:r>
-              <w:rPr>
-                <w:rFonts w:ascii="Times New Roman" w:hAnsi="Times New Roman"/>
-                <w:sz w:val="26"/>
-                <w:rFonts w:ascii="Times New Roman" w:hAnsi="Times New Roman" w:cs="Times New Roman"/>
-              </w:rPr>
-              <w:t>Bài 6: Định dạng kí tự và bố trí hình ảnh trong văn bản</w:t>
-            </w:r>
-          </w:p>
-        </w:tc>
+        <w:trPr>
+          <w:cantSplit/>
+        </w:trPr>
         <w:tc>
           <w:tcPr>
             <w:tcW w:type="dxa" w:w="624"/>
-            <w:vAlign w:val="center"/>
-            <w:tcW w:w="623" w:type="dxa"/>
-          </w:tcPr>
-          <w:p>
-            <w:pPr>
-              <w:spacing w:before="40" w:after="40" w:line="276" w:lineRule="auto"/>
-              <w:jc w:val="center"/>
-            </w:pPr>
-            <w:r>
-              <w:rPr>
-                <w:rFonts w:ascii="Times New Roman" w:hAnsi="Times New Roman"/>
-                <w:sz w:val="26"/>
-                <w:rFonts w:ascii="Times New Roman" w:hAnsi="Times New Roman" w:cs="Times New Roman"/>
+            <w:tcMar>
+              <w:top w:w="80" w:type="dxa"/>
+              <w:bottom w:w="80" w:type="dxa"/>
+              <w:left w:w="100" w:type="dxa"/>
+              <w:right w:w="100" w:type="dxa"/>
+            </w:tcMar>
+          </w:tcPr>
+          <w:p>
+            <w:pPr>
+              <w:spacing w:before="40" w:after="40" w:line="276" w:lineRule="auto"/>
+              <w:jc w:val="center"/>
+            </w:pPr>
+            <w:r>
+              <w:rPr>
+                <w:rFonts w:ascii="Times New Roman" w:hAnsi="Times New Roman"/>
+                <w:sz w:val="26"/>
+              </w:rPr>
+              <w:t>6</w:t>
+            </w:r>
+          </w:p>
+        </w:tc>
+        <w:tc>
+          <w:tcPr>
+            <w:tcW w:type="dxa" w:w="3175"/>
+            <w:tcMar>
+              <w:top w:w="80" w:type="dxa"/>
+              <w:bottom w:w="80" w:type="dxa"/>
+              <w:left w:w="100" w:type="dxa"/>
+              <w:right w:w="100" w:type="dxa"/>
+            </w:tcMar>
+          </w:tcPr>
+          <w:p>
+            <w:pPr>
+              <w:spacing w:before="40" w:after="40" w:line="276" w:lineRule="auto"/>
+              <w:jc w:val="left"/>
+            </w:pPr>
+            <w:r>
+              <w:rPr>
+                <w:rFonts w:ascii="Times New Roman" w:hAnsi="Times New Roman"/>
+                <w:sz w:val="26"/>
+              </w:rPr>
+              <w:t>Bài 3: Tìm kiếm thông tin trong giải quyết vấn đề (Tiết 2)</w:t>
+            </w:r>
+          </w:p>
+        </w:tc>
+        <w:tc>
+          <w:tcPr>
+            <w:tcW w:type="dxa" w:w="907"/>
+            <w:tcMar>
+              <w:top w:w="80" w:type="dxa"/>
+              <w:bottom w:w="80" w:type="dxa"/>
+              <w:left w:w="100" w:type="dxa"/>
+              <w:right w:w="100" w:type="dxa"/>
+            </w:tcMar>
+          </w:tcPr>
+          <w:p>
+            <w:pPr>
+              <w:spacing w:before="40" w:after="40" w:line="276" w:lineRule="auto"/>
+              <w:jc w:val="center"/>
+            </w:pPr>
+            <w:r>
+              <w:rPr>
+                <w:rFonts w:ascii="Times New Roman" w:hAnsi="Times New Roman"/>
+                <w:sz w:val="26"/>
               </w:rPr>
               <w:t>1</w:t>
             </w:r>
@@ -2283,205 +2138,132 @@
         </w:tc>
         <w:tc>
           <w:tcPr>
-            <w:tcW w:type="dxa" w:w="794"/>
-            <w:vAlign w:val="center"/>
-            <w:tcW w:w="793" w:type="dxa"/>
-          </w:tcPr>
-          <w:p>
-            <w:pPr>
-              <w:jc w:val="center"/>
-            </w:pPr>
-            <w:r>
-              <w:rPr>
-                <w:rFonts w:ascii="Times New Roman" w:hAnsi="Times New Roman"/>
-                <w:sz w:val="26"/>
-              </w:rPr>
-              <w:t>8</w:t>
-            </w:r>
-          </w:p>
-        </w:tc>
-        <w:tc>
-          <w:tcPr>
-            <w:tcW w:type="dxa" w:w="5272"/>
-            <w:vAlign w:val="center"/>
-            <w:tcW w:w="5273" w:type="dxa"/>
-          </w:tcPr>
-          <w:p>
-            <w:pPr>
-              <w:spacing w:before="40" w:after="40" w:line="276" w:lineRule="auto"/>
-              <w:jc w:val="both"/>
-            </w:pPr>
-            <w:r>
-              <w:rPr>
-                <w:rFonts w:ascii="Times New Roman" w:hAnsi="Times New Roman"/>
-                <w:sz w:val="26"/>
-                <w:rFonts w:ascii="Times New Roman" w:hAnsi="Times New Roman" w:cs="Times New Roman"/>
-              </w:rPr>
-              <w:t>- Định dạng ký tự (phông, kiểu, cỡ, màu chữ) giúp trình bày đẹp.  - Thay đổi cách bố trí hình ảnh trong văn bản (Layout Options).</w:t>
+            <w:tcW w:type="dxa" w:w="4649"/>
+            <w:tcMar>
+              <w:top w:w="80" w:type="dxa"/>
+              <w:bottom w:w="80" w:type="dxa"/>
+              <w:left w:w="100" w:type="dxa"/>
+              <w:right w:w="100" w:type="dxa"/>
+            </w:tcMar>
+          </w:tcPr>
+          <w:p>
+            <w:pPr>
+              <w:spacing w:before="40" w:after="40" w:line="276" w:lineRule="auto"/>
+              <w:jc w:val="left"/>
+            </w:pPr>
+            <w:r>
+              <w:rPr>
+                <w:rFonts w:ascii="Times New Roman" w:hAnsi="Times New Roman"/>
+                <w:sz w:val="26"/>
+              </w:rPr>
+              <w:t>Thực hành phân tích tình huống thực tế: xác định thông tin cần thu thập, lập kế hoạch tìm kiếm và đề xuất giải pháp.</w:t>
             </w:r>
           </w:p>
         </w:tc>
       </w:tr>
       <w:tr>
-        <w:tc>
-          <w:tcPr>
-            <w:tcW w:type="dxa" w:w="510"/>
-            <w:vAlign w:val="center"/>
-            <w:tcW w:w="510" w:type="dxa"/>
-          </w:tcPr>
-          <w:p>
-            <w:pPr>
-              <w:jc w:val="center"/>
-            </w:pPr>
-            <w:r>
-              <w:rPr>
-                <w:rFonts w:ascii="Times New Roman" w:hAnsi="Times New Roman"/>
-                <w:sz w:val="26"/>
-              </w:rPr>
-              <w:t>9</w:t>
-            </w:r>
-          </w:p>
-        </w:tc>
-        <w:tc>
-          <w:tcPr>
-            <w:tcW w:type="dxa" w:w="2154"/>
-            <w:vAlign w:val="center"/>
-            <w:tcW w:w="2154" w:type="dxa"/>
-          </w:tcPr>
-          <w:p>
-            <w:pPr>
-              <w:spacing w:before="40" w:after="40" w:line="276" w:lineRule="auto"/>
-              <w:jc w:val="both"/>
-            </w:pPr>
-            <w:r>
-              <w:rPr>
-                <w:rFonts w:ascii="Times New Roman" w:hAnsi="Times New Roman"/>
-                <w:sz w:val="26"/>
-                <w:rFonts w:ascii="Times New Roman" w:hAnsi="Times New Roman" w:cs="Times New Roman"/>
-              </w:rPr>
-              <w:t>Bài 7: Thực hành soạn thảo văn bản</w:t>
-            </w:r>
-          </w:p>
-        </w:tc>
-        <w:tc>
-          <w:tcPr>
-            <w:tcW w:type="dxa" w:w="624"/>
-            <w:vAlign w:val="center"/>
-            <w:tcW w:w="623" w:type="dxa"/>
-          </w:tcPr>
-          <w:p>
-            <w:pPr>
-              <w:spacing w:before="40" w:after="40" w:line="276" w:lineRule="auto"/>
-              <w:jc w:val="center"/>
-            </w:pPr>
-            <w:r>
-              <w:rPr>
-                <w:rFonts w:ascii="Times New Roman" w:hAnsi="Times New Roman"/>
-                <w:sz w:val="26"/>
-                <w:rFonts w:ascii="Times New Roman" w:hAnsi="Times New Roman" w:cs="Times New Roman"/>
-              </w:rPr>
-              <w:t>1</w:t>
-            </w:r>
-          </w:p>
-        </w:tc>
-        <w:tc>
-          <w:tcPr>
-            <w:tcW w:type="dxa" w:w="794"/>
-            <w:vAlign w:val="center"/>
-            <w:tcW w:w="793" w:type="dxa"/>
-          </w:tcPr>
-          <w:p>
-            <w:pPr>
-              <w:jc w:val="center"/>
-            </w:pPr>
-            <w:r>
-              <w:rPr>
-                <w:rFonts w:ascii="Times New Roman" w:hAnsi="Times New Roman"/>
-                <w:sz w:val="26"/>
-              </w:rPr>
-              <w:t>9</w:t>
-            </w:r>
-          </w:p>
-        </w:tc>
-        <w:tc>
-          <w:tcPr>
-            <w:tcW w:type="dxa" w:w="5272"/>
-            <w:vAlign w:val="center"/>
-            <w:tcW w:w="5273" w:type="dxa"/>
-          </w:tcPr>
-          <w:p>
-            <w:pPr>
-              <w:spacing w:before="40" w:after="40" w:line="276" w:lineRule="auto"/>
-              <w:jc w:val="both"/>
-            </w:pPr>
-            <w:r>
-              <w:rPr>
-                <w:rFonts w:ascii="Times New Roman" w:hAnsi="Times New Roman"/>
-                <w:sz w:val="26"/>
-                <w:rFonts w:ascii="Times New Roman" w:hAnsi="Times New Roman" w:cs="Times New Roman"/>
-              </w:rPr>
-              <w:t>- Thực hiện thành thạo thao tác chọn, xóa, sao chép, di chuyển đoạn văn bản.  - Đưa hình ảnh vào văn bản một cách thành thạo.</w:t>
+        <w:trPr>
+          <w:cantSplit/>
+        </w:trPr>
+        <w:tc>
+          <w:tcPr>
+            <w:tcW w:type="dxa" w:w="9308"/>
+            <w:gridSpan w:val="4"/>
+            <w:tcMar>
+              <w:top w:w="100" w:type="dxa"/>
+              <w:bottom w:w="100" w:type="dxa"/>
+              <w:left w:w="120" w:type="dxa"/>
+              <w:right w:w="120" w:type="dxa"/>
+            </w:tcMar>
+            <w:shd w:fill="F2F2F2"/>
+          </w:tcPr>
+          <w:p>
+            <w:pPr>
+              <w:spacing w:before="60" w:after="60" w:line="276" w:lineRule="auto"/>
+              <w:jc w:val="left"/>
+            </w:pPr>
+            <w:r>
+              <w:rPr>
+                <w:rFonts w:ascii="Times New Roman" w:hAnsi="Times New Roman"/>
+                <w:b/>
+                <w:sz w:val="26"/>
+              </w:rPr>
+              <w:t>Chủ đề 3: Tổ chức lưu trữ, tìm kiếm và trao đổi thông tin</w:t>
             </w:r>
           </w:p>
         </w:tc>
       </w:tr>
       <w:tr>
-        <w:tc>
-          <w:tcPr>
-            <w:tcW w:type="dxa" w:w="510"/>
-            <w:vAlign w:val="center"/>
-            <w:tcW w:w="510" w:type="dxa"/>
-          </w:tcPr>
-          <w:p>
-            <w:pPr>
-              <w:jc w:val="center"/>
-            </w:pPr>
-            <w:r>
-              <w:rPr>
-                <w:rFonts w:ascii="Times New Roman" w:hAnsi="Times New Roman"/>
-                <w:sz w:val="26"/>
-              </w:rPr>
-              <w:t>10</w:t>
-            </w:r>
-          </w:p>
-        </w:tc>
-        <w:tc>
-          <w:tcPr>
-            <w:tcW w:type="dxa" w:w="2154"/>
-            <w:vAlign w:val="center"/>
-            <w:tcW w:w="2154" w:type="dxa"/>
-          </w:tcPr>
-          <w:p>
-            <w:pPr>
-              <w:spacing w:before="40" w:after="40" w:line="276" w:lineRule="auto"/>
-              <w:jc w:val="both"/>
-            </w:pPr>
-            <w:r>
-              <w:rPr>
-                <w:rFonts w:ascii="Times New Roman" w:hAnsi="Times New Roman"/>
-                <w:sz w:val="26"/>
-                <w:rFonts w:ascii="Times New Roman" w:hAnsi="Times New Roman" w:cs="Times New Roman"/>
-              </w:rPr>
-              <w:t>Bài 8: Sản phẩm đồ họa / Sản phẩm thủ công</w:t>
-            </w:r>
-          </w:p>
-        </w:tc>
+        <w:trPr>
+          <w:cantSplit/>
+        </w:trPr>
         <w:tc>
           <w:tcPr>
             <w:tcW w:type="dxa" w:w="624"/>
-            <w:vAlign w:val="center"/>
-            <w:tcW w:w="623" w:type="dxa"/>
-          </w:tcPr>
-          <w:p>
-            <w:pPr>
-              <w:spacing w:before="40" w:after="40" w:line="276" w:lineRule="auto"/>
-              <w:jc w:val="center"/>
-            </w:pPr>
-            <w:r>
-              <w:rPr>
-                <w:rFonts w:ascii="Times New Roman" w:hAnsi="Times New Roman"/>
-                <w:sz w:val="26"/>
-                <w:rFonts w:ascii="Times New Roman" w:hAnsi="Times New Roman" w:cs="Times New Roman"/>
+            <w:tcMar>
+              <w:top w:w="80" w:type="dxa"/>
+              <w:bottom w:w="80" w:type="dxa"/>
+              <w:left w:w="100" w:type="dxa"/>
+              <w:right w:w="100" w:type="dxa"/>
+            </w:tcMar>
+          </w:tcPr>
+          <w:p>
+            <w:pPr>
+              <w:spacing w:before="40" w:after="40" w:line="276" w:lineRule="auto"/>
+              <w:jc w:val="center"/>
+            </w:pPr>
+            <w:r>
+              <w:rPr>
+                <w:rFonts w:ascii="Times New Roman" w:hAnsi="Times New Roman"/>
+                <w:sz w:val="26"/>
+              </w:rPr>
+              <w:t>7</w:t>
+            </w:r>
+          </w:p>
+        </w:tc>
+        <w:tc>
+          <w:tcPr>
+            <w:tcW w:type="dxa" w:w="3175"/>
+            <w:tcMar>
+              <w:top w:w="80" w:type="dxa"/>
+              <w:bottom w:w="80" w:type="dxa"/>
+              <w:left w:w="100" w:type="dxa"/>
+              <w:right w:w="100" w:type="dxa"/>
+            </w:tcMar>
+          </w:tcPr>
+          <w:p>
+            <w:pPr>
+              <w:spacing w:before="40" w:after="40" w:line="276" w:lineRule="auto"/>
+              <w:jc w:val="left"/>
+            </w:pPr>
+            <w:r>
+              <w:rPr>
+                <w:rFonts w:ascii="Times New Roman" w:hAnsi="Times New Roman"/>
+                <w:sz w:val="26"/>
+              </w:rPr>
+              <w:t>Bài 4: Cây thư mục (Tiết 1)</w:t>
+            </w:r>
+          </w:p>
+        </w:tc>
+        <w:tc>
+          <w:tcPr>
+            <w:tcW w:type="dxa" w:w="907"/>
+            <w:tcMar>
+              <w:top w:w="80" w:type="dxa"/>
+              <w:bottom w:w="80" w:type="dxa"/>
+              <w:left w:w="100" w:type="dxa"/>
+              <w:right w:w="100" w:type="dxa"/>
+            </w:tcMar>
+          </w:tcPr>
+          <w:p>
+            <w:pPr>
+              <w:spacing w:before="40" w:after="40" w:line="276" w:lineRule="auto"/>
+              <w:jc w:val="center"/>
+            </w:pPr>
+            <w:r>
+              <w:rPr>
+                <w:rFonts w:ascii="Times New Roman" w:hAnsi="Times New Roman"/>
+                <w:sz w:val="26"/>
               </w:rPr>
               <w:t>1</w:t>
             </w:r>
@@ -2489,102 +2271,100 @@
         </w:tc>
         <w:tc>
           <w:tcPr>
-            <w:tcW w:type="dxa" w:w="794"/>
-            <w:vAlign w:val="center"/>
-            <w:tcW w:w="793" w:type="dxa"/>
-          </w:tcPr>
-          <w:p>
-            <w:pPr>
-              <w:jc w:val="center"/>
-            </w:pPr>
-            <w:r>
-              <w:rPr>
-                <w:rFonts w:ascii="Times New Roman" w:hAnsi="Times New Roman"/>
-                <w:sz w:val="26"/>
-              </w:rPr>
-              <w:t>10</w:t>
-            </w:r>
-          </w:p>
-        </w:tc>
-        <w:tc>
-          <w:tcPr>
-            <w:tcW w:type="dxa" w:w="5272"/>
-            <w:vAlign w:val="center"/>
-            <w:tcW w:w="5273" w:type="dxa"/>
-          </w:tcPr>
-          <w:p>
-            <w:pPr>
-              <w:spacing w:before="40" w:after="40" w:line="276" w:lineRule="auto"/>
-              <w:jc w:val="both"/>
-            </w:pPr>
-            <w:r>
-              <w:rPr>
-                <w:rFonts w:ascii="Times New Roman" w:hAnsi="Times New Roman"/>
-                <w:sz w:val="26"/>
-                <w:rFonts w:ascii="Times New Roman" w:hAnsi="Times New Roman" w:cs="Times New Roman"/>
-              </w:rPr>
-              <w:t>- Bài 8A: Làm quen phần mềm đồ họa (Paint), sử dụng công cụ tạo sản phẩm.  - Bài 8B: Làm sản phẩm thủ công đơn giản theo video hướng dẫn.</w:t>
+            <w:tcW w:type="dxa" w:w="4649"/>
+            <w:tcMar>
+              <w:top w:w="80" w:type="dxa"/>
+              <w:bottom w:w="80" w:type="dxa"/>
+              <w:left w:w="100" w:type="dxa"/>
+              <w:right w:w="100" w:type="dxa"/>
+            </w:tcMar>
+          </w:tcPr>
+          <w:p>
+            <w:pPr>
+              <w:spacing w:before="40" w:after="40" w:line="276" w:lineRule="auto"/>
+              <w:jc w:val="left"/>
+            </w:pPr>
+            <w:r>
+              <w:rPr>
+                <w:rFonts w:ascii="Times New Roman" w:hAnsi="Times New Roman"/>
+                <w:sz w:val="26"/>
+              </w:rPr>
+              <w:t>Hiểu cấu trúc cây thư mục nhiều cấp; nắm vững nguyên tắc đặt tên và phân loại tệp khoa học để dễ dàng quản lý.</w:t>
             </w:r>
           </w:p>
         </w:tc>
       </w:tr>
       <w:tr>
-        <w:tc>
-          <w:tcPr>
-            <w:tcW w:type="dxa" w:w="510"/>
-            <w:vAlign w:val="center"/>
-            <w:tcW w:w="510" w:type="dxa"/>
-          </w:tcPr>
-          <w:p>
-            <w:pPr>
-              <w:jc w:val="center"/>
-            </w:pPr>
-            <w:r>
-              <w:rPr>
-                <w:rFonts w:ascii="Times New Roman" w:hAnsi="Times New Roman"/>
-                <w:sz w:val="26"/>
-              </w:rPr>
-              <w:t>11</w:t>
-            </w:r>
-          </w:p>
-        </w:tc>
-        <w:tc>
-          <w:tcPr>
-            <w:tcW w:type="dxa" w:w="2154"/>
-            <w:vAlign w:val="center"/>
-            <w:tcW w:w="2154" w:type="dxa"/>
-          </w:tcPr>
-          <w:p>
-            <w:pPr>
-              <w:spacing w:before="40" w:after="40" w:line="276" w:lineRule="auto"/>
-              <w:jc w:val="both"/>
-            </w:pPr>
-            <w:r>
-              <w:rPr>
-                <w:rFonts w:ascii="Times New Roman" w:hAnsi="Times New Roman"/>
-                <w:sz w:val="26"/>
-                <w:rFonts w:ascii="Times New Roman" w:hAnsi="Times New Roman" w:cs="Times New Roman"/>
-              </w:rPr>
-              <w:t>Ôn tập Đánh giá định kỳ 2</w:t>
-            </w:r>
-          </w:p>
-        </w:tc>
+        <w:trPr>
+          <w:cantSplit/>
+        </w:trPr>
         <w:tc>
           <w:tcPr>
             <w:tcW w:type="dxa" w:w="624"/>
-            <w:vAlign w:val="center"/>
-            <w:tcW w:w="623" w:type="dxa"/>
-          </w:tcPr>
-          <w:p>
-            <w:pPr>
-              <w:spacing w:before="40" w:after="40" w:line="276" w:lineRule="auto"/>
-              <w:jc w:val="center"/>
-            </w:pPr>
-            <w:r>
-              <w:rPr>
-                <w:rFonts w:ascii="Times New Roman" w:hAnsi="Times New Roman"/>
-                <w:sz w:val="26"/>
-                <w:rFonts w:ascii="Times New Roman" w:hAnsi="Times New Roman" w:cs="Times New Roman"/>
+            <w:tcMar>
+              <w:top w:w="80" w:type="dxa"/>
+              <w:bottom w:w="80" w:type="dxa"/>
+              <w:left w:w="100" w:type="dxa"/>
+              <w:right w:w="100" w:type="dxa"/>
+            </w:tcMar>
+          </w:tcPr>
+          <w:p>
+            <w:pPr>
+              <w:spacing w:before="40" w:after="40" w:line="276" w:lineRule="auto"/>
+              <w:jc w:val="center"/>
+            </w:pPr>
+            <w:r>
+              <w:rPr>
+                <w:rFonts w:ascii="Times New Roman" w:hAnsi="Times New Roman"/>
+                <w:sz w:val="26"/>
+              </w:rPr>
+              <w:t>8</w:t>
+            </w:r>
+          </w:p>
+        </w:tc>
+        <w:tc>
+          <w:tcPr>
+            <w:tcW w:type="dxa" w:w="3175"/>
+            <w:tcMar>
+              <w:top w:w="80" w:type="dxa"/>
+              <w:bottom w:w="80" w:type="dxa"/>
+              <w:left w:w="100" w:type="dxa"/>
+              <w:right w:w="100" w:type="dxa"/>
+            </w:tcMar>
+          </w:tcPr>
+          <w:p>
+            <w:pPr>
+              <w:spacing w:before="40" w:after="40" w:line="276" w:lineRule="auto"/>
+              <w:jc w:val="left"/>
+            </w:pPr>
+            <w:r>
+              <w:rPr>
+                <w:rFonts w:ascii="Times New Roman" w:hAnsi="Times New Roman"/>
+                <w:sz w:val="26"/>
+              </w:rPr>
+              <w:t>Bài 4: Cây thư mục (Tiết 2)</w:t>
+            </w:r>
+          </w:p>
+        </w:tc>
+        <w:tc>
+          <w:tcPr>
+            <w:tcW w:type="dxa" w:w="907"/>
+            <w:tcMar>
+              <w:top w:w="80" w:type="dxa"/>
+              <w:bottom w:w="80" w:type="dxa"/>
+              <w:left w:w="100" w:type="dxa"/>
+              <w:right w:w="100" w:type="dxa"/>
+            </w:tcMar>
+          </w:tcPr>
+          <w:p>
+            <w:pPr>
+              <w:spacing w:before="40" w:after="40" w:line="276" w:lineRule="auto"/>
+              <w:jc w:val="center"/>
+            </w:pPr>
+            <w:r>
+              <w:rPr>
+                <w:rFonts w:ascii="Times New Roman" w:hAnsi="Times New Roman"/>
+                <w:sz w:val="26"/>
               </w:rPr>
               <w:t>1</w:t>
             </w:r>
@@ -2592,102 +2372,101 @@
         </w:tc>
         <w:tc>
           <w:tcPr>
-            <w:tcW w:type="dxa" w:w="794"/>
-            <w:vAlign w:val="center"/>
-            <w:tcW w:w="793" w:type="dxa"/>
-          </w:tcPr>
-          <w:p>
-            <w:pPr>
-              <w:jc w:val="center"/>
-            </w:pPr>
-            <w:r>
-              <w:rPr>
-                <w:rFonts w:ascii="Times New Roman" w:hAnsi="Times New Roman"/>
-                <w:sz w:val="26"/>
-              </w:rPr>
-              <w:t>11</w:t>
-            </w:r>
-          </w:p>
-        </w:tc>
-        <w:tc>
-          <w:tcPr>
-            <w:tcW w:type="dxa" w:w="5272"/>
-            <w:vAlign w:val="center"/>
-            <w:tcW w:w="5273" w:type="dxa"/>
-          </w:tcPr>
-          <w:p>
-            <w:pPr>
-              <w:spacing w:before="40" w:after="40" w:line="276" w:lineRule="auto"/>
-              <w:jc w:val="both"/>
-            </w:pPr>
-            <w:r>
-              <w:rPr>
-                <w:rFonts w:ascii="Times New Roman" w:hAnsi="Times New Roman"/>
-                <w:sz w:val="26"/>
-                <w:rFonts w:ascii="Times New Roman" w:hAnsi="Times New Roman" w:cs="Times New Roman"/>
-              </w:rPr>
-              <w:t>Hệ thống hóa kiến thức chuẩn bị Đánh giá định kỳ 2.</w:t>
+            <w:tcW w:type="dxa" w:w="4649"/>
+            <w:tcMar>
+              <w:top w:w="80" w:type="dxa"/>
+              <w:bottom w:w="80" w:type="dxa"/>
+              <w:left w:w="100" w:type="dxa"/>
+              <w:right w:w="100" w:type="dxa"/>
+            </w:tcMar>
+          </w:tcPr>
+          <w:p>
+            <w:pPr>
+              <w:spacing w:before="40" w:after="40" w:line="276" w:lineRule="auto"/>
+              <w:jc w:val="left"/>
+            </w:pPr>
+            <w:r>
+              <w:rPr>
+                <w:rFonts w:ascii="Times New Roman" w:hAnsi="Times New Roman"/>
+                <w:sz w:val="26"/>
+              </w:rPr>
+              <w:t>Thực hành tạo cây thư mục nhiều cấp quản lý tài liệu học tập các môn học; di chuyển và phân loại tệp đúng vị trí.</w:t>
             </w:r>
           </w:p>
         </w:tc>
       </w:tr>
       <w:tr>
-        <w:tc>
-          <w:tcPr>
-            <w:tcW w:type="dxa" w:w="510"/>
-            <w:vAlign w:val="center"/>
-            <w:tcW w:w="510" w:type="dxa"/>
-          </w:tcPr>
-          <w:p>
-            <w:pPr>
-              <w:jc w:val="center"/>
-            </w:pPr>
-            <w:r>
-              <w:rPr>
-                <w:rFonts w:ascii="Times New Roman" w:hAnsi="Times New Roman"/>
-                <w:sz w:val="26"/>
-              </w:rPr>
-              <w:t>12</w:t>
-            </w:r>
-          </w:p>
-        </w:tc>
-        <w:tc>
-          <w:tcPr>
-            <w:tcW w:type="dxa" w:w="2154"/>
-            <w:vAlign w:val="center"/>
-            <w:tcW w:w="2154" w:type="dxa"/>
-          </w:tcPr>
-          <w:p>
-            <w:pPr>
-              <w:spacing w:before="40" w:after="40" w:line="276" w:lineRule="auto"/>
-              <w:jc w:val="both"/>
-            </w:pPr>
-            <w:r>
-              <w:rPr>
-                <w:rFonts w:ascii="Times New Roman" w:hAnsi="Times New Roman"/>
-                <w:sz w:val="26"/>
-                <w:rFonts w:ascii="Times New Roman" w:hAnsi="Times New Roman" w:cs="Times New Roman"/>
-              </w:rPr>
-              <w:t>Đánh giá định kỳ 2</w:t>
-            </w:r>
-          </w:p>
-        </w:tc>
+        <w:trPr>
+          <w:cantSplit/>
+        </w:trPr>
         <w:tc>
           <w:tcPr>
             <w:tcW w:type="dxa" w:w="624"/>
-            <w:vAlign w:val="center"/>
-            <w:tcW w:w="623" w:type="dxa"/>
-          </w:tcPr>
-          <w:p>
-            <w:pPr>
-              <w:spacing w:before="40" w:after="40" w:line="276" w:lineRule="auto"/>
-              <w:jc w:val="center"/>
-            </w:pPr>
-            <w:r>
-              <w:rPr>
-                <w:rFonts w:ascii="Times New Roman" w:hAnsi="Times New Roman"/>
-                <w:sz w:val="26"/>
-                <w:rFonts w:ascii="Times New Roman" w:hAnsi="Times New Roman" w:cs="Times New Roman"/>
+            <w:tcMar>
+              <w:top w:w="80" w:type="dxa"/>
+              <w:bottom w:w="80" w:type="dxa"/>
+              <w:left w:w="100" w:type="dxa"/>
+              <w:right w:w="100" w:type="dxa"/>
+            </w:tcMar>
+          </w:tcPr>
+          <w:p>
+            <w:pPr>
+              <w:spacing w:before="40" w:after="40" w:line="276" w:lineRule="auto"/>
+              <w:jc w:val="center"/>
+            </w:pPr>
+            <w:r>
+              <w:rPr>
+                <w:rFonts w:ascii="Times New Roman" w:hAnsi="Times New Roman"/>
+                <w:sz w:val="26"/>
+              </w:rPr>
+              <w:t>9</w:t>
+            </w:r>
+          </w:p>
+        </w:tc>
+        <w:tc>
+          <w:tcPr>
+            <w:tcW w:type="dxa" w:w="3175"/>
+            <w:tcMar>
+              <w:top w:w="80" w:type="dxa"/>
+              <w:bottom w:w="80" w:type="dxa"/>
+              <w:left w:w="100" w:type="dxa"/>
+              <w:right w:w="100" w:type="dxa"/>
+            </w:tcMar>
+          </w:tcPr>
+          <w:p>
+            <w:pPr>
+              <w:spacing w:before="40" w:after="40" w:line="276" w:lineRule="auto"/>
+              <w:jc w:val="left"/>
+            </w:pPr>
+            <w:r>
+              <w:rPr>
+                <w:rFonts w:ascii="Times New Roman" w:hAnsi="Times New Roman"/>
+                <w:b/>
+                <w:sz w:val="26"/>
+              </w:rPr>
+              <w:t>Ôn tập Đánh giá định kỳ 1</w:t>
+            </w:r>
+          </w:p>
+        </w:tc>
+        <w:tc>
+          <w:tcPr>
+            <w:tcW w:type="dxa" w:w="907"/>
+            <w:tcMar>
+              <w:top w:w="80" w:type="dxa"/>
+              <w:bottom w:w="80" w:type="dxa"/>
+              <w:left w:w="100" w:type="dxa"/>
+              <w:right w:w="100" w:type="dxa"/>
+            </w:tcMar>
+          </w:tcPr>
+          <w:p>
+            <w:pPr>
+              <w:spacing w:before="40" w:after="40" w:line="276" w:lineRule="auto"/>
+              <w:jc w:val="center"/>
+            </w:pPr>
+            <w:r>
+              <w:rPr>
+                <w:rFonts w:ascii="Times New Roman" w:hAnsi="Times New Roman"/>
+                <w:sz w:val="26"/>
               </w:rPr>
               <w:t>1</w:t>
             </w:r>
@@ -2695,102 +2474,101 @@
         </w:tc>
         <w:tc>
           <w:tcPr>
-            <w:tcW w:type="dxa" w:w="794"/>
-            <w:vAlign w:val="center"/>
-            <w:tcW w:w="793" w:type="dxa"/>
-          </w:tcPr>
-          <w:p>
-            <w:pPr>
-              <w:jc w:val="center"/>
-            </w:pPr>
-            <w:r>
-              <w:rPr>
-                <w:rFonts w:ascii="Times New Roman" w:hAnsi="Times New Roman"/>
-                <w:sz w:val="26"/>
-              </w:rPr>
-              <w:t>12</w:t>
-            </w:r>
-          </w:p>
-        </w:tc>
-        <w:tc>
-          <w:tcPr>
-            <w:tcW w:type="dxa" w:w="5272"/>
-            <w:vAlign w:val="center"/>
-            <w:tcW w:w="5273" w:type="dxa"/>
-          </w:tcPr>
-          <w:p>
-            <w:pPr>
-              <w:spacing w:before="40" w:after="40" w:line="276" w:lineRule="auto"/>
-              <w:jc w:val="both"/>
-            </w:pPr>
-            <w:r>
-              <w:rPr>
-                <w:rFonts w:ascii="Times New Roman" w:hAnsi="Times New Roman"/>
-                <w:sz w:val="26"/>
-                <w:rFonts w:ascii="Times New Roman" w:hAnsi="Times New Roman" w:cs="Times New Roman"/>
-              </w:rPr>
-              <w:t>Kiểm tra đánh giá kết quả học tập.</w:t>
+            <w:tcW w:type="dxa" w:w="4649"/>
+            <w:tcMar>
+              <w:top w:w="80" w:type="dxa"/>
+              <w:bottom w:w="80" w:type="dxa"/>
+              <w:left w:w="100" w:type="dxa"/>
+              <w:right w:w="100" w:type="dxa"/>
+            </w:tcMar>
+          </w:tcPr>
+          <w:p>
+            <w:pPr>
+              <w:spacing w:before="40" w:after="40" w:line="276" w:lineRule="auto"/>
+              <w:jc w:val="left"/>
+            </w:pPr>
+            <w:r>
+              <w:rPr>
+                <w:rFonts w:ascii="Times New Roman" w:hAnsi="Times New Roman"/>
+                <w:sz w:val="26"/>
+              </w:rPr>
+              <w:t>Hệ thống hóa kiến thức về ứng dụng máy tính, kỹ năng tìm kiếm thông tin giải quyết vấn đề và quản trị cây thư mục nhiều cấp.</w:t>
             </w:r>
           </w:p>
         </w:tc>
       </w:tr>
       <w:tr>
-        <w:tc>
-          <w:tcPr>
-            <w:tcW w:type="dxa" w:w="510"/>
-            <w:vAlign w:val="center"/>
-            <w:tcW w:w="510" w:type="dxa"/>
-          </w:tcPr>
-          <w:p>
-            <w:pPr>
-              <w:jc w:val="center"/>
-            </w:pPr>
-            <w:r>
-              <w:rPr>
-                <w:rFonts w:ascii="Times New Roman" w:hAnsi="Times New Roman"/>
-                <w:sz w:val="26"/>
-              </w:rPr>
-              <w:t>13</w:t>
-            </w:r>
-          </w:p>
-        </w:tc>
-        <w:tc>
-          <w:tcPr>
-            <w:tcW w:type="dxa" w:w="2154"/>
-            <w:vAlign w:val="center"/>
-            <w:tcW w:w="2154" w:type="dxa"/>
-          </w:tcPr>
-          <w:p>
-            <w:pPr>
-              <w:spacing w:before="40" w:after="40" w:line="276" w:lineRule="auto"/>
-              <w:jc w:val="both"/>
-            </w:pPr>
-            <w:r>
-              <w:rPr>
-                <w:rFonts w:ascii="Times New Roman" w:hAnsi="Times New Roman"/>
-                <w:sz w:val="26"/>
-                <w:rFonts w:ascii="Times New Roman" w:hAnsi="Times New Roman" w:cs="Times New Roman"/>
-              </w:rPr>
-              <w:t>Bài 11: Thực hành tạo sản phẩm số</w:t>
-            </w:r>
-          </w:p>
-        </w:tc>
+        <w:trPr>
+          <w:cantSplit/>
+        </w:trPr>
         <w:tc>
           <w:tcPr>
             <w:tcW w:type="dxa" w:w="624"/>
-            <w:vAlign w:val="center"/>
-            <w:tcW w:w="623" w:type="dxa"/>
-          </w:tcPr>
-          <w:p>
-            <w:pPr>
-              <w:spacing w:before="40" w:after="40" w:line="276" w:lineRule="auto"/>
-              <w:jc w:val="center"/>
-            </w:pPr>
-            <w:r>
-              <w:rPr>
-                <w:rFonts w:ascii="Times New Roman" w:hAnsi="Times New Roman"/>
-                <w:sz w:val="26"/>
-                <w:rFonts w:ascii="Times New Roman" w:hAnsi="Times New Roman" w:cs="Times New Roman"/>
+            <w:tcMar>
+              <w:top w:w="80" w:type="dxa"/>
+              <w:bottom w:w="80" w:type="dxa"/>
+              <w:left w:w="100" w:type="dxa"/>
+              <w:right w:w="100" w:type="dxa"/>
+            </w:tcMar>
+          </w:tcPr>
+          <w:p>
+            <w:pPr>
+              <w:spacing w:before="40" w:after="40" w:line="276" w:lineRule="auto"/>
+              <w:jc w:val="center"/>
+            </w:pPr>
+            <w:r>
+              <w:rPr>
+                <w:rFonts w:ascii="Times New Roman" w:hAnsi="Times New Roman"/>
+                <w:sz w:val="26"/>
+              </w:rPr>
+              <w:t>10</w:t>
+            </w:r>
+          </w:p>
+        </w:tc>
+        <w:tc>
+          <w:tcPr>
+            <w:tcW w:type="dxa" w:w="3175"/>
+            <w:tcMar>
+              <w:top w:w="80" w:type="dxa"/>
+              <w:bottom w:w="80" w:type="dxa"/>
+              <w:left w:w="100" w:type="dxa"/>
+              <w:right w:w="100" w:type="dxa"/>
+            </w:tcMar>
+          </w:tcPr>
+          <w:p>
+            <w:pPr>
+              <w:spacing w:before="40" w:after="40" w:line="276" w:lineRule="auto"/>
+              <w:jc w:val="left"/>
+            </w:pPr>
+            <w:r>
+              <w:rPr>
+                <w:rFonts w:ascii="Times New Roman" w:hAnsi="Times New Roman"/>
+                <w:b/>
+                <w:sz w:val="26"/>
+              </w:rPr>
+              <w:t>Đánh giá định kỳ 1</w:t>
+            </w:r>
+          </w:p>
+        </w:tc>
+        <w:tc>
+          <w:tcPr>
+            <w:tcW w:type="dxa" w:w="907"/>
+            <w:tcMar>
+              <w:top w:w="80" w:type="dxa"/>
+              <w:bottom w:w="80" w:type="dxa"/>
+              <w:left w:w="100" w:type="dxa"/>
+              <w:right w:w="100" w:type="dxa"/>
+            </w:tcMar>
+          </w:tcPr>
+          <w:p>
+            <w:pPr>
+              <w:spacing w:before="40" w:after="40" w:line="276" w:lineRule="auto"/>
+              <w:jc w:val="center"/>
+            </w:pPr>
+            <w:r>
+              <w:rPr>
+                <w:rFonts w:ascii="Times New Roman" w:hAnsi="Times New Roman"/>
+                <w:sz w:val="26"/>
               </w:rPr>
               <w:t>1</w:t>
             </w:r>
@@ -2798,205 +2576,132 @@
         </w:tc>
         <w:tc>
           <w:tcPr>
-            <w:tcW w:type="dxa" w:w="794"/>
-            <w:vAlign w:val="center"/>
-            <w:tcW w:w="793" w:type="dxa"/>
-          </w:tcPr>
-          <w:p>
-            <w:pPr>
-              <w:jc w:val="center"/>
-            </w:pPr>
-            <w:r>
-              <w:rPr>
-                <w:rFonts w:ascii="Times New Roman" w:hAnsi="Times New Roman"/>
-                <w:sz w:val="26"/>
-              </w:rPr>
-              <w:t>13</w:t>
-            </w:r>
-          </w:p>
-        </w:tc>
-        <w:tc>
-          <w:tcPr>
-            <w:tcW w:type="dxa" w:w="5272"/>
-            <w:vAlign w:val="center"/>
-            <w:tcW w:w="5273" w:type="dxa"/>
-          </w:tcPr>
-          <w:p>
-            <w:pPr>
-              <w:spacing w:before="40" w:after="40" w:line="276" w:lineRule="auto"/>
-              <w:jc w:val="both"/>
-            </w:pPr>
-            <w:r>
-              <w:rPr>
-                <w:rFonts w:ascii="Times New Roman" w:hAnsi="Times New Roman"/>
-                <w:sz w:val="26"/>
-                <w:rFonts w:ascii="Times New Roman" w:hAnsi="Times New Roman" w:cs="Times New Roman"/>
-              </w:rPr>
-              <w:t>- Bài 9A: Sử dụng phần mềm đồ họa tạo sản phẩm số.  - Bài 9B: Thực hành tạo đồ dùng gia đình theo video hướng dẫn.</w:t>
+            <w:tcW w:type="dxa" w:w="4649"/>
+            <w:tcMar>
+              <w:top w:w="80" w:type="dxa"/>
+              <w:bottom w:w="80" w:type="dxa"/>
+              <w:left w:w="100" w:type="dxa"/>
+              <w:right w:w="100" w:type="dxa"/>
+            </w:tcMar>
+          </w:tcPr>
+          <w:p>
+            <w:pPr>
+              <w:spacing w:before="40" w:after="40" w:line="276" w:lineRule="auto"/>
+              <w:jc w:val="left"/>
+            </w:pPr>
+            <w:r>
+              <w:rPr>
+                <w:rFonts w:ascii="Times New Roman" w:hAnsi="Times New Roman"/>
+                <w:sz w:val="26"/>
+              </w:rPr>
+              <w:t>Kiểm tra, đánh giá năng lực thu thập thông tin trên web và kỹ năng tổ chức hệ thống tệp tin, thư mục trên máy tính.</w:t>
             </w:r>
           </w:p>
         </w:tc>
       </w:tr>
       <w:tr>
-        <w:tc>
-          <w:tcPr>
-            <w:tcW w:type="dxa" w:w="510"/>
-            <w:vAlign w:val="center"/>
-            <w:tcW w:w="510" w:type="dxa"/>
-          </w:tcPr>
-          <w:p>
-            <w:pPr>
-              <w:jc w:val="center"/>
-            </w:pPr>
-            <w:r>
-              <w:rPr>
-                <w:rFonts w:ascii="Times New Roman" w:hAnsi="Times New Roman"/>
-                <w:sz w:val="26"/>
-              </w:rPr>
-              <w:t>14</w:t>
-            </w:r>
-          </w:p>
-        </w:tc>
-        <w:tc>
-          <w:tcPr>
-            <w:tcW w:type="dxa" w:w="2154"/>
-            <w:vAlign w:val="center"/>
-            <w:tcW w:w="2154" w:type="dxa"/>
-          </w:tcPr>
-          <w:p>
-            <w:pPr>
-              <w:spacing w:before="40" w:after="40" w:line="276" w:lineRule="auto"/>
-              <w:jc w:val="both"/>
-            </w:pPr>
-            <w:r>
-              <w:rPr>
-                <w:rFonts w:ascii="Times New Roman" w:hAnsi="Times New Roman"/>
-                <w:sz w:val="26"/>
-                <w:rFonts w:ascii="Times New Roman" w:hAnsi="Times New Roman" w:cs="Times New Roman"/>
-              </w:rPr>
-              <w:t>Bài 12: Cấu trúc tuần tự</w:t>
-            </w:r>
-          </w:p>
-        </w:tc>
-        <w:tc>
-          <w:tcPr>
-            <w:tcW w:type="dxa" w:w="624"/>
-            <w:vAlign w:val="center"/>
-            <w:tcW w:w="623" w:type="dxa"/>
-          </w:tcPr>
-          <w:p>
-            <w:pPr>
-              <w:spacing w:before="40" w:after="40" w:line="276" w:lineRule="auto"/>
-              <w:jc w:val="center"/>
-            </w:pPr>
-            <w:r>
-              <w:rPr>
-                <w:rFonts w:ascii="Times New Roman" w:hAnsi="Times New Roman"/>
-                <w:sz w:val="26"/>
-                <w:rFonts w:ascii="Times New Roman" w:hAnsi="Times New Roman" w:cs="Times New Roman"/>
-              </w:rPr>
-              <w:t>1</w:t>
-            </w:r>
-          </w:p>
-        </w:tc>
-        <w:tc>
-          <w:tcPr>
-            <w:tcW w:type="dxa" w:w="794"/>
-            <w:vAlign w:val="center"/>
-            <w:tcW w:w="793" w:type="dxa"/>
-          </w:tcPr>
-          <w:p>
-            <w:pPr>
-              <w:jc w:val="center"/>
-            </w:pPr>
-            <w:r>
-              <w:rPr>
-                <w:rFonts w:ascii="Times New Roman" w:hAnsi="Times New Roman"/>
-                <w:sz w:val="26"/>
-              </w:rPr>
-              <w:t>14</w:t>
-            </w:r>
-          </w:p>
-        </w:tc>
-        <w:tc>
-          <w:tcPr>
-            <w:tcW w:type="dxa" w:w="5272"/>
-            <w:vAlign w:val="center"/>
-            <w:tcW w:w="5273" w:type="dxa"/>
-          </w:tcPr>
-          <w:p>
-            <w:pPr>
-              <w:spacing w:before="40" w:after="40" w:line="276" w:lineRule="auto"/>
-              <w:jc w:val="both"/>
-            </w:pPr>
-            <w:r>
-              <w:rPr>
-                <w:rFonts w:ascii="Times New Roman" w:hAnsi="Times New Roman"/>
-                <w:sz w:val="26"/>
-                <w:rFonts w:ascii="Times New Roman" w:hAnsi="Times New Roman" w:cs="Times New Roman"/>
-              </w:rPr>
-              <w:t>- Nêu ví dụ cụ thể mô tả cấu trúc tuần tự.  - Sử dụng cấu trúc tuần tự trong chương trình Scratch đơn giản.</w:t>
+        <w:trPr>
+          <w:cantSplit/>
+        </w:trPr>
+        <w:tc>
+          <w:tcPr>
+            <w:tcW w:type="dxa" w:w="9308"/>
+            <w:gridSpan w:val="4"/>
+            <w:tcMar>
+              <w:top w:w="100" w:type="dxa"/>
+              <w:bottom w:w="100" w:type="dxa"/>
+              <w:left w:w="120" w:type="dxa"/>
+              <w:right w:w="120" w:type="dxa"/>
+            </w:tcMar>
+            <w:shd w:fill="F2F2F2"/>
+          </w:tcPr>
+          <w:p>
+            <w:pPr>
+              <w:spacing w:before="60" w:after="60" w:line="276" w:lineRule="auto"/>
+              <w:jc w:val="left"/>
+            </w:pPr>
+            <w:r>
+              <w:rPr>
+                <w:rFonts w:ascii="Times New Roman" w:hAnsi="Times New Roman"/>
+                <w:b/>
+                <w:sz w:val="26"/>
+              </w:rPr>
+              <w:t>Chủ đề 4: Đạo đức, pháp luật và văn hoá trong môi trường số</w:t>
             </w:r>
           </w:p>
         </w:tc>
       </w:tr>
       <w:tr>
-        <w:tc>
-          <w:tcPr>
-            <w:tcW w:type="dxa" w:w="510"/>
-            <w:vAlign w:val="center"/>
-            <w:tcW w:w="510" w:type="dxa"/>
-          </w:tcPr>
-          <w:p>
-            <w:pPr>
-              <w:jc w:val="center"/>
-            </w:pPr>
-            <w:r>
-              <w:rPr>
-                <w:rFonts w:ascii="Times New Roman" w:hAnsi="Times New Roman"/>
-                <w:sz w:val="26"/>
-              </w:rPr>
-              <w:t>15</w:t>
-            </w:r>
-          </w:p>
-        </w:tc>
-        <w:tc>
-          <w:tcPr>
-            <w:tcW w:type="dxa" w:w="2154"/>
-            <w:vAlign w:val="center"/>
-            <w:tcW w:w="2154" w:type="dxa"/>
-          </w:tcPr>
-          <w:p>
-            <w:pPr>
-              <w:spacing w:before="40" w:after="40" w:line="276" w:lineRule="auto"/>
-              <w:jc w:val="both"/>
-            </w:pPr>
-            <w:r>
-              <w:rPr>
-                <w:rFonts w:ascii="Times New Roman" w:hAnsi="Times New Roman"/>
-                <w:sz w:val="26"/>
-                <w:rFonts w:ascii="Times New Roman" w:hAnsi="Times New Roman" w:cs="Times New Roman"/>
-              </w:rPr>
-              <w:t>Bài 13: Cấu trúc lặp</w:t>
-            </w:r>
-          </w:p>
-        </w:tc>
+        <w:trPr>
+          <w:cantSplit/>
+        </w:trPr>
         <w:tc>
           <w:tcPr>
             <w:tcW w:type="dxa" w:w="624"/>
-            <w:vAlign w:val="center"/>
-            <w:tcW w:w="623" w:type="dxa"/>
-          </w:tcPr>
-          <w:p>
-            <w:pPr>
-              <w:spacing w:before="40" w:after="40" w:line="276" w:lineRule="auto"/>
-              <w:jc w:val="center"/>
-            </w:pPr>
-            <w:r>
-              <w:rPr>
-                <w:rFonts w:ascii="Times New Roman" w:hAnsi="Times New Roman"/>
-                <w:sz w:val="26"/>
-                <w:rFonts w:ascii="Times New Roman" w:hAnsi="Times New Roman" w:cs="Times New Roman"/>
+            <w:tcMar>
+              <w:top w:w="80" w:type="dxa"/>
+              <w:bottom w:w="80" w:type="dxa"/>
+              <w:left w:w="100" w:type="dxa"/>
+              <w:right w:w="100" w:type="dxa"/>
+            </w:tcMar>
+          </w:tcPr>
+          <w:p>
+            <w:pPr>
+              <w:spacing w:before="40" w:after="40" w:line="276" w:lineRule="auto"/>
+              <w:jc w:val="center"/>
+            </w:pPr>
+            <w:r>
+              <w:rPr>
+                <w:rFonts w:ascii="Times New Roman" w:hAnsi="Times New Roman"/>
+                <w:sz w:val="26"/>
+              </w:rPr>
+              <w:t>11</w:t>
+            </w:r>
+          </w:p>
+        </w:tc>
+        <w:tc>
+          <w:tcPr>
+            <w:tcW w:type="dxa" w:w="3175"/>
+            <w:tcMar>
+              <w:top w:w="80" w:type="dxa"/>
+              <w:bottom w:w="80" w:type="dxa"/>
+              <w:left w:w="100" w:type="dxa"/>
+              <w:right w:w="100" w:type="dxa"/>
+            </w:tcMar>
+          </w:tcPr>
+          <w:p>
+            <w:pPr>
+              <w:spacing w:before="40" w:after="40" w:line="276" w:lineRule="auto"/>
+              <w:jc w:val="left"/>
+            </w:pPr>
+            <w:r>
+              <w:rPr>
+                <w:rFonts w:ascii="Times New Roman" w:hAnsi="Times New Roman"/>
+                <w:sz w:val="26"/>
+              </w:rPr>
+              <w:t>Bài 5: Bản quyền nội dung thông tin (Tiết 1)</w:t>
+            </w:r>
+          </w:p>
+        </w:tc>
+        <w:tc>
+          <w:tcPr>
+            <w:tcW w:type="dxa" w:w="907"/>
+            <w:tcMar>
+              <w:top w:w="80" w:type="dxa"/>
+              <w:bottom w:w="80" w:type="dxa"/>
+              <w:left w:w="100" w:type="dxa"/>
+              <w:right w:w="100" w:type="dxa"/>
+            </w:tcMar>
+          </w:tcPr>
+          <w:p>
+            <w:pPr>
+              <w:spacing w:before="40" w:after="40" w:line="276" w:lineRule="auto"/>
+              <w:jc w:val="center"/>
+            </w:pPr>
+            <w:r>
+              <w:rPr>
+                <w:rFonts w:ascii="Times New Roman" w:hAnsi="Times New Roman"/>
+                <w:sz w:val="26"/>
               </w:rPr>
               <w:t>1</w:t>
             </w:r>
@@ -3004,102 +2709,100 @@
         </w:tc>
         <w:tc>
           <w:tcPr>
-            <w:tcW w:type="dxa" w:w="794"/>
-            <w:vAlign w:val="center"/>
-            <w:tcW w:w="793" w:type="dxa"/>
-          </w:tcPr>
-          <w:p>
-            <w:pPr>
-              <w:jc w:val="center"/>
-            </w:pPr>
-            <w:r>
-              <w:rPr>
-                <w:rFonts w:ascii="Times New Roman" w:hAnsi="Times New Roman"/>
-                <w:sz w:val="26"/>
-              </w:rPr>
-              <w:t>15</w:t>
-            </w:r>
-          </w:p>
-        </w:tc>
-        <w:tc>
-          <w:tcPr>
-            <w:tcW w:type="dxa" w:w="5272"/>
-            <w:vAlign w:val="center"/>
-            <w:tcW w:w="5273" w:type="dxa"/>
-          </w:tcPr>
-          <w:p>
-            <w:pPr>
-              <w:spacing w:before="40" w:after="40" w:line="276" w:lineRule="auto"/>
-              <w:jc w:val="both"/>
-            </w:pPr>
-            <w:r>
-              <w:rPr>
-                <w:rFonts w:ascii="Times New Roman" w:hAnsi="Times New Roman"/>
-                <w:sz w:val="26"/>
-                <w:rFonts w:ascii="Times New Roman" w:hAnsi="Times New Roman" w:cs="Times New Roman"/>
-              </w:rPr>
-              <w:t>- Nêu ví dụ mô tả cấu trúc lặp.  - Phân biệt các lệnh lặp trong Scratch (lặp số lần biết trước, lặp liên tục, lặp có điều kiện).</w:t>
+            <w:tcW w:type="dxa" w:w="4649"/>
+            <w:tcMar>
+              <w:top w:w="80" w:type="dxa"/>
+              <w:bottom w:w="80" w:type="dxa"/>
+              <w:left w:w="100" w:type="dxa"/>
+              <w:right w:w="100" w:type="dxa"/>
+            </w:tcMar>
+          </w:tcPr>
+          <w:p>
+            <w:pPr>
+              <w:spacing w:before="40" w:after="40" w:line="276" w:lineRule="auto"/>
+              <w:jc w:val="left"/>
+            </w:pPr>
+            <w:r>
+              <w:rPr>
+                <w:rFonts w:ascii="Times New Roman" w:hAnsi="Times New Roman"/>
+                <w:sz w:val="26"/>
+              </w:rPr>
+              <w:t>Hiểu khái niệm bản quyền nội dung số (văn bản, hình ảnh, âm nhạc, video); nhận biết hành vi vi phạm bản quyền.</w:t>
             </w:r>
           </w:p>
         </w:tc>
       </w:tr>
       <w:tr>
-        <w:tc>
-          <w:tcPr>
-            <w:tcW w:type="dxa" w:w="510"/>
-            <w:vAlign w:val="center"/>
-            <w:tcW w:w="510" w:type="dxa"/>
-          </w:tcPr>
-          <w:p>
-            <w:pPr>
-              <w:jc w:val="center"/>
-            </w:pPr>
-            <w:r>
-              <w:rPr>
-                <w:rFonts w:ascii="Times New Roman" w:hAnsi="Times New Roman"/>
-                <w:sz w:val="26"/>
-              </w:rPr>
-              <w:t>16</w:t>
-            </w:r>
-          </w:p>
-        </w:tc>
-        <w:tc>
-          <w:tcPr>
-            <w:tcW w:type="dxa" w:w="2154"/>
-            <w:vAlign w:val="center"/>
-            <w:tcW w:w="2154" w:type="dxa"/>
-          </w:tcPr>
-          <w:p>
-            <w:pPr>
-              <w:spacing w:before="40" w:after="40" w:line="276" w:lineRule="auto"/>
-              <w:jc w:val="both"/>
-            </w:pPr>
-            <w:r>
-              <w:rPr>
-                <w:rFonts w:ascii="Times New Roman" w:hAnsi="Times New Roman"/>
-                <w:sz w:val="26"/>
-                <w:rFonts w:ascii="Times New Roman" w:hAnsi="Times New Roman" w:cs="Times New Roman"/>
-              </w:rPr>
-              <w:t>Bài 14: Thực hành sử dụng lệnh lặp</w:t>
-            </w:r>
-          </w:p>
-        </w:tc>
+        <w:trPr>
+          <w:cantSplit/>
+        </w:trPr>
         <w:tc>
           <w:tcPr>
             <w:tcW w:type="dxa" w:w="624"/>
-            <w:vAlign w:val="center"/>
-            <w:tcW w:w="623" w:type="dxa"/>
-          </w:tcPr>
-          <w:p>
-            <w:pPr>
-              <w:spacing w:before="40" w:after="40" w:line="276" w:lineRule="auto"/>
-              <w:jc w:val="center"/>
-            </w:pPr>
-            <w:r>
-              <w:rPr>
-                <w:rFonts w:ascii="Times New Roman" w:hAnsi="Times New Roman"/>
-                <w:sz w:val="26"/>
-                <w:rFonts w:ascii="Times New Roman" w:hAnsi="Times New Roman" w:cs="Times New Roman"/>
+            <w:tcMar>
+              <w:top w:w="80" w:type="dxa"/>
+              <w:bottom w:w="80" w:type="dxa"/>
+              <w:left w:w="100" w:type="dxa"/>
+              <w:right w:w="100" w:type="dxa"/>
+            </w:tcMar>
+          </w:tcPr>
+          <w:p>
+            <w:pPr>
+              <w:spacing w:before="40" w:after="40" w:line="276" w:lineRule="auto"/>
+              <w:jc w:val="center"/>
+            </w:pPr>
+            <w:r>
+              <w:rPr>
+                <w:rFonts w:ascii="Times New Roman" w:hAnsi="Times New Roman"/>
+                <w:sz w:val="26"/>
+              </w:rPr>
+              <w:t>12</w:t>
+            </w:r>
+          </w:p>
+        </w:tc>
+        <w:tc>
+          <w:tcPr>
+            <w:tcW w:type="dxa" w:w="3175"/>
+            <w:tcMar>
+              <w:top w:w="80" w:type="dxa"/>
+              <w:bottom w:w="80" w:type="dxa"/>
+              <w:left w:w="100" w:type="dxa"/>
+              <w:right w:w="100" w:type="dxa"/>
+            </w:tcMar>
+          </w:tcPr>
+          <w:p>
+            <w:pPr>
+              <w:spacing w:before="40" w:after="40" w:line="276" w:lineRule="auto"/>
+              <w:jc w:val="left"/>
+            </w:pPr>
+            <w:r>
+              <w:rPr>
+                <w:rFonts w:ascii="Times New Roman" w:hAnsi="Times New Roman"/>
+                <w:sz w:val="26"/>
+              </w:rPr>
+              <w:t>Bài 5: Bản quyền nội dung thông tin (Tiết 2)</w:t>
+            </w:r>
+          </w:p>
+        </w:tc>
+        <w:tc>
+          <w:tcPr>
+            <w:tcW w:type="dxa" w:w="907"/>
+            <w:tcMar>
+              <w:top w:w="80" w:type="dxa"/>
+              <w:bottom w:w="80" w:type="dxa"/>
+              <w:left w:w="100" w:type="dxa"/>
+              <w:right w:w="100" w:type="dxa"/>
+            </w:tcMar>
+          </w:tcPr>
+          <w:p>
+            <w:pPr>
+              <w:spacing w:before="40" w:after="40" w:line="276" w:lineRule="auto"/>
+              <w:jc w:val="center"/>
+            </w:pPr>
+            <w:r>
+              <w:rPr>
+                <w:rFonts w:ascii="Times New Roman" w:hAnsi="Times New Roman"/>
+                <w:sz w:val="26"/>
               </w:rPr>
               <w:t>1</w:t>
             </w:r>
@@ -3107,205 +2810,132 @@
         </w:tc>
         <w:tc>
           <w:tcPr>
-            <w:tcW w:type="dxa" w:w="794"/>
-            <w:vAlign w:val="center"/>
-            <w:tcW w:w="793" w:type="dxa"/>
-          </w:tcPr>
-          <w:p>
-            <w:pPr>
-              <w:jc w:val="center"/>
-            </w:pPr>
-            <w:r>
-              <w:rPr>
-                <w:rFonts w:ascii="Times New Roman" w:hAnsi="Times New Roman"/>
-                <w:sz w:val="26"/>
-              </w:rPr>
-              <w:t>16</w:t>
-            </w:r>
-          </w:p>
-        </w:tc>
-        <w:tc>
-          <w:tcPr>
-            <w:tcW w:type="dxa" w:w="5272"/>
-            <w:vAlign w:val="center"/>
-            <w:tcW w:w="5273" w:type="dxa"/>
-          </w:tcPr>
-          <w:p>
-            <w:pPr>
-              <w:spacing w:before="40" w:after="40" w:line="276" w:lineRule="auto"/>
-              <w:jc w:val="both"/>
-            </w:pPr>
-            <w:r>
-              <w:rPr>
-                <w:rFonts w:ascii="Times New Roman" w:hAnsi="Times New Roman"/>
-                <w:sz w:val="26"/>
-                <w:rFonts w:ascii="Times New Roman" w:hAnsi="Times New Roman" w:cs="Times New Roman"/>
-              </w:rPr>
-              <w:t>- Sử dụng thuần thục lệnh lặp trong chương trình đơn giản, chạy thử chương trình.</w:t>
+            <w:tcW w:type="dxa" w:w="4649"/>
+            <w:tcMar>
+              <w:top w:w="80" w:type="dxa"/>
+              <w:bottom w:w="80" w:type="dxa"/>
+              <w:left w:w="100" w:type="dxa"/>
+              <w:right w:w="100" w:type="dxa"/>
+            </w:tcMar>
+          </w:tcPr>
+          <w:p>
+            <w:pPr>
+              <w:spacing w:before="40" w:after="40" w:line="276" w:lineRule="auto"/>
+              <w:jc w:val="left"/>
+            </w:pPr>
+            <w:r>
+              <w:rPr>
+                <w:rFonts w:ascii="Times New Roman" w:hAnsi="Times New Roman"/>
+                <w:sz w:val="26"/>
+              </w:rPr>
+              <w:t>Thực hành tìm kiếm và sử dụng hình ảnh, tài liệu có bản quyền mở (Creative Commons); ghi rõ nguồn tác giả khi trích dẫn.</w:t>
             </w:r>
           </w:p>
         </w:tc>
       </w:tr>
       <w:tr>
-        <w:tc>
-          <w:tcPr>
-            <w:tcW w:type="dxa" w:w="510"/>
-            <w:vAlign w:val="center"/>
-            <w:tcW w:w="510" w:type="dxa"/>
-          </w:tcPr>
-          <w:p>
-            <w:pPr>
-              <w:jc w:val="center"/>
-            </w:pPr>
-            <w:r>
-              <w:rPr>
-                <w:rFonts w:ascii="Times New Roman" w:hAnsi="Times New Roman"/>
-                <w:sz w:val="26"/>
-              </w:rPr>
-              <w:t>17</w:t>
-            </w:r>
-          </w:p>
-        </w:tc>
-        <w:tc>
-          <w:tcPr>
-            <w:tcW w:type="dxa" w:w="2154"/>
-            <w:vAlign w:val="center"/>
-            <w:tcW w:w="2154" w:type="dxa"/>
-          </w:tcPr>
-          <w:p>
-            <w:pPr>
-              <w:spacing w:before="40" w:after="40" w:line="276" w:lineRule="auto"/>
-              <w:jc w:val="both"/>
-            </w:pPr>
-            <w:r>
-              <w:rPr>
-                <w:rFonts w:ascii="Times New Roman" w:hAnsi="Times New Roman"/>
-                <w:sz w:val="26"/>
-                <w:rFonts w:ascii="Times New Roman" w:hAnsi="Times New Roman" w:cs="Times New Roman"/>
-              </w:rPr>
-              <w:t>Ôn tập Đánh giá định kỳ 3</w:t>
-            </w:r>
-          </w:p>
-        </w:tc>
-        <w:tc>
-          <w:tcPr>
-            <w:tcW w:type="dxa" w:w="624"/>
-            <w:vAlign w:val="center"/>
-            <w:tcW w:w="623" w:type="dxa"/>
-          </w:tcPr>
-          <w:p>
-            <w:pPr>
-              <w:spacing w:before="40" w:after="40" w:line="276" w:lineRule="auto"/>
-              <w:jc w:val="center"/>
-            </w:pPr>
-            <w:r>
-              <w:rPr>
-                <w:rFonts w:ascii="Times New Roman" w:hAnsi="Times New Roman"/>
-                <w:sz w:val="26"/>
-                <w:rFonts w:ascii="Times New Roman" w:hAnsi="Times New Roman" w:cs="Times New Roman"/>
-              </w:rPr>
-              <w:t>1</w:t>
-            </w:r>
-          </w:p>
-        </w:tc>
-        <w:tc>
-          <w:tcPr>
-            <w:tcW w:type="dxa" w:w="794"/>
-            <w:vAlign w:val="center"/>
-            <w:tcW w:w="793" w:type="dxa"/>
-          </w:tcPr>
-          <w:p>
-            <w:pPr>
-              <w:jc w:val="center"/>
-            </w:pPr>
-            <w:r>
-              <w:rPr>
-                <w:rFonts w:ascii="Times New Roman" w:hAnsi="Times New Roman"/>
-                <w:sz w:val="26"/>
-              </w:rPr>
-              <w:t>17</w:t>
-            </w:r>
-          </w:p>
-        </w:tc>
-        <w:tc>
-          <w:tcPr>
-            <w:tcW w:type="dxa" w:w="5272"/>
-            <w:vAlign w:val="center"/>
-            <w:tcW w:w="5273" w:type="dxa"/>
-          </w:tcPr>
-          <w:p>
-            <w:pPr>
-              <w:spacing w:before="40" w:after="40" w:line="276" w:lineRule="auto"/>
-              <w:jc w:val="both"/>
-            </w:pPr>
-            <w:r>
-              <w:rPr>
-                <w:rFonts w:ascii="Times New Roman" w:hAnsi="Times New Roman"/>
-                <w:sz w:val="26"/>
-                <w:rFonts w:ascii="Times New Roman" w:hAnsi="Times New Roman" w:cs="Times New Roman"/>
-              </w:rPr>
-              <w:t>Hệ thống hóa kiến thức chuẩn bị Đánh giá định kỳ 3.</w:t>
+        <w:trPr>
+          <w:cantSplit/>
+        </w:trPr>
+        <w:tc>
+          <w:tcPr>
+            <w:tcW w:type="dxa" w:w="9308"/>
+            <w:gridSpan w:val="4"/>
+            <w:tcMar>
+              <w:top w:w="100" w:type="dxa"/>
+              <w:bottom w:w="100" w:type="dxa"/>
+              <w:left w:w="120" w:type="dxa"/>
+              <w:right w:w="120" w:type="dxa"/>
+            </w:tcMar>
+            <w:shd w:fill="F2F2F2"/>
+          </w:tcPr>
+          <w:p>
+            <w:pPr>
+              <w:spacing w:before="60" w:after="60" w:line="276" w:lineRule="auto"/>
+              <w:jc w:val="left"/>
+            </w:pPr>
+            <w:r>
+              <w:rPr>
+                <w:rFonts w:ascii="Times New Roman" w:hAnsi="Times New Roman"/>
+                <w:b/>
+                <w:sz w:val="26"/>
+              </w:rPr>
+              <w:t>Chủ đề 5: Ứng dụng tin học</w:t>
             </w:r>
           </w:p>
         </w:tc>
       </w:tr>
       <w:tr>
-        <w:tc>
-          <w:tcPr>
-            <w:tcW w:type="dxa" w:w="510"/>
-            <w:vAlign w:val="center"/>
-            <w:tcW w:w="510" w:type="dxa"/>
-          </w:tcPr>
-          <w:p>
-            <w:pPr>
-              <w:jc w:val="center"/>
-            </w:pPr>
-            <w:r>
-              <w:rPr>
-                <w:rFonts w:ascii="Times New Roman" w:hAnsi="Times New Roman"/>
-                <w:sz w:val="26"/>
-              </w:rPr>
-              <w:t>18</w:t>
-            </w:r>
-          </w:p>
-        </w:tc>
-        <w:tc>
-          <w:tcPr>
-            <w:tcW w:type="dxa" w:w="2154"/>
-            <w:vAlign w:val="center"/>
-            <w:tcW w:w="2154" w:type="dxa"/>
-          </w:tcPr>
-          <w:p>
-            <w:pPr>
-              <w:spacing w:before="40" w:after="40" w:line="276" w:lineRule="auto"/>
-              <w:jc w:val="both"/>
-            </w:pPr>
-            <w:r>
-              <w:rPr>
-                <w:rFonts w:ascii="Times New Roman" w:hAnsi="Times New Roman"/>
-                <w:sz w:val="26"/>
-                <w:rFonts w:ascii="Times New Roman" w:hAnsi="Times New Roman" w:cs="Times New Roman"/>
-              </w:rPr>
-              <w:t>Đánh giá định kỳ 3</w:t>
-            </w:r>
-          </w:p>
-        </w:tc>
+        <w:trPr>
+          <w:cantSplit/>
+        </w:trPr>
         <w:tc>
           <w:tcPr>
             <w:tcW w:type="dxa" w:w="624"/>
-            <w:vAlign w:val="center"/>
-            <w:tcW w:w="623" w:type="dxa"/>
-          </w:tcPr>
-          <w:p>
-            <w:pPr>
-              <w:spacing w:before="40" w:after="40" w:line="276" w:lineRule="auto"/>
-              <w:jc w:val="center"/>
-            </w:pPr>
-            <w:r>
-              <w:rPr>
-                <w:rFonts w:ascii="Times New Roman" w:hAnsi="Times New Roman"/>
-                <w:sz w:val="26"/>
-                <w:rFonts w:ascii="Times New Roman" w:hAnsi="Times New Roman" w:cs="Times New Roman"/>
+            <w:tcMar>
+              <w:top w:w="80" w:type="dxa"/>
+              <w:bottom w:w="80" w:type="dxa"/>
+              <w:left w:w="100" w:type="dxa"/>
+              <w:right w:w="100" w:type="dxa"/>
+            </w:tcMar>
+          </w:tcPr>
+          <w:p>
+            <w:pPr>
+              <w:spacing w:before="40" w:after="40" w:line="276" w:lineRule="auto"/>
+              <w:jc w:val="center"/>
+            </w:pPr>
+            <w:r>
+              <w:rPr>
+                <w:rFonts w:ascii="Times New Roman" w:hAnsi="Times New Roman"/>
+                <w:sz w:val="26"/>
+              </w:rPr>
+              <w:t>13</w:t>
+            </w:r>
+          </w:p>
+        </w:tc>
+        <w:tc>
+          <w:tcPr>
+            <w:tcW w:type="dxa" w:w="3175"/>
+            <w:tcMar>
+              <w:top w:w="80" w:type="dxa"/>
+              <w:bottom w:w="80" w:type="dxa"/>
+              <w:left w:w="100" w:type="dxa"/>
+              <w:right w:w="100" w:type="dxa"/>
+            </w:tcMar>
+          </w:tcPr>
+          <w:p>
+            <w:pPr>
+              <w:spacing w:before="40" w:after="40" w:line="276" w:lineRule="auto"/>
+              <w:jc w:val="left"/>
+            </w:pPr>
+            <w:r>
+              <w:rPr>
+                <w:rFonts w:ascii="Times New Roman" w:hAnsi="Times New Roman"/>
+                <w:sz w:val="26"/>
+              </w:rPr>
+              <w:t>Bài 6: Định dạng kí tự và bố trí hình ảnh trong văn bản (Tiết 1)</w:t>
+            </w:r>
+          </w:p>
+        </w:tc>
+        <w:tc>
+          <w:tcPr>
+            <w:tcW w:type="dxa" w:w="907"/>
+            <w:tcMar>
+              <w:top w:w="80" w:type="dxa"/>
+              <w:bottom w:w="80" w:type="dxa"/>
+              <w:left w:w="100" w:type="dxa"/>
+              <w:right w:w="100" w:type="dxa"/>
+            </w:tcMar>
+          </w:tcPr>
+          <w:p>
+            <w:pPr>
+              <w:spacing w:before="40" w:after="40" w:line="276" w:lineRule="auto"/>
+              <w:jc w:val="center"/>
+            </w:pPr>
+            <w:r>
+              <w:rPr>
+                <w:rFonts w:ascii="Times New Roman" w:hAnsi="Times New Roman"/>
+                <w:sz w:val="26"/>
               </w:rPr>
               <w:t>1</w:t>
             </w:r>
@@ -3313,102 +2943,100 @@
         </w:tc>
         <w:tc>
           <w:tcPr>
-            <w:tcW w:type="dxa" w:w="794"/>
-            <w:vAlign w:val="center"/>
-            <w:tcW w:w="793" w:type="dxa"/>
-          </w:tcPr>
-          <w:p>
-            <w:pPr>
-              <w:jc w:val="center"/>
-            </w:pPr>
-            <w:r>
-              <w:rPr>
-                <w:rFonts w:ascii="Times New Roman" w:hAnsi="Times New Roman"/>
-                <w:sz w:val="26"/>
-              </w:rPr>
-              <w:t>18</w:t>
-            </w:r>
-          </w:p>
-        </w:tc>
-        <w:tc>
-          <w:tcPr>
-            <w:tcW w:type="dxa" w:w="5272"/>
-            <w:vAlign w:val="center"/>
-            <w:tcW w:w="5273" w:type="dxa"/>
-          </w:tcPr>
-          <w:p>
-            <w:pPr>
-              <w:spacing w:before="40" w:after="40" w:line="276" w:lineRule="auto"/>
-              <w:jc w:val="both"/>
-            </w:pPr>
-            <w:r>
-              <w:rPr>
-                <w:rFonts w:ascii="Times New Roman" w:hAnsi="Times New Roman"/>
-                <w:sz w:val="26"/>
-                <w:rFonts w:ascii="Times New Roman" w:hAnsi="Times New Roman" w:cs="Times New Roman"/>
-              </w:rPr>
-              <w:t>Kiểm tra đánh giá kết quả học tập.</w:t>
+            <w:tcW w:type="dxa" w:w="4649"/>
+            <w:tcMar>
+              <w:top w:w="80" w:type="dxa"/>
+              <w:bottom w:w="80" w:type="dxa"/>
+              <w:left w:w="100" w:type="dxa"/>
+              <w:right w:w="100" w:type="dxa"/>
+            </w:tcMar>
+          </w:tcPr>
+          <w:p>
+            <w:pPr>
+              <w:spacing w:before="40" w:after="40" w:line="276" w:lineRule="auto"/>
+              <w:jc w:val="left"/>
+            </w:pPr>
+            <w:r>
+              <w:rPr>
+                <w:rFonts w:ascii="Times New Roman" w:hAnsi="Times New Roman"/>
+                <w:sz w:val="26"/>
+              </w:rPr>
+              <w:t>Nắm vững kỹ thuật chèn hình ảnh vào văn bản và các kiểu bố trí hình ảnh so với dòng chữ (In Line, Square, Tight).</w:t>
             </w:r>
           </w:p>
         </w:tc>
       </w:tr>
       <w:tr>
-        <w:tc>
-          <w:tcPr>
-            <w:tcW w:type="dxa" w:w="510"/>
-            <w:vAlign w:val="center"/>
-            <w:tcW w:w="510" w:type="dxa"/>
-          </w:tcPr>
-          <w:p>
-            <w:pPr>
-              <w:jc w:val="center"/>
-            </w:pPr>
-            <w:r>
-              <w:rPr>
-                <w:rFonts w:ascii="Times New Roman" w:hAnsi="Times New Roman"/>
-                <w:sz w:val="26"/>
-              </w:rPr>
-              <w:t>19</w:t>
-            </w:r>
-          </w:p>
-        </w:tc>
-        <w:tc>
-          <w:tcPr>
-            <w:tcW w:type="dxa" w:w="2154"/>
-            <w:vAlign w:val="center"/>
-            <w:tcW w:w="2154" w:type="dxa"/>
-          </w:tcPr>
-          <w:p>
-            <w:pPr>
-              <w:spacing w:before="40" w:after="40" w:line="276" w:lineRule="auto"/>
-              <w:jc w:val="both"/>
-            </w:pPr>
-            <w:r>
-              <w:rPr>
-                <w:rFonts w:ascii="Times New Roman" w:hAnsi="Times New Roman"/>
-                <w:sz w:val="26"/>
-                <w:rFonts w:ascii="Times New Roman" w:hAnsi="Times New Roman" w:cs="Times New Roman"/>
-              </w:rPr>
-              <w:t>Bài 15: Cấu trúc rẽ nhánh</w:t>
-            </w:r>
-          </w:p>
-        </w:tc>
+        <w:trPr>
+          <w:cantSplit/>
+        </w:trPr>
         <w:tc>
           <w:tcPr>
             <w:tcW w:type="dxa" w:w="624"/>
-            <w:vAlign w:val="center"/>
-            <w:tcW w:w="623" w:type="dxa"/>
-          </w:tcPr>
-          <w:p>
-            <w:pPr>
-              <w:spacing w:before="40" w:after="40" w:line="276" w:lineRule="auto"/>
-              <w:jc w:val="center"/>
-            </w:pPr>
-            <w:r>
-              <w:rPr>
-                <w:rFonts w:ascii="Times New Roman" w:hAnsi="Times New Roman"/>
-                <w:sz w:val="26"/>
-                <w:rFonts w:ascii="Times New Roman" w:hAnsi="Times New Roman" w:cs="Times New Roman"/>
+            <w:tcMar>
+              <w:top w:w="80" w:type="dxa"/>
+              <w:bottom w:w="80" w:type="dxa"/>
+              <w:left w:w="100" w:type="dxa"/>
+              <w:right w:w="100" w:type="dxa"/>
+            </w:tcMar>
+          </w:tcPr>
+          <w:p>
+            <w:pPr>
+              <w:spacing w:before="40" w:after="40" w:line="276" w:lineRule="auto"/>
+              <w:jc w:val="center"/>
+            </w:pPr>
+            <w:r>
+              <w:rPr>
+                <w:rFonts w:ascii="Times New Roman" w:hAnsi="Times New Roman"/>
+                <w:sz w:val="26"/>
+              </w:rPr>
+              <w:t>14</w:t>
+            </w:r>
+          </w:p>
+        </w:tc>
+        <w:tc>
+          <w:tcPr>
+            <w:tcW w:type="dxa" w:w="3175"/>
+            <w:tcMar>
+              <w:top w:w="80" w:type="dxa"/>
+              <w:bottom w:w="80" w:type="dxa"/>
+              <w:left w:w="100" w:type="dxa"/>
+              <w:right w:w="100" w:type="dxa"/>
+            </w:tcMar>
+          </w:tcPr>
+          <w:p>
+            <w:pPr>
+              <w:spacing w:before="40" w:after="40" w:line="276" w:lineRule="auto"/>
+              <w:jc w:val="left"/>
+            </w:pPr>
+            <w:r>
+              <w:rPr>
+                <w:rFonts w:ascii="Times New Roman" w:hAnsi="Times New Roman"/>
+                <w:sz w:val="26"/>
+              </w:rPr>
+              <w:t>Bài 6: Định dạng kí tự và bố trí hình ảnh trong văn bản (Tiết 2)</w:t>
+            </w:r>
+          </w:p>
+        </w:tc>
+        <w:tc>
+          <w:tcPr>
+            <w:tcW w:type="dxa" w:w="907"/>
+            <w:tcMar>
+              <w:top w:w="80" w:type="dxa"/>
+              <w:bottom w:w="80" w:type="dxa"/>
+              <w:left w:w="100" w:type="dxa"/>
+              <w:right w:w="100" w:type="dxa"/>
+            </w:tcMar>
+          </w:tcPr>
+          <w:p>
+            <w:pPr>
+              <w:spacing w:before="40" w:after="40" w:line="276" w:lineRule="auto"/>
+              <w:jc w:val="center"/>
+            </w:pPr>
+            <w:r>
+              <w:rPr>
+                <w:rFonts w:ascii="Times New Roman" w:hAnsi="Times New Roman"/>
+                <w:sz w:val="26"/>
               </w:rPr>
               <w:t>1</w:t>
             </w:r>
@@ -3416,102 +3044,100 @@
         </w:tc>
         <w:tc>
           <w:tcPr>
-            <w:tcW w:type="dxa" w:w="794"/>
-            <w:vAlign w:val="center"/>
-            <w:tcW w:w="793" w:type="dxa"/>
-          </w:tcPr>
-          <w:p>
-            <w:pPr>
-              <w:jc w:val="center"/>
-            </w:pPr>
-            <w:r>
-              <w:rPr>
-                <w:rFonts w:ascii="Times New Roman" w:hAnsi="Times New Roman"/>
-                <w:sz w:val="26"/>
-              </w:rPr>
-              <w:t>19</w:t>
-            </w:r>
-          </w:p>
-        </w:tc>
-        <w:tc>
-          <w:tcPr>
-            <w:tcW w:type="dxa" w:w="5272"/>
-            <w:vAlign w:val="center"/>
-            <w:tcW w:w="5273" w:type="dxa"/>
-          </w:tcPr>
-          <w:p>
-            <w:pPr>
-              <w:spacing w:before="40" w:after="40" w:line="276" w:lineRule="auto"/>
-              <w:jc w:val="both"/>
-            </w:pPr>
-            <w:r>
-              <w:rPr>
-                <w:rFonts w:ascii="Times New Roman" w:hAnsi="Times New Roman"/>
-                <w:sz w:val="26"/>
-                <w:rFonts w:ascii="Times New Roman" w:hAnsi="Times New Roman" w:cs="Times New Roman"/>
-              </w:rPr>
-              <w:t>- Nêu ví dụ mô tả cấu trúc rẽ nhánh dạng thiếu và dạng đủ.  - Sử dụng lệnh rẽ nhánh (nếu... thì, nếu... thì... nếu không thì) trong Scratch.</w:t>
+            <w:tcW w:type="dxa" w:w="4649"/>
+            <w:tcMar>
+              <w:top w:w="80" w:type="dxa"/>
+              <w:bottom w:w="80" w:type="dxa"/>
+              <w:left w:w="100" w:type="dxa"/>
+              <w:right w:w="100" w:type="dxa"/>
+            </w:tcMar>
+          </w:tcPr>
+          <w:p>
+            <w:pPr>
+              <w:spacing w:before="40" w:after="40" w:line="276" w:lineRule="auto"/>
+              <w:jc w:val="left"/>
+            </w:pPr>
+            <w:r>
+              <w:rPr>
+                <w:rFonts w:ascii="Times New Roman" w:hAnsi="Times New Roman"/>
+                <w:sz w:val="26"/>
+              </w:rPr>
+              <w:t>Thực hành chèn tranh ảnh minh họa, chỉnh sửa kích thước, vị trí và định dạng khung viền ảnh hài hòa với nội dung văn bản.</w:t>
             </w:r>
           </w:p>
         </w:tc>
       </w:tr>
       <w:tr>
-        <w:tc>
-          <w:tcPr>
-            <w:tcW w:type="dxa" w:w="510"/>
-            <w:vAlign w:val="center"/>
-            <w:tcW w:w="510" w:type="dxa"/>
-          </w:tcPr>
-          <w:p>
-            <w:pPr>
-              <w:jc w:val="center"/>
-            </w:pPr>
-            <w:r>
-              <w:rPr>
-                <w:rFonts w:ascii="Times New Roman" w:hAnsi="Times New Roman"/>
-                <w:sz w:val="26"/>
-              </w:rPr>
-              <w:t>20</w:t>
-            </w:r>
-          </w:p>
-        </w:tc>
-        <w:tc>
-          <w:tcPr>
-            <w:tcW w:type="dxa" w:w="2154"/>
-            <w:vAlign w:val="center"/>
-            <w:tcW w:w="2154" w:type="dxa"/>
-          </w:tcPr>
-          <w:p>
-            <w:pPr>
-              <w:spacing w:before="40" w:after="40" w:line="276" w:lineRule="auto"/>
-              <w:jc w:val="both"/>
-            </w:pPr>
-            <w:r>
-              <w:rPr>
-                <w:rFonts w:ascii="Times New Roman" w:hAnsi="Times New Roman"/>
-                <w:sz w:val="26"/>
-                <w:rFonts w:ascii="Times New Roman" w:hAnsi="Times New Roman" w:cs="Times New Roman"/>
-              </w:rPr>
-              <w:t>Bài 16: Sử dụng biến trong chương trình</w:t>
-            </w:r>
-          </w:p>
-        </w:tc>
+        <w:trPr>
+          <w:cantSplit/>
+        </w:trPr>
         <w:tc>
           <w:tcPr>
             <w:tcW w:type="dxa" w:w="624"/>
-            <w:vAlign w:val="center"/>
-            <w:tcW w:w="623" w:type="dxa"/>
-          </w:tcPr>
-          <w:p>
-            <w:pPr>
-              <w:spacing w:before="40" w:after="40" w:line="276" w:lineRule="auto"/>
-              <w:jc w:val="center"/>
-            </w:pPr>
-            <w:r>
-              <w:rPr>
-                <w:rFonts w:ascii="Times New Roman" w:hAnsi="Times New Roman"/>
-                <w:sz w:val="26"/>
-                <w:rFonts w:ascii="Times New Roman" w:hAnsi="Times New Roman" w:cs="Times New Roman"/>
+            <w:tcMar>
+              <w:top w:w="80" w:type="dxa"/>
+              <w:bottom w:w="80" w:type="dxa"/>
+              <w:left w:w="100" w:type="dxa"/>
+              <w:right w:w="100" w:type="dxa"/>
+            </w:tcMar>
+          </w:tcPr>
+          <w:p>
+            <w:pPr>
+              <w:spacing w:before="40" w:after="40" w:line="276" w:lineRule="auto"/>
+              <w:jc w:val="center"/>
+            </w:pPr>
+            <w:r>
+              <w:rPr>
+                <w:rFonts w:ascii="Times New Roman" w:hAnsi="Times New Roman"/>
+                <w:sz w:val="26"/>
+              </w:rPr>
+              <w:t>15</w:t>
+            </w:r>
+          </w:p>
+        </w:tc>
+        <w:tc>
+          <w:tcPr>
+            <w:tcW w:type="dxa" w:w="3175"/>
+            <w:tcMar>
+              <w:top w:w="80" w:type="dxa"/>
+              <w:bottom w:w="80" w:type="dxa"/>
+              <w:left w:w="100" w:type="dxa"/>
+              <w:right w:w="100" w:type="dxa"/>
+            </w:tcMar>
+          </w:tcPr>
+          <w:p>
+            <w:pPr>
+              <w:spacing w:before="40" w:after="40" w:line="276" w:lineRule="auto"/>
+              <w:jc w:val="left"/>
+            </w:pPr>
+            <w:r>
+              <w:rPr>
+                <w:rFonts w:ascii="Times New Roman" w:hAnsi="Times New Roman"/>
+                <w:sz w:val="26"/>
+              </w:rPr>
+              <w:t>Bài 7: Thực hành soạn thảo văn bản (Tiết 1)</w:t>
+            </w:r>
+          </w:p>
+        </w:tc>
+        <w:tc>
+          <w:tcPr>
+            <w:tcW w:type="dxa" w:w="907"/>
+            <w:tcMar>
+              <w:top w:w="80" w:type="dxa"/>
+              <w:bottom w:w="80" w:type="dxa"/>
+              <w:left w:w="100" w:type="dxa"/>
+              <w:right w:w="100" w:type="dxa"/>
+            </w:tcMar>
+          </w:tcPr>
+          <w:p>
+            <w:pPr>
+              <w:spacing w:before="40" w:after="40" w:line="276" w:lineRule="auto"/>
+              <w:jc w:val="center"/>
+            </w:pPr>
+            <w:r>
+              <w:rPr>
+                <w:rFonts w:ascii="Times New Roman" w:hAnsi="Times New Roman"/>
+                <w:sz w:val="26"/>
               </w:rPr>
               <w:t>1</w:t>
             </w:r>
@@ -3519,102 +3145,100 @@
         </w:tc>
         <w:tc>
           <w:tcPr>
-            <w:tcW w:type="dxa" w:w="794"/>
-            <w:vAlign w:val="center"/>
-            <w:tcW w:w="793" w:type="dxa"/>
-          </w:tcPr>
-          <w:p>
-            <w:pPr>
-              <w:jc w:val="center"/>
-            </w:pPr>
-            <w:r>
-              <w:rPr>
-                <w:rFonts w:ascii="Times New Roman" w:hAnsi="Times New Roman"/>
-                <w:sz w:val="26"/>
-              </w:rPr>
-              <w:t>20</w:t>
-            </w:r>
-          </w:p>
-        </w:tc>
-        <w:tc>
-          <w:tcPr>
-            <w:tcW w:type="dxa" w:w="5272"/>
-            <w:vAlign w:val="center"/>
-            <w:tcW w:w="5273" w:type="dxa"/>
-          </w:tcPr>
-          <w:p>
-            <w:pPr>
-              <w:spacing w:before="40" w:after="40" w:line="276" w:lineRule="auto"/>
-              <w:jc w:val="both"/>
-            </w:pPr>
-            <w:r>
-              <w:rPr>
-                <w:rFonts w:ascii="Times New Roman" w:hAnsi="Times New Roman"/>
-                <w:sz w:val="26"/>
-                <w:rFonts w:ascii="Times New Roman" w:hAnsi="Times New Roman" w:cs="Times New Roman"/>
-              </w:rPr>
-              <w:t>- Hiểu khái niệm biến nhớ, sử dụng biến trả lời và biến tự tạo trong Scratch.</w:t>
+            <w:tcW w:type="dxa" w:w="4649"/>
+            <w:tcMar>
+              <w:top w:w="80" w:type="dxa"/>
+              <w:bottom w:w="80" w:type="dxa"/>
+              <w:left w:w="100" w:type="dxa"/>
+              <w:right w:w="100" w:type="dxa"/>
+            </w:tcMar>
+          </w:tcPr>
+          <w:p>
+            <w:pPr>
+              <w:spacing w:before="40" w:after="40" w:line="276" w:lineRule="auto"/>
+              <w:jc w:val="left"/>
+            </w:pPr>
+            <w:r>
+              <w:rPr>
+                <w:rFonts w:ascii="Times New Roman" w:hAnsi="Times New Roman"/>
+                <w:sz w:val="26"/>
+              </w:rPr>
+              <w:t>Vận dụng tổng hợp các kỹ năng định dạng ký tự, định dạng đoạn văn, tạo danh sách liệt kê và chèn hình ảnh minh họa.</w:t>
             </w:r>
           </w:p>
         </w:tc>
       </w:tr>
       <w:tr>
-        <w:tc>
-          <w:tcPr>
-            <w:tcW w:type="dxa" w:w="510"/>
-            <w:vAlign w:val="center"/>
-            <w:tcW w:w="510" w:type="dxa"/>
-          </w:tcPr>
-          <w:p>
-            <w:pPr>
-              <w:jc w:val="center"/>
-            </w:pPr>
-            <w:r>
-              <w:rPr>
-                <w:rFonts w:ascii="Times New Roman" w:hAnsi="Times New Roman"/>
-                <w:sz w:val="26"/>
-              </w:rPr>
-              <w:t>21</w:t>
-            </w:r>
-          </w:p>
-        </w:tc>
-        <w:tc>
-          <w:tcPr>
-            <w:tcW w:type="dxa" w:w="2154"/>
-            <w:vAlign w:val="center"/>
-            <w:tcW w:w="2154" w:type="dxa"/>
-          </w:tcPr>
-          <w:p>
-            <w:pPr>
-              <w:spacing w:before="40" w:after="40" w:line="276" w:lineRule="auto"/>
-              <w:jc w:val="both"/>
-            </w:pPr>
-            <w:r>
-              <w:rPr>
-                <w:rFonts w:ascii="Times New Roman" w:hAnsi="Times New Roman"/>
-                <w:sz w:val="26"/>
-                <w:rFonts w:ascii="Times New Roman" w:hAnsi="Times New Roman" w:cs="Times New Roman"/>
-              </w:rPr>
-              <w:t>Ôn tập và luyện tập</w:t>
-            </w:r>
-          </w:p>
-        </w:tc>
+        <w:trPr>
+          <w:cantSplit/>
+        </w:trPr>
         <w:tc>
           <w:tcPr>
             <w:tcW w:type="dxa" w:w="624"/>
-            <w:vAlign w:val="center"/>
-            <w:tcW w:w="623" w:type="dxa"/>
-          </w:tcPr>
-          <w:p>
-            <w:pPr>
-              <w:spacing w:before="40" w:after="40" w:line="276" w:lineRule="auto"/>
-              <w:jc w:val="center"/>
-            </w:pPr>
-            <w:r>
-              <w:rPr>
-                <w:rFonts w:ascii="Times New Roman" w:hAnsi="Times New Roman"/>
-                <w:sz w:val="26"/>
-                <w:rFonts w:ascii="Times New Roman" w:hAnsi="Times New Roman" w:cs="Times New Roman"/>
+            <w:tcMar>
+              <w:top w:w="80" w:type="dxa"/>
+              <w:bottom w:w="80" w:type="dxa"/>
+              <w:left w:w="100" w:type="dxa"/>
+              <w:right w:w="100" w:type="dxa"/>
+            </w:tcMar>
+          </w:tcPr>
+          <w:p>
+            <w:pPr>
+              <w:spacing w:before="40" w:after="40" w:line="276" w:lineRule="auto"/>
+              <w:jc w:val="center"/>
+            </w:pPr>
+            <w:r>
+              <w:rPr>
+                <w:rFonts w:ascii="Times New Roman" w:hAnsi="Times New Roman"/>
+                <w:sz w:val="26"/>
+              </w:rPr>
+              <w:t>16</w:t>
+            </w:r>
+          </w:p>
+        </w:tc>
+        <w:tc>
+          <w:tcPr>
+            <w:tcW w:type="dxa" w:w="3175"/>
+            <w:tcMar>
+              <w:top w:w="80" w:type="dxa"/>
+              <w:bottom w:w="80" w:type="dxa"/>
+              <w:left w:w="100" w:type="dxa"/>
+              <w:right w:w="100" w:type="dxa"/>
+            </w:tcMar>
+          </w:tcPr>
+          <w:p>
+            <w:pPr>
+              <w:spacing w:before="40" w:after="40" w:line="276" w:lineRule="auto"/>
+              <w:jc w:val="left"/>
+            </w:pPr>
+            <w:r>
+              <w:rPr>
+                <w:rFonts w:ascii="Times New Roman" w:hAnsi="Times New Roman"/>
+                <w:sz w:val="26"/>
+              </w:rPr>
+              <w:t>Bài 7: Thực hành soạn thảo văn bản (Tiết 2)</w:t>
+            </w:r>
+          </w:p>
+        </w:tc>
+        <w:tc>
+          <w:tcPr>
+            <w:tcW w:type="dxa" w:w="907"/>
+            <w:tcMar>
+              <w:top w:w="80" w:type="dxa"/>
+              <w:bottom w:w="80" w:type="dxa"/>
+              <w:left w:w="100" w:type="dxa"/>
+              <w:right w:w="100" w:type="dxa"/>
+            </w:tcMar>
+          </w:tcPr>
+          <w:p>
+            <w:pPr>
+              <w:spacing w:before="40" w:after="40" w:line="276" w:lineRule="auto"/>
+              <w:jc w:val="center"/>
+            </w:pPr>
+            <w:r>
+              <w:rPr>
+                <w:rFonts w:ascii="Times New Roman" w:hAnsi="Times New Roman"/>
+                <w:sz w:val="26"/>
               </w:rPr>
               <w:t>1</w:t>
             </w:r>
@@ -3622,102 +3246,100 @@
         </w:tc>
         <w:tc>
           <w:tcPr>
-            <w:tcW w:type="dxa" w:w="794"/>
-            <w:vAlign w:val="center"/>
-            <w:tcW w:w="793" w:type="dxa"/>
-          </w:tcPr>
-          <w:p>
-            <w:pPr>
-              <w:jc w:val="center"/>
-            </w:pPr>
-            <w:r>
-              <w:rPr>
-                <w:rFonts w:ascii="Times New Roman" w:hAnsi="Times New Roman"/>
-                <w:sz w:val="26"/>
-              </w:rPr>
-              <w:t>21</w:t>
-            </w:r>
-          </w:p>
-        </w:tc>
-        <w:tc>
-          <w:tcPr>
-            <w:tcW w:type="dxa" w:w="5272"/>
-            <w:vAlign w:val="center"/>
-            <w:tcW w:w="5273" w:type="dxa"/>
-          </w:tcPr>
-          <w:p>
-            <w:pPr>
-              <w:spacing w:before="40" w:after="40" w:line="276" w:lineRule="auto"/>
-              <w:jc w:val="both"/>
-            </w:pPr>
-            <w:r>
-              <w:rPr>
-                <w:rFonts w:ascii="Times New Roman" w:hAnsi="Times New Roman"/>
-                <w:sz w:val="26"/>
-                <w:rFonts w:ascii="Times New Roman" w:hAnsi="Times New Roman" w:cs="Times New Roman"/>
-              </w:rPr>
-              <w:t>Ôn tập, luyện tập bổ sung kiến thức và kỹ năng.</w:t>
+            <w:tcW w:type="dxa" w:w="4649"/>
+            <w:tcMar>
+              <w:top w:w="80" w:type="dxa"/>
+              <w:bottom w:w="80" w:type="dxa"/>
+              <w:left w:w="100" w:type="dxa"/>
+              <w:right w:w="100" w:type="dxa"/>
+            </w:tcMar>
+          </w:tcPr>
+          <w:p>
+            <w:pPr>
+              <w:spacing w:before="40" w:after="40" w:line="276" w:lineRule="auto"/>
+              <w:jc w:val="left"/>
+            </w:pPr>
+            <w:r>
+              <w:rPr>
+                <w:rFonts w:ascii="Times New Roman" w:hAnsi="Times New Roman"/>
+                <w:sz w:val="26"/>
+              </w:rPr>
+              <w:t>Thực hành hoàn thiện bài viết/tờ rơi quảng bá nét đẹp di tích lịch sử hoặc danh lam thắng cảnh quê hương đạt chuẩn thẩm mỹ.</w:t>
             </w:r>
           </w:p>
         </w:tc>
       </w:tr>
       <w:tr>
-        <w:tc>
-          <w:tcPr>
-            <w:tcW w:type="dxa" w:w="510"/>
-            <w:vAlign w:val="center"/>
-            <w:tcW w:w="510" w:type="dxa"/>
-          </w:tcPr>
-          <w:p>
-            <w:pPr>
-              <w:jc w:val="center"/>
-            </w:pPr>
-            <w:r>
-              <w:rPr>
-                <w:rFonts w:ascii="Times New Roman" w:hAnsi="Times New Roman"/>
-                <w:sz w:val="26"/>
-              </w:rPr>
-              <w:t>22</w:t>
-            </w:r>
-          </w:p>
-        </w:tc>
-        <w:tc>
-          <w:tcPr>
-            <w:tcW w:type="dxa" w:w="2154"/>
-            <w:vAlign w:val="center"/>
-            <w:tcW w:w="2154" w:type="dxa"/>
-          </w:tcPr>
-          <w:p>
-            <w:pPr>
-              <w:spacing w:before="40" w:after="40" w:line="276" w:lineRule="auto"/>
-              <w:jc w:val="both"/>
-            </w:pPr>
-            <w:r>
-              <w:rPr>
-                <w:rFonts w:ascii="Times New Roman" w:hAnsi="Times New Roman"/>
-                <w:sz w:val="26"/>
-                <w:rFonts w:ascii="Times New Roman" w:hAnsi="Times New Roman" w:cs="Times New Roman"/>
-              </w:rPr>
-              <w:t>Ôn tập Đánh giá định kỳ 4</w:t>
-            </w:r>
-          </w:p>
-        </w:tc>
+        <w:trPr>
+          <w:cantSplit/>
+        </w:trPr>
         <w:tc>
           <w:tcPr>
             <w:tcW w:type="dxa" w:w="624"/>
-            <w:vAlign w:val="center"/>
-            <w:tcW w:w="623" w:type="dxa"/>
-          </w:tcPr>
-          <w:p>
-            <w:pPr>
-              <w:spacing w:before="40" w:after="40" w:line="276" w:lineRule="auto"/>
-              <w:jc w:val="center"/>
-            </w:pPr>
-            <w:r>
-              <w:rPr>
-                <w:rFonts w:ascii="Times New Roman" w:hAnsi="Times New Roman"/>
-                <w:sz w:val="26"/>
-                <w:rFonts w:ascii="Times New Roman" w:hAnsi="Times New Roman" w:cs="Times New Roman"/>
+            <w:tcMar>
+              <w:top w:w="80" w:type="dxa"/>
+              <w:bottom w:w="80" w:type="dxa"/>
+              <w:left w:w="100" w:type="dxa"/>
+              <w:right w:w="100" w:type="dxa"/>
+            </w:tcMar>
+          </w:tcPr>
+          <w:p>
+            <w:pPr>
+              <w:spacing w:before="40" w:after="40" w:line="276" w:lineRule="auto"/>
+              <w:jc w:val="center"/>
+            </w:pPr>
+            <w:r>
+              <w:rPr>
+                <w:rFonts w:ascii="Times New Roman" w:hAnsi="Times New Roman"/>
+                <w:sz w:val="26"/>
+              </w:rPr>
+              <w:t>17</w:t>
+            </w:r>
+          </w:p>
+        </w:tc>
+        <w:tc>
+          <w:tcPr>
+            <w:tcW w:type="dxa" w:w="3175"/>
+            <w:tcMar>
+              <w:top w:w="80" w:type="dxa"/>
+              <w:bottom w:w="80" w:type="dxa"/>
+              <w:left w:w="100" w:type="dxa"/>
+              <w:right w:w="100" w:type="dxa"/>
+            </w:tcMar>
+          </w:tcPr>
+          <w:p>
+            <w:pPr>
+              <w:spacing w:before="40" w:after="40" w:line="276" w:lineRule="auto"/>
+              <w:jc w:val="left"/>
+            </w:pPr>
+            <w:r>
+              <w:rPr>
+                <w:rFonts w:ascii="Times New Roman" w:hAnsi="Times New Roman"/>
+                <w:sz w:val="26"/>
+              </w:rPr>
+              <w:t>Bài 8A: Làm quen với phần mềm đồ họa</w:t>
+            </w:r>
+          </w:p>
+        </w:tc>
+        <w:tc>
+          <w:tcPr>
+            <w:tcW w:type="dxa" w:w="907"/>
+            <w:tcMar>
+              <w:top w:w="80" w:type="dxa"/>
+              <w:bottom w:w="80" w:type="dxa"/>
+              <w:left w:w="100" w:type="dxa"/>
+              <w:right w:w="100" w:type="dxa"/>
+            </w:tcMar>
+          </w:tcPr>
+          <w:p>
+            <w:pPr>
+              <w:spacing w:before="40" w:after="40" w:line="276" w:lineRule="auto"/>
+              <w:jc w:val="center"/>
+            </w:pPr>
+            <w:r>
+              <w:rPr>
+                <w:rFonts w:ascii="Times New Roman" w:hAnsi="Times New Roman"/>
+                <w:sz w:val="26"/>
               </w:rPr>
               <w:t>1</w:t>
             </w:r>
@@ -3725,102 +3347,101 @@
         </w:tc>
         <w:tc>
           <w:tcPr>
-            <w:tcW w:type="dxa" w:w="794"/>
-            <w:vAlign w:val="center"/>
-            <w:tcW w:w="793" w:type="dxa"/>
-          </w:tcPr>
-          <w:p>
-            <w:pPr>
-              <w:jc w:val="center"/>
-            </w:pPr>
-            <w:r>
-              <w:rPr>
-                <w:rFonts w:ascii="Times New Roman" w:hAnsi="Times New Roman"/>
-                <w:sz w:val="26"/>
-              </w:rPr>
-              <w:t>22</w:t>
-            </w:r>
-          </w:p>
-        </w:tc>
-        <w:tc>
-          <w:tcPr>
-            <w:tcW w:type="dxa" w:w="5272"/>
-            <w:vAlign w:val="center"/>
-            <w:tcW w:w="5273" w:type="dxa"/>
-          </w:tcPr>
-          <w:p>
-            <w:pPr>
-              <w:spacing w:before="40" w:after="40" w:line="276" w:lineRule="auto"/>
-              <w:jc w:val="both"/>
-            </w:pPr>
-            <w:r>
-              <w:rPr>
-                <w:rFonts w:ascii="Times New Roman" w:hAnsi="Times New Roman"/>
-                <w:sz w:val="26"/>
-                <w:rFonts w:ascii="Times New Roman" w:hAnsi="Times New Roman" w:cs="Times New Roman"/>
-              </w:rPr>
-              <w:t>Hệ thống hóa kiến thức chuẩn bị Đánh giá định kỳ 4.</w:t>
+            <w:tcW w:type="dxa" w:w="4649"/>
+            <w:tcMar>
+              <w:top w:w="80" w:type="dxa"/>
+              <w:bottom w:w="80" w:type="dxa"/>
+              <w:left w:w="100" w:type="dxa"/>
+              <w:right w:w="100" w:type="dxa"/>
+            </w:tcMar>
+          </w:tcPr>
+          <w:p>
+            <w:pPr>
+              <w:spacing w:before="40" w:after="40" w:line="276" w:lineRule="auto"/>
+              <w:jc w:val="left"/>
+            </w:pPr>
+            <w:r>
+              <w:rPr>
+                <w:rFonts w:ascii="Times New Roman" w:hAnsi="Times New Roman"/>
+                <w:sz w:val="26"/>
+              </w:rPr>
+              <w:t>Làm quen với giao diện phần mềm đồ họa; nhận biết các công cụ vẽ hình học cơ bản, đổ màu nền, tẩy xóa và chọn vùng ảnh.</w:t>
             </w:r>
           </w:p>
         </w:tc>
       </w:tr>
       <w:tr>
-        <w:tc>
-          <w:tcPr>
-            <w:tcW w:type="dxa" w:w="510"/>
-            <w:vAlign w:val="center"/>
-            <w:tcW w:w="510" w:type="dxa"/>
-          </w:tcPr>
-          <w:p>
-            <w:pPr>
-              <w:jc w:val="center"/>
-            </w:pPr>
-            <w:r>
-              <w:rPr>
-                <w:rFonts w:ascii="Times New Roman" w:hAnsi="Times New Roman"/>
-                <w:sz w:val="26"/>
-              </w:rPr>
-              <w:t>23</w:t>
-            </w:r>
-          </w:p>
-        </w:tc>
-        <w:tc>
-          <w:tcPr>
-            <w:tcW w:type="dxa" w:w="2154"/>
-            <w:vAlign w:val="center"/>
-            <w:tcW w:w="2154" w:type="dxa"/>
-          </w:tcPr>
-          <w:p>
-            <w:pPr>
-              <w:spacing w:before="40" w:after="40" w:line="276" w:lineRule="auto"/>
-              <w:jc w:val="both"/>
-            </w:pPr>
-            <w:r>
-              <w:rPr>
-                <w:rFonts w:ascii="Times New Roman" w:hAnsi="Times New Roman"/>
-                <w:sz w:val="26"/>
-                <w:rFonts w:ascii="Times New Roman" w:hAnsi="Times New Roman" w:cs="Times New Roman"/>
-              </w:rPr>
-              <w:t>Đánh giá định kỳ 4</w:t>
-            </w:r>
-          </w:p>
-        </w:tc>
+        <w:trPr>
+          <w:cantSplit/>
+        </w:trPr>
         <w:tc>
           <w:tcPr>
             <w:tcW w:type="dxa" w:w="624"/>
-            <w:vAlign w:val="center"/>
-            <w:tcW w:w="623" w:type="dxa"/>
-          </w:tcPr>
-          <w:p>
-            <w:pPr>
-              <w:spacing w:before="40" w:after="40" w:line="276" w:lineRule="auto"/>
-              <w:jc w:val="center"/>
-            </w:pPr>
-            <w:r>
-              <w:rPr>
-                <w:rFonts w:ascii="Times New Roman" w:hAnsi="Times New Roman"/>
-                <w:sz w:val="26"/>
-                <w:rFonts w:ascii="Times New Roman" w:hAnsi="Times New Roman" w:cs="Times New Roman"/>
+            <w:tcMar>
+              <w:top w:w="80" w:type="dxa"/>
+              <w:bottom w:w="80" w:type="dxa"/>
+              <w:left w:w="100" w:type="dxa"/>
+              <w:right w:w="100" w:type="dxa"/>
+            </w:tcMar>
+          </w:tcPr>
+          <w:p>
+            <w:pPr>
+              <w:spacing w:before="40" w:after="40" w:line="276" w:lineRule="auto"/>
+              <w:jc w:val="center"/>
+            </w:pPr>
+            <w:r>
+              <w:rPr>
+                <w:rFonts w:ascii="Times New Roman" w:hAnsi="Times New Roman"/>
+                <w:sz w:val="26"/>
+              </w:rPr>
+              <w:t>18</w:t>
+            </w:r>
+          </w:p>
+        </w:tc>
+        <w:tc>
+          <w:tcPr>
+            <w:tcW w:type="dxa" w:w="3175"/>
+            <w:tcMar>
+              <w:top w:w="80" w:type="dxa"/>
+              <w:bottom w:w="80" w:type="dxa"/>
+              <w:left w:w="100" w:type="dxa"/>
+              <w:right w:w="100" w:type="dxa"/>
+            </w:tcMar>
+          </w:tcPr>
+          <w:p>
+            <w:pPr>
+              <w:spacing w:before="40" w:after="40" w:line="276" w:lineRule="auto"/>
+              <w:jc w:val="left"/>
+            </w:pPr>
+            <w:r>
+              <w:rPr>
+                <w:rFonts w:ascii="Times New Roman" w:hAnsi="Times New Roman"/>
+                <w:b/>
+                <w:sz w:val="26"/>
+              </w:rPr>
+              <w:t>Ôn tập Đánh giá định kỳ 2</w:t>
+            </w:r>
+          </w:p>
+        </w:tc>
+        <w:tc>
+          <w:tcPr>
+            <w:tcW w:type="dxa" w:w="907"/>
+            <w:tcMar>
+              <w:top w:w="80" w:type="dxa"/>
+              <w:bottom w:w="80" w:type="dxa"/>
+              <w:left w:w="100" w:type="dxa"/>
+              <w:right w:w="100" w:type="dxa"/>
+            </w:tcMar>
+          </w:tcPr>
+          <w:p>
+            <w:pPr>
+              <w:spacing w:before="40" w:after="40" w:line="276" w:lineRule="auto"/>
+              <w:jc w:val="center"/>
+            </w:pPr>
+            <w:r>
+              <w:rPr>
+                <w:rFonts w:ascii="Times New Roman" w:hAnsi="Times New Roman"/>
+                <w:sz w:val="26"/>
               </w:rPr>
               <w:t>1</w:t>
             </w:r>
@@ -3828,54 +3449,584 @@
         </w:tc>
         <w:tc>
           <w:tcPr>
-            <w:tcW w:type="dxa" w:w="794"/>
-            <w:vAlign w:val="center"/>
-            <w:tcW w:w="793" w:type="dxa"/>
-          </w:tcPr>
-          <w:p>
-            <w:pPr>
-              <w:jc w:val="center"/>
-            </w:pPr>
-            <w:r>
-              <w:rPr>
-                <w:rFonts w:ascii="Times New Roman" w:hAnsi="Times New Roman"/>
-                <w:sz w:val="26"/>
-              </w:rPr>
-              <w:t>23</w:t>
-            </w:r>
-          </w:p>
-        </w:tc>
-        <w:tc>
-          <w:tcPr>
-            <w:tcW w:type="dxa" w:w="5272"/>
-            <w:vAlign w:val="center"/>
-            <w:tcW w:w="5273" w:type="dxa"/>
-          </w:tcPr>
-          <w:p>
-            <w:pPr>
-              <w:spacing w:before="40" w:after="40" w:line="276" w:lineRule="auto"/>
-              <w:jc w:val="both"/>
-            </w:pPr>
-            <w:r>
-              <w:rPr>
-                <w:rFonts w:ascii="Times New Roman" w:hAnsi="Times New Roman"/>
-                <w:sz w:val="26"/>
-                <w:rFonts w:ascii="Times New Roman" w:hAnsi="Times New Roman" w:cs="Times New Roman"/>
-              </w:rPr>
-              <w:t>Kiểm tra đánh giá kết quả học tập.</w:t>
+            <w:tcW w:type="dxa" w:w="4649"/>
+            <w:tcMar>
+              <w:top w:w="80" w:type="dxa"/>
+              <w:bottom w:w="80" w:type="dxa"/>
+              <w:left w:w="100" w:type="dxa"/>
+              <w:right w:w="100" w:type="dxa"/>
+            </w:tcMar>
+          </w:tcPr>
+          <w:p>
+            <w:pPr>
+              <w:spacing w:before="40" w:after="40" w:line="276" w:lineRule="auto"/>
+              <w:jc w:val="left"/>
+            </w:pPr>
+            <w:r>
+              <w:rPr>
+                <w:rFonts w:ascii="Times New Roman" w:hAnsi="Times New Roman"/>
+                <w:sz w:val="26"/>
+              </w:rPr>
+              <w:t>Hệ thống hóa kiến thức về bản quyền nội dung số, kỹ năng soạn thảo văn bản nâng cao và thao tác cơ bản trên phần mềm đồ họa.</w:t>
             </w:r>
           </w:p>
         </w:tc>
       </w:tr>
       <w:tr>
-        <w:tc>
-          <w:tcPr>
-            <w:tcW w:type="dxa" w:w="510"/>
-            <w:vAlign w:val="center"/>
-            <w:tcW w:w="510" w:type="dxa"/>
-          </w:tcPr>
-          <w:p>
-            <w:pPr>
+        <w:trPr>
+          <w:cantSplit/>
+        </w:trPr>
+        <w:tc>
+          <w:tcPr>
+            <w:tcW w:type="dxa" w:w="624"/>
+            <w:tcMar>
+              <w:top w:w="80" w:type="dxa"/>
+              <w:bottom w:w="80" w:type="dxa"/>
+              <w:left w:w="100" w:type="dxa"/>
+              <w:right w:w="100" w:type="dxa"/>
+            </w:tcMar>
+          </w:tcPr>
+          <w:p>
+            <w:pPr>
+              <w:spacing w:before="40" w:after="40" w:line="276" w:lineRule="auto"/>
+              <w:jc w:val="center"/>
+            </w:pPr>
+            <w:r>
+              <w:rPr>
+                <w:rFonts w:ascii="Times New Roman" w:hAnsi="Times New Roman"/>
+                <w:sz w:val="26"/>
+              </w:rPr>
+              <w:t>19</w:t>
+            </w:r>
+          </w:p>
+        </w:tc>
+        <w:tc>
+          <w:tcPr>
+            <w:tcW w:type="dxa" w:w="3175"/>
+            <w:tcMar>
+              <w:top w:w="80" w:type="dxa"/>
+              <w:bottom w:w="80" w:type="dxa"/>
+              <w:left w:w="100" w:type="dxa"/>
+              <w:right w:w="100" w:type="dxa"/>
+            </w:tcMar>
+          </w:tcPr>
+          <w:p>
+            <w:pPr>
+              <w:spacing w:before="40" w:after="40" w:line="276" w:lineRule="auto"/>
+              <w:jc w:val="left"/>
+            </w:pPr>
+            <w:r>
+              <w:rPr>
+                <w:rFonts w:ascii="Times New Roman" w:hAnsi="Times New Roman"/>
+                <w:b/>
+                <w:sz w:val="26"/>
+              </w:rPr>
+              <w:t>Đánh giá định kỳ 2</w:t>
+            </w:r>
+          </w:p>
+        </w:tc>
+        <w:tc>
+          <w:tcPr>
+            <w:tcW w:type="dxa" w:w="907"/>
+            <w:tcMar>
+              <w:top w:w="80" w:type="dxa"/>
+              <w:bottom w:w="80" w:type="dxa"/>
+              <w:left w:w="100" w:type="dxa"/>
+              <w:right w:w="100" w:type="dxa"/>
+            </w:tcMar>
+          </w:tcPr>
+          <w:p>
+            <w:pPr>
+              <w:spacing w:before="40" w:after="40" w:line="276" w:lineRule="auto"/>
+              <w:jc w:val="center"/>
+            </w:pPr>
+            <w:r>
+              <w:rPr>
+                <w:rFonts w:ascii="Times New Roman" w:hAnsi="Times New Roman"/>
+                <w:sz w:val="26"/>
+              </w:rPr>
+              <w:t>1</w:t>
+            </w:r>
+          </w:p>
+        </w:tc>
+        <w:tc>
+          <w:tcPr>
+            <w:tcW w:type="dxa" w:w="4649"/>
+            <w:tcMar>
+              <w:top w:w="80" w:type="dxa"/>
+              <w:bottom w:w="80" w:type="dxa"/>
+              <w:left w:w="100" w:type="dxa"/>
+              <w:right w:w="100" w:type="dxa"/>
+            </w:tcMar>
+          </w:tcPr>
+          <w:p>
+            <w:pPr>
+              <w:spacing w:before="40" w:after="40" w:line="276" w:lineRule="auto"/>
+              <w:jc w:val="left"/>
+            </w:pPr>
+            <w:r>
+              <w:rPr>
+                <w:rFonts w:ascii="Times New Roman" w:hAnsi="Times New Roman"/>
+                <w:sz w:val="26"/>
+              </w:rPr>
+              <w:t>Kiểm tra, đánh giá kỹ năng thực hành tạo văn bản hoàn chỉnh có hình ảnh minh họa và thiết kế sản phẩm đồ họa cơ bản.</w:t>
+            </w:r>
+          </w:p>
+        </w:tc>
+      </w:tr>
+      <w:tr>
+        <w:trPr>
+          <w:cantSplit/>
+        </w:trPr>
+        <w:tc>
+          <w:tcPr>
+            <w:tcW w:type="dxa" w:w="624"/>
+            <w:tcMar>
+              <w:top w:w="80" w:type="dxa"/>
+              <w:bottom w:w="80" w:type="dxa"/>
+              <w:left w:w="100" w:type="dxa"/>
+              <w:right w:w="100" w:type="dxa"/>
+            </w:tcMar>
+          </w:tcPr>
+          <w:p>
+            <w:pPr>
+              <w:spacing w:before="40" w:after="40" w:line="276" w:lineRule="auto"/>
+              <w:jc w:val="center"/>
+            </w:pPr>
+            <w:r>
+              <w:rPr>
+                <w:rFonts w:ascii="Times New Roman" w:hAnsi="Times New Roman"/>
+                <w:sz w:val="26"/>
+              </w:rPr>
+              <w:t>20</w:t>
+            </w:r>
+          </w:p>
+        </w:tc>
+        <w:tc>
+          <w:tcPr>
+            <w:tcW w:type="dxa" w:w="3175"/>
+            <w:tcMar>
+              <w:top w:w="80" w:type="dxa"/>
+              <w:bottom w:w="80" w:type="dxa"/>
+              <w:left w:w="100" w:type="dxa"/>
+              <w:right w:w="100" w:type="dxa"/>
+            </w:tcMar>
+          </w:tcPr>
+          <w:p>
+            <w:pPr>
+              <w:spacing w:before="40" w:after="40" w:line="276" w:lineRule="auto"/>
+              <w:jc w:val="left"/>
+            </w:pPr>
+            <w:r>
+              <w:rPr>
+                <w:rFonts w:ascii="Times New Roman" w:hAnsi="Times New Roman"/>
+                <w:sz w:val="26"/>
+              </w:rPr>
+              <w:t>Bài 9A: Sử dụng phần mềm đồ hoạ tạo sản phẩm số</w:t>
+            </w:r>
+          </w:p>
+        </w:tc>
+        <w:tc>
+          <w:tcPr>
+            <w:tcW w:type="dxa" w:w="907"/>
+            <w:tcMar>
+              <w:top w:w="80" w:type="dxa"/>
+              <w:bottom w:w="80" w:type="dxa"/>
+              <w:left w:w="100" w:type="dxa"/>
+              <w:right w:w="100" w:type="dxa"/>
+            </w:tcMar>
+          </w:tcPr>
+          <w:p>
+            <w:pPr>
+              <w:spacing w:before="40" w:after="40" w:line="276" w:lineRule="auto"/>
+              <w:jc w:val="center"/>
+            </w:pPr>
+            <w:r>
+              <w:rPr>
+                <w:rFonts w:ascii="Times New Roman" w:hAnsi="Times New Roman"/>
+                <w:sz w:val="26"/>
+              </w:rPr>
+              <w:t>1</w:t>
+            </w:r>
+          </w:p>
+        </w:tc>
+        <w:tc>
+          <w:tcPr>
+            <w:tcW w:type="dxa" w:w="4649"/>
+            <w:tcMar>
+              <w:top w:w="80" w:type="dxa"/>
+              <w:bottom w:w="80" w:type="dxa"/>
+              <w:left w:w="100" w:type="dxa"/>
+              <w:right w:w="100" w:type="dxa"/>
+            </w:tcMar>
+          </w:tcPr>
+          <w:p>
+            <w:pPr>
+              <w:spacing w:before="40" w:after="40" w:line="276" w:lineRule="auto"/>
+              <w:jc w:val="left"/>
+            </w:pPr>
+            <w:r>
+              <w:rPr>
+                <w:rFonts w:ascii="Times New Roman" w:hAnsi="Times New Roman"/>
+                <w:sz w:val="26"/>
+              </w:rPr>
+              <w:t>Thực hành phối hợp các hình khối, màu sắc và chữ nghệ thuật để thiết kế bưu thiếp chúc mừng hoặc áp phích tuyên truyền sáng tạo.</w:t>
+            </w:r>
+          </w:p>
+        </w:tc>
+      </w:tr>
+      <w:tr>
+        <w:trPr>
+          <w:cantSplit/>
+        </w:trPr>
+        <w:tc>
+          <w:tcPr>
+            <w:tcW w:type="dxa" w:w="9308"/>
+            <w:gridSpan w:val="4"/>
+            <w:tcMar>
+              <w:top w:w="100" w:type="dxa"/>
+              <w:bottom w:w="100" w:type="dxa"/>
+              <w:left w:w="120" w:type="dxa"/>
+              <w:right w:w="120" w:type="dxa"/>
+            </w:tcMar>
+            <w:shd w:fill="F2F2F2"/>
+          </w:tcPr>
+          <w:p>
+            <w:pPr>
+              <w:spacing w:before="60" w:after="60" w:line="276" w:lineRule="auto"/>
+              <w:jc w:val="left"/>
+            </w:pPr>
+            <w:r>
+              <w:rPr>
+                <w:rFonts w:ascii="Times New Roman" w:hAnsi="Times New Roman"/>
+                <w:b/>
+                <w:sz w:val="26"/>
+              </w:rPr>
+              <w:t>Chủ đề 6: Giải quyết vấn đề với sự trợ giúp của máy tính</w:t>
+            </w:r>
+          </w:p>
+        </w:tc>
+      </w:tr>
+      <w:tr>
+        <w:trPr>
+          <w:cantSplit/>
+        </w:trPr>
+        <w:tc>
+          <w:tcPr>
+            <w:tcW w:type="dxa" w:w="624"/>
+            <w:tcMar>
+              <w:top w:w="80" w:type="dxa"/>
+              <w:bottom w:w="80" w:type="dxa"/>
+              <w:left w:w="100" w:type="dxa"/>
+              <w:right w:w="100" w:type="dxa"/>
+            </w:tcMar>
+          </w:tcPr>
+          <w:p>
+            <w:pPr>
+              <w:spacing w:before="40" w:after="40" w:line="276" w:lineRule="auto"/>
+              <w:jc w:val="center"/>
+            </w:pPr>
+            <w:r>
+              <w:rPr>
+                <w:rFonts w:ascii="Times New Roman" w:hAnsi="Times New Roman"/>
+                <w:sz w:val="26"/>
+              </w:rPr>
+              <w:t>21</w:t>
+            </w:r>
+          </w:p>
+        </w:tc>
+        <w:tc>
+          <w:tcPr>
+            <w:tcW w:type="dxa" w:w="3175"/>
+            <w:tcMar>
+              <w:top w:w="80" w:type="dxa"/>
+              <w:bottom w:w="80" w:type="dxa"/>
+              <w:left w:w="100" w:type="dxa"/>
+              <w:right w:w="100" w:type="dxa"/>
+            </w:tcMar>
+          </w:tcPr>
+          <w:p>
+            <w:pPr>
+              <w:spacing w:before="40" w:after="40" w:line="276" w:lineRule="auto"/>
+              <w:jc w:val="left"/>
+            </w:pPr>
+            <w:r>
+              <w:rPr>
+                <w:rFonts w:ascii="Times New Roman" w:hAnsi="Times New Roman"/>
+                <w:sz w:val="26"/>
+              </w:rPr>
+              <w:t>Bài 10: Cấu trúc tuần tự (Tiết 1)</w:t>
+            </w:r>
+          </w:p>
+        </w:tc>
+        <w:tc>
+          <w:tcPr>
+            <w:tcW w:type="dxa" w:w="907"/>
+            <w:tcMar>
+              <w:top w:w="80" w:type="dxa"/>
+              <w:bottom w:w="80" w:type="dxa"/>
+              <w:left w:w="100" w:type="dxa"/>
+              <w:right w:w="100" w:type="dxa"/>
+            </w:tcMar>
+          </w:tcPr>
+          <w:p>
+            <w:pPr>
+              <w:spacing w:before="40" w:after="40" w:line="276" w:lineRule="auto"/>
+              <w:jc w:val="center"/>
+            </w:pPr>
+            <w:r>
+              <w:rPr>
+                <w:rFonts w:ascii="Times New Roman" w:hAnsi="Times New Roman"/>
+                <w:sz w:val="26"/>
+              </w:rPr>
+              <w:t>1</w:t>
+            </w:r>
+          </w:p>
+        </w:tc>
+        <w:tc>
+          <w:tcPr>
+            <w:tcW w:type="dxa" w:w="4649"/>
+            <w:tcMar>
+              <w:top w:w="80" w:type="dxa"/>
+              <w:bottom w:w="80" w:type="dxa"/>
+              <w:left w:w="100" w:type="dxa"/>
+              <w:right w:w="100" w:type="dxa"/>
+            </w:tcMar>
+          </w:tcPr>
+          <w:p>
+            <w:pPr>
+              <w:spacing w:before="40" w:after="40" w:line="276" w:lineRule="auto"/>
+              <w:jc w:val="left"/>
+            </w:pPr>
+            <w:r>
+              <w:rPr>
+                <w:rFonts w:ascii="Times New Roman" w:hAnsi="Times New Roman"/>
+                <w:sz w:val="26"/>
+              </w:rPr>
+              <w:t>Hiểu khái niệm cấu trúc tuần tự trong thuật toán: các lệnh được máy tính thực hiện tuần tự lần lượt từ trên xuống dưới.</w:t>
+            </w:r>
+          </w:p>
+        </w:tc>
+      </w:tr>
+      <w:tr>
+        <w:trPr>
+          <w:cantSplit/>
+        </w:trPr>
+        <w:tc>
+          <w:tcPr>
+            <w:tcW w:type="dxa" w:w="624"/>
+            <w:tcMar>
+              <w:top w:w="80" w:type="dxa"/>
+              <w:bottom w:w="80" w:type="dxa"/>
+              <w:left w:w="100" w:type="dxa"/>
+              <w:right w:w="100" w:type="dxa"/>
+            </w:tcMar>
+          </w:tcPr>
+          <w:p>
+            <w:pPr>
+              <w:spacing w:before="40" w:after="40" w:line="276" w:lineRule="auto"/>
+              <w:jc w:val="center"/>
+            </w:pPr>
+            <w:r>
+              <w:rPr>
+                <w:rFonts w:ascii="Times New Roman" w:hAnsi="Times New Roman"/>
+                <w:sz w:val="26"/>
+              </w:rPr>
+              <w:t>22</w:t>
+            </w:r>
+          </w:p>
+        </w:tc>
+        <w:tc>
+          <w:tcPr>
+            <w:tcW w:type="dxa" w:w="3175"/>
+            <w:tcMar>
+              <w:top w:w="80" w:type="dxa"/>
+              <w:bottom w:w="80" w:type="dxa"/>
+              <w:left w:w="100" w:type="dxa"/>
+              <w:right w:w="100" w:type="dxa"/>
+            </w:tcMar>
+          </w:tcPr>
+          <w:p>
+            <w:pPr>
+              <w:spacing w:before="40" w:after="40" w:line="276" w:lineRule="auto"/>
+              <w:jc w:val="left"/>
+            </w:pPr>
+            <w:r>
+              <w:rPr>
+                <w:rFonts w:ascii="Times New Roman" w:hAnsi="Times New Roman"/>
+                <w:sz w:val="26"/>
+              </w:rPr>
+              <w:t>Bài 10: Cấu trúc tuần tự (Tiết 2)</w:t>
+            </w:r>
+          </w:p>
+        </w:tc>
+        <w:tc>
+          <w:tcPr>
+            <w:tcW w:type="dxa" w:w="907"/>
+            <w:tcMar>
+              <w:top w:w="80" w:type="dxa"/>
+              <w:bottom w:w="80" w:type="dxa"/>
+              <w:left w:w="100" w:type="dxa"/>
+              <w:right w:w="100" w:type="dxa"/>
+            </w:tcMar>
+          </w:tcPr>
+          <w:p>
+            <w:pPr>
+              <w:spacing w:before="40" w:after="40" w:line="276" w:lineRule="auto"/>
+              <w:jc w:val="center"/>
+            </w:pPr>
+            <w:r>
+              <w:rPr>
+                <w:rFonts w:ascii="Times New Roman" w:hAnsi="Times New Roman"/>
+                <w:sz w:val="26"/>
+              </w:rPr>
+              <w:t>1</w:t>
+            </w:r>
+          </w:p>
+        </w:tc>
+        <w:tc>
+          <w:tcPr>
+            <w:tcW w:type="dxa" w:w="4649"/>
+            <w:tcMar>
+              <w:top w:w="80" w:type="dxa"/>
+              <w:bottom w:w="80" w:type="dxa"/>
+              <w:left w:w="100" w:type="dxa"/>
+              <w:right w:w="100" w:type="dxa"/>
+            </w:tcMar>
+          </w:tcPr>
+          <w:p>
+            <w:pPr>
+              <w:spacing w:before="40" w:after="40" w:line="276" w:lineRule="auto"/>
+              <w:jc w:val="left"/>
+            </w:pPr>
+            <w:r>
+              <w:rPr>
+                <w:rFonts w:ascii="Times New Roman" w:hAnsi="Times New Roman"/>
+                <w:sz w:val="26"/>
+              </w:rPr>
+              <w:t>Thực hành lập trình Scratch điều khiển nhân vật di chuyển theo hình vuông hoặc đường zíc-zắc ứng dụng cấu trúc tuần tự.</w:t>
+            </w:r>
+          </w:p>
+        </w:tc>
+      </w:tr>
+      <w:tr>
+        <w:trPr>
+          <w:cantSplit/>
+        </w:trPr>
+        <w:tc>
+          <w:tcPr>
+            <w:tcW w:type="dxa" w:w="624"/>
+            <w:tcMar>
+              <w:top w:w="80" w:type="dxa"/>
+              <w:bottom w:w="80" w:type="dxa"/>
+              <w:left w:w="100" w:type="dxa"/>
+              <w:right w:w="100" w:type="dxa"/>
+            </w:tcMar>
+          </w:tcPr>
+          <w:p>
+            <w:pPr>
+              <w:spacing w:before="40" w:after="40" w:line="276" w:lineRule="auto"/>
+              <w:jc w:val="center"/>
+            </w:pPr>
+            <w:r>
+              <w:rPr>
+                <w:rFonts w:ascii="Times New Roman" w:hAnsi="Times New Roman"/>
+                <w:sz w:val="26"/>
+              </w:rPr>
+              <w:t>23</w:t>
+            </w:r>
+          </w:p>
+        </w:tc>
+        <w:tc>
+          <w:tcPr>
+            <w:tcW w:type="dxa" w:w="3175"/>
+            <w:tcMar>
+              <w:top w:w="80" w:type="dxa"/>
+              <w:bottom w:w="80" w:type="dxa"/>
+              <w:left w:w="100" w:type="dxa"/>
+              <w:right w:w="100" w:type="dxa"/>
+            </w:tcMar>
+          </w:tcPr>
+          <w:p>
+            <w:pPr>
+              <w:spacing w:before="40" w:after="40" w:line="276" w:lineRule="auto"/>
+              <w:jc w:val="left"/>
+            </w:pPr>
+            <w:r>
+              <w:rPr>
+                <w:rFonts w:ascii="Times New Roman" w:hAnsi="Times New Roman"/>
+                <w:sz w:val="26"/>
+              </w:rPr>
+              <w:t>Bài 11: Cấu trúc lặp (Tiết 1)</w:t>
+            </w:r>
+          </w:p>
+        </w:tc>
+        <w:tc>
+          <w:tcPr>
+            <w:tcW w:type="dxa" w:w="907"/>
+            <w:tcMar>
+              <w:top w:w="80" w:type="dxa"/>
+              <w:bottom w:w="80" w:type="dxa"/>
+              <w:left w:w="100" w:type="dxa"/>
+              <w:right w:w="100" w:type="dxa"/>
+            </w:tcMar>
+          </w:tcPr>
+          <w:p>
+            <w:pPr>
+              <w:spacing w:before="40" w:after="40" w:line="276" w:lineRule="auto"/>
+              <w:jc w:val="center"/>
+            </w:pPr>
+            <w:r>
+              <w:rPr>
+                <w:rFonts w:ascii="Times New Roman" w:hAnsi="Times New Roman"/>
+                <w:sz w:val="26"/>
+              </w:rPr>
+              <w:t>1</w:t>
+            </w:r>
+          </w:p>
+        </w:tc>
+        <w:tc>
+          <w:tcPr>
+            <w:tcW w:type="dxa" w:w="4649"/>
+            <w:tcMar>
+              <w:top w:w="80" w:type="dxa"/>
+              <w:bottom w:w="80" w:type="dxa"/>
+              <w:left w:w="100" w:type="dxa"/>
+              <w:right w:w="100" w:type="dxa"/>
+            </w:tcMar>
+          </w:tcPr>
+          <w:p>
+            <w:pPr>
+              <w:spacing w:before="40" w:after="40" w:line="276" w:lineRule="auto"/>
+              <w:jc w:val="left"/>
+            </w:pPr>
+            <w:r>
+              <w:rPr>
+                <w:rFonts w:ascii="Times New Roman" w:hAnsi="Times New Roman"/>
+                <w:sz w:val="26"/>
+              </w:rPr>
+              <w:t>Hiểu khái niệm vòng lặp và lợi ích của việc sử dụng khối lệnh lặp khi thực hiện các hành động lặp đi lặp lại nhiều lần.</w:t>
+            </w:r>
+          </w:p>
+        </w:tc>
+      </w:tr>
+      <w:tr>
+        <w:trPr>
+          <w:cantSplit/>
+        </w:trPr>
+        <w:tc>
+          <w:tcPr>
+            <w:tcW w:type="dxa" w:w="624"/>
+            <w:tcMar>
+              <w:top w:w="80" w:type="dxa"/>
+              <w:bottom w:w="80" w:type="dxa"/>
+              <w:left w:w="100" w:type="dxa"/>
+              <w:right w:w="100" w:type="dxa"/>
+            </w:tcMar>
+          </w:tcPr>
+          <w:p>
+            <w:pPr>
+              <w:spacing w:before="40" w:after="40" w:line="276" w:lineRule="auto"/>
               <w:jc w:val="center"/>
             </w:pPr>
             <w:r>
@@ -3889,20 +4040,1139 @@
         </w:tc>
         <w:tc>
           <w:tcPr>
-            <w:tcW w:type="dxa" w:w="2154"/>
-            <w:vAlign w:val="center"/>
-            <w:tcW w:w="2154" w:type="dxa"/>
-          </w:tcPr>
-          <w:p>
-            <w:pPr>
-              <w:spacing w:before="40" w:after="40" w:line="276" w:lineRule="auto"/>
-              <w:jc w:val="both"/>
-            </w:pPr>
-            <w:r>
-              <w:rPr>
-                <w:rFonts w:ascii="Times New Roman" w:hAnsi="Times New Roman"/>
-                <w:sz w:val="26"/>
-                <w:rFonts w:ascii="Times New Roman" w:hAnsi="Times New Roman" w:cs="Times New Roman"/>
+            <w:tcW w:type="dxa" w:w="3175"/>
+            <w:tcMar>
+              <w:top w:w="80" w:type="dxa"/>
+              <w:bottom w:w="80" w:type="dxa"/>
+              <w:left w:w="100" w:type="dxa"/>
+              <w:right w:w="100" w:type="dxa"/>
+            </w:tcMar>
+          </w:tcPr>
+          <w:p>
+            <w:pPr>
+              <w:spacing w:before="40" w:after="40" w:line="276" w:lineRule="auto"/>
+              <w:jc w:val="left"/>
+            </w:pPr>
+            <w:r>
+              <w:rPr>
+                <w:rFonts w:ascii="Times New Roman" w:hAnsi="Times New Roman"/>
+                <w:sz w:val="26"/>
+              </w:rPr>
+              <w:t>Bài 11: Cấu trúc lặp (Tiết 2)</w:t>
+            </w:r>
+          </w:p>
+        </w:tc>
+        <w:tc>
+          <w:tcPr>
+            <w:tcW w:type="dxa" w:w="907"/>
+            <w:tcMar>
+              <w:top w:w="80" w:type="dxa"/>
+              <w:bottom w:w="80" w:type="dxa"/>
+              <w:left w:w="100" w:type="dxa"/>
+              <w:right w:w="100" w:type="dxa"/>
+            </w:tcMar>
+          </w:tcPr>
+          <w:p>
+            <w:pPr>
+              <w:spacing w:before="40" w:after="40" w:line="276" w:lineRule="auto"/>
+              <w:jc w:val="center"/>
+            </w:pPr>
+            <w:r>
+              <w:rPr>
+                <w:rFonts w:ascii="Times New Roman" w:hAnsi="Times New Roman"/>
+                <w:sz w:val="26"/>
+              </w:rPr>
+              <w:t>1</w:t>
+            </w:r>
+          </w:p>
+        </w:tc>
+        <w:tc>
+          <w:tcPr>
+            <w:tcW w:type="dxa" w:w="4649"/>
+            <w:tcMar>
+              <w:top w:w="80" w:type="dxa"/>
+              <w:bottom w:w="80" w:type="dxa"/>
+              <w:left w:w="100" w:type="dxa"/>
+              <w:right w:w="100" w:type="dxa"/>
+            </w:tcMar>
+          </w:tcPr>
+          <w:p>
+            <w:pPr>
+              <w:spacing w:before="40" w:after="40" w:line="276" w:lineRule="auto"/>
+              <w:jc w:val="left"/>
+            </w:pPr>
+            <w:r>
+              <w:rPr>
+                <w:rFonts w:ascii="Times New Roman" w:hAnsi="Times New Roman"/>
+                <w:sz w:val="26"/>
+              </w:rPr>
+              <w:t>Nhận biết và sử dụng khối lệnh lặp (Repeat / Forever) trong Scratch; phân tích số lần lặp và khối công việc được lặp lại.</w:t>
+            </w:r>
+          </w:p>
+        </w:tc>
+      </w:tr>
+      <w:tr>
+        <w:trPr>
+          <w:cantSplit/>
+        </w:trPr>
+        <w:tc>
+          <w:tcPr>
+            <w:tcW w:type="dxa" w:w="624"/>
+            <w:tcMar>
+              <w:top w:w="80" w:type="dxa"/>
+              <w:bottom w:w="80" w:type="dxa"/>
+              <w:left w:w="100" w:type="dxa"/>
+              <w:right w:w="100" w:type="dxa"/>
+            </w:tcMar>
+          </w:tcPr>
+          <w:p>
+            <w:pPr>
+              <w:spacing w:before="40" w:after="40" w:line="276" w:lineRule="auto"/>
+              <w:jc w:val="center"/>
+            </w:pPr>
+            <w:r>
+              <w:rPr>
+                <w:rFonts w:ascii="Times New Roman" w:hAnsi="Times New Roman"/>
+                <w:sz w:val="26"/>
+              </w:rPr>
+              <w:t>25</w:t>
+            </w:r>
+          </w:p>
+        </w:tc>
+        <w:tc>
+          <w:tcPr>
+            <w:tcW w:type="dxa" w:w="3175"/>
+            <w:tcMar>
+              <w:top w:w="80" w:type="dxa"/>
+              <w:bottom w:w="80" w:type="dxa"/>
+              <w:left w:w="100" w:type="dxa"/>
+              <w:right w:w="100" w:type="dxa"/>
+            </w:tcMar>
+          </w:tcPr>
+          <w:p>
+            <w:pPr>
+              <w:spacing w:before="40" w:after="40" w:line="276" w:lineRule="auto"/>
+              <w:jc w:val="left"/>
+            </w:pPr>
+            <w:r>
+              <w:rPr>
+                <w:rFonts w:ascii="Times New Roman" w:hAnsi="Times New Roman"/>
+                <w:sz w:val="26"/>
+              </w:rPr>
+              <w:t>Bài 12: Thực hành sử dụng lệnh lặp (Tiết 1)</w:t>
+            </w:r>
+          </w:p>
+        </w:tc>
+        <w:tc>
+          <w:tcPr>
+            <w:tcW w:type="dxa" w:w="907"/>
+            <w:tcMar>
+              <w:top w:w="80" w:type="dxa"/>
+              <w:bottom w:w="80" w:type="dxa"/>
+              <w:left w:w="100" w:type="dxa"/>
+              <w:right w:w="100" w:type="dxa"/>
+            </w:tcMar>
+          </w:tcPr>
+          <w:p>
+            <w:pPr>
+              <w:spacing w:before="40" w:after="40" w:line="276" w:lineRule="auto"/>
+              <w:jc w:val="center"/>
+            </w:pPr>
+            <w:r>
+              <w:rPr>
+                <w:rFonts w:ascii="Times New Roman" w:hAnsi="Times New Roman"/>
+                <w:sz w:val="26"/>
+              </w:rPr>
+              <w:t>1</w:t>
+            </w:r>
+          </w:p>
+        </w:tc>
+        <w:tc>
+          <w:tcPr>
+            <w:tcW w:type="dxa" w:w="4649"/>
+            <w:tcMar>
+              <w:top w:w="80" w:type="dxa"/>
+              <w:bottom w:w="80" w:type="dxa"/>
+              <w:left w:w="100" w:type="dxa"/>
+              <w:right w:w="100" w:type="dxa"/>
+            </w:tcMar>
+          </w:tcPr>
+          <w:p>
+            <w:pPr>
+              <w:spacing w:before="40" w:after="40" w:line="276" w:lineRule="auto"/>
+              <w:jc w:val="left"/>
+            </w:pPr>
+            <w:r>
+              <w:rPr>
+                <w:rFonts w:ascii="Times New Roman" w:hAnsi="Times New Roman"/>
+                <w:sz w:val="26"/>
+              </w:rPr>
+              <w:t>Thực hành ghép lệnh lặp điều khiển nhân vật mô phỏng chuyển động bước đi, vỗ cánh liên tục kèm hiệu ứng âm thanh.</w:t>
+            </w:r>
+          </w:p>
+        </w:tc>
+      </w:tr>
+      <w:tr>
+        <w:trPr>
+          <w:cantSplit/>
+        </w:trPr>
+        <w:tc>
+          <w:tcPr>
+            <w:tcW w:type="dxa" w:w="624"/>
+            <w:tcMar>
+              <w:top w:w="80" w:type="dxa"/>
+              <w:bottom w:w="80" w:type="dxa"/>
+              <w:left w:w="100" w:type="dxa"/>
+              <w:right w:w="100" w:type="dxa"/>
+            </w:tcMar>
+          </w:tcPr>
+          <w:p>
+            <w:pPr>
+              <w:spacing w:before="40" w:after="40" w:line="276" w:lineRule="auto"/>
+              <w:jc w:val="center"/>
+            </w:pPr>
+            <w:r>
+              <w:rPr>
+                <w:rFonts w:ascii="Times New Roman" w:hAnsi="Times New Roman"/>
+                <w:sz w:val="26"/>
+              </w:rPr>
+              <w:t>26</w:t>
+            </w:r>
+          </w:p>
+        </w:tc>
+        <w:tc>
+          <w:tcPr>
+            <w:tcW w:type="dxa" w:w="3175"/>
+            <w:tcMar>
+              <w:top w:w="80" w:type="dxa"/>
+              <w:bottom w:w="80" w:type="dxa"/>
+              <w:left w:w="100" w:type="dxa"/>
+              <w:right w:w="100" w:type="dxa"/>
+            </w:tcMar>
+          </w:tcPr>
+          <w:p>
+            <w:pPr>
+              <w:spacing w:before="40" w:after="40" w:line="276" w:lineRule="auto"/>
+              <w:jc w:val="left"/>
+            </w:pPr>
+            <w:r>
+              <w:rPr>
+                <w:rFonts w:ascii="Times New Roman" w:hAnsi="Times New Roman"/>
+                <w:sz w:val="26"/>
+              </w:rPr>
+              <w:t>Bài 12: Thực hành sử dụng lệnh lặp (Tiết 2)</w:t>
+            </w:r>
+          </w:p>
+        </w:tc>
+        <w:tc>
+          <w:tcPr>
+            <w:tcW w:type="dxa" w:w="907"/>
+            <w:tcMar>
+              <w:top w:w="80" w:type="dxa"/>
+              <w:bottom w:w="80" w:type="dxa"/>
+              <w:left w:w="100" w:type="dxa"/>
+              <w:right w:w="100" w:type="dxa"/>
+            </w:tcMar>
+          </w:tcPr>
+          <w:p>
+            <w:pPr>
+              <w:spacing w:before="40" w:after="40" w:line="276" w:lineRule="auto"/>
+              <w:jc w:val="center"/>
+            </w:pPr>
+            <w:r>
+              <w:rPr>
+                <w:rFonts w:ascii="Times New Roman" w:hAnsi="Times New Roman"/>
+                <w:sz w:val="26"/>
+              </w:rPr>
+              <w:t>1</w:t>
+            </w:r>
+          </w:p>
+        </w:tc>
+        <w:tc>
+          <w:tcPr>
+            <w:tcW w:type="dxa" w:w="4649"/>
+            <w:tcMar>
+              <w:top w:w="80" w:type="dxa"/>
+              <w:bottom w:w="80" w:type="dxa"/>
+              <w:left w:w="100" w:type="dxa"/>
+              <w:right w:w="100" w:type="dxa"/>
+            </w:tcMar>
+          </w:tcPr>
+          <w:p>
+            <w:pPr>
+              <w:spacing w:before="40" w:after="40" w:line="276" w:lineRule="auto"/>
+              <w:jc w:val="left"/>
+            </w:pPr>
+            <w:r>
+              <w:rPr>
+                <w:rFonts w:ascii="Times New Roman" w:hAnsi="Times New Roman"/>
+                <w:sz w:val="26"/>
+              </w:rPr>
+              <w:t>Lập trình dự án mô phỏng chuyển động của các hành tinh hoặc vẽ hoa văn hình học đều trong môi trường Scratch.</w:t>
+            </w:r>
+          </w:p>
+        </w:tc>
+      </w:tr>
+      <w:tr>
+        <w:trPr>
+          <w:cantSplit/>
+        </w:trPr>
+        <w:tc>
+          <w:tcPr>
+            <w:tcW w:type="dxa" w:w="624"/>
+            <w:tcMar>
+              <w:top w:w="80" w:type="dxa"/>
+              <w:bottom w:w="80" w:type="dxa"/>
+              <w:left w:w="100" w:type="dxa"/>
+              <w:right w:w="100" w:type="dxa"/>
+            </w:tcMar>
+          </w:tcPr>
+          <w:p>
+            <w:pPr>
+              <w:spacing w:before="40" w:after="40" w:line="276" w:lineRule="auto"/>
+              <w:jc w:val="center"/>
+            </w:pPr>
+            <w:r>
+              <w:rPr>
+                <w:rFonts w:ascii="Times New Roman" w:hAnsi="Times New Roman"/>
+                <w:sz w:val="26"/>
+              </w:rPr>
+              <w:t>27</w:t>
+            </w:r>
+          </w:p>
+        </w:tc>
+        <w:tc>
+          <w:tcPr>
+            <w:tcW w:type="dxa" w:w="3175"/>
+            <w:tcMar>
+              <w:top w:w="80" w:type="dxa"/>
+              <w:bottom w:w="80" w:type="dxa"/>
+              <w:left w:w="100" w:type="dxa"/>
+              <w:right w:w="100" w:type="dxa"/>
+            </w:tcMar>
+          </w:tcPr>
+          <w:p>
+            <w:pPr>
+              <w:spacing w:before="40" w:after="40" w:line="276" w:lineRule="auto"/>
+              <w:jc w:val="left"/>
+            </w:pPr>
+            <w:r>
+              <w:rPr>
+                <w:rFonts w:ascii="Times New Roman" w:hAnsi="Times New Roman"/>
+                <w:b/>
+                <w:sz w:val="26"/>
+              </w:rPr>
+              <w:t>Ôn tập Đánh giá định kỳ 3</w:t>
+            </w:r>
+          </w:p>
+        </w:tc>
+        <w:tc>
+          <w:tcPr>
+            <w:tcW w:type="dxa" w:w="907"/>
+            <w:tcMar>
+              <w:top w:w="80" w:type="dxa"/>
+              <w:bottom w:w="80" w:type="dxa"/>
+              <w:left w:w="100" w:type="dxa"/>
+              <w:right w:w="100" w:type="dxa"/>
+            </w:tcMar>
+          </w:tcPr>
+          <w:p>
+            <w:pPr>
+              <w:spacing w:before="40" w:after="40" w:line="276" w:lineRule="auto"/>
+              <w:jc w:val="center"/>
+            </w:pPr>
+            <w:r>
+              <w:rPr>
+                <w:rFonts w:ascii="Times New Roman" w:hAnsi="Times New Roman"/>
+                <w:sz w:val="26"/>
+              </w:rPr>
+              <w:t>1</w:t>
+            </w:r>
+          </w:p>
+        </w:tc>
+        <w:tc>
+          <w:tcPr>
+            <w:tcW w:type="dxa" w:w="4649"/>
+            <w:tcMar>
+              <w:top w:w="80" w:type="dxa"/>
+              <w:bottom w:w="80" w:type="dxa"/>
+              <w:left w:w="100" w:type="dxa"/>
+              <w:right w:w="100" w:type="dxa"/>
+            </w:tcMar>
+          </w:tcPr>
+          <w:p>
+            <w:pPr>
+              <w:spacing w:before="40" w:after="40" w:line="276" w:lineRule="auto"/>
+              <w:jc w:val="left"/>
+            </w:pPr>
+            <w:r>
+              <w:rPr>
+                <w:rFonts w:ascii="Times New Roman" w:hAnsi="Times New Roman"/>
+                <w:sz w:val="26"/>
+              </w:rPr>
+              <w:t>Hệ thống hóa kiến thức về sản phẩm đồ họa, cấu trúc tuần tự và ứng dụng vòng lặp trong lập trình trực quan Scratch.</w:t>
+            </w:r>
+          </w:p>
+        </w:tc>
+      </w:tr>
+      <w:tr>
+        <w:trPr>
+          <w:cantSplit/>
+        </w:trPr>
+        <w:tc>
+          <w:tcPr>
+            <w:tcW w:type="dxa" w:w="624"/>
+            <w:tcMar>
+              <w:top w:w="80" w:type="dxa"/>
+              <w:bottom w:w="80" w:type="dxa"/>
+              <w:left w:w="100" w:type="dxa"/>
+              <w:right w:w="100" w:type="dxa"/>
+            </w:tcMar>
+          </w:tcPr>
+          <w:p>
+            <w:pPr>
+              <w:spacing w:before="40" w:after="40" w:line="276" w:lineRule="auto"/>
+              <w:jc w:val="center"/>
+            </w:pPr>
+            <w:r>
+              <w:rPr>
+                <w:rFonts w:ascii="Times New Roman" w:hAnsi="Times New Roman"/>
+                <w:sz w:val="26"/>
+              </w:rPr>
+              <w:t>28</w:t>
+            </w:r>
+          </w:p>
+        </w:tc>
+        <w:tc>
+          <w:tcPr>
+            <w:tcW w:type="dxa" w:w="3175"/>
+            <w:tcMar>
+              <w:top w:w="80" w:type="dxa"/>
+              <w:bottom w:w="80" w:type="dxa"/>
+              <w:left w:w="100" w:type="dxa"/>
+              <w:right w:w="100" w:type="dxa"/>
+            </w:tcMar>
+          </w:tcPr>
+          <w:p>
+            <w:pPr>
+              <w:spacing w:before="40" w:after="40" w:line="276" w:lineRule="auto"/>
+              <w:jc w:val="left"/>
+            </w:pPr>
+            <w:r>
+              <w:rPr>
+                <w:rFonts w:ascii="Times New Roman" w:hAnsi="Times New Roman"/>
+                <w:b/>
+                <w:sz w:val="26"/>
+              </w:rPr>
+              <w:t>Đánh giá định kỳ 3</w:t>
+            </w:r>
+          </w:p>
+        </w:tc>
+        <w:tc>
+          <w:tcPr>
+            <w:tcW w:type="dxa" w:w="907"/>
+            <w:tcMar>
+              <w:top w:w="80" w:type="dxa"/>
+              <w:bottom w:w="80" w:type="dxa"/>
+              <w:left w:w="100" w:type="dxa"/>
+              <w:right w:w="100" w:type="dxa"/>
+            </w:tcMar>
+          </w:tcPr>
+          <w:p>
+            <w:pPr>
+              <w:spacing w:before="40" w:after="40" w:line="276" w:lineRule="auto"/>
+              <w:jc w:val="center"/>
+            </w:pPr>
+            <w:r>
+              <w:rPr>
+                <w:rFonts w:ascii="Times New Roman" w:hAnsi="Times New Roman"/>
+                <w:sz w:val="26"/>
+              </w:rPr>
+              <w:t>1</w:t>
+            </w:r>
+          </w:p>
+        </w:tc>
+        <w:tc>
+          <w:tcPr>
+            <w:tcW w:type="dxa" w:w="4649"/>
+            <w:tcMar>
+              <w:top w:w="80" w:type="dxa"/>
+              <w:bottom w:w="80" w:type="dxa"/>
+              <w:left w:w="100" w:type="dxa"/>
+              <w:right w:w="100" w:type="dxa"/>
+            </w:tcMar>
+          </w:tcPr>
+          <w:p>
+            <w:pPr>
+              <w:spacing w:before="40" w:after="40" w:line="276" w:lineRule="auto"/>
+              <w:jc w:val="left"/>
+            </w:pPr>
+            <w:r>
+              <w:rPr>
+                <w:rFonts w:ascii="Times New Roman" w:hAnsi="Times New Roman"/>
+                <w:sz w:val="26"/>
+              </w:rPr>
+              <w:t>Kiểm tra, đánh giá năng lực phân tích thuật toán và lập trình kịch bản có sử dụng cấu trúc lặp trong Scratch.</w:t>
+            </w:r>
+          </w:p>
+        </w:tc>
+      </w:tr>
+      <w:tr>
+        <w:trPr>
+          <w:cantSplit/>
+        </w:trPr>
+        <w:tc>
+          <w:tcPr>
+            <w:tcW w:type="dxa" w:w="624"/>
+            <w:tcMar>
+              <w:top w:w="80" w:type="dxa"/>
+              <w:bottom w:w="80" w:type="dxa"/>
+              <w:left w:w="100" w:type="dxa"/>
+              <w:right w:w="100" w:type="dxa"/>
+            </w:tcMar>
+          </w:tcPr>
+          <w:p>
+            <w:pPr>
+              <w:spacing w:before="40" w:after="40" w:line="276" w:lineRule="auto"/>
+              <w:jc w:val="center"/>
+            </w:pPr>
+            <w:r>
+              <w:rPr>
+                <w:rFonts w:ascii="Times New Roman" w:hAnsi="Times New Roman"/>
+                <w:sz w:val="26"/>
+              </w:rPr>
+              <w:t>29</w:t>
+            </w:r>
+          </w:p>
+        </w:tc>
+        <w:tc>
+          <w:tcPr>
+            <w:tcW w:type="dxa" w:w="3175"/>
+            <w:tcMar>
+              <w:top w:w="80" w:type="dxa"/>
+              <w:bottom w:w="80" w:type="dxa"/>
+              <w:left w:w="100" w:type="dxa"/>
+              <w:right w:w="100" w:type="dxa"/>
+            </w:tcMar>
+          </w:tcPr>
+          <w:p>
+            <w:pPr>
+              <w:spacing w:before="40" w:after="40" w:line="276" w:lineRule="auto"/>
+              <w:jc w:val="left"/>
+            </w:pPr>
+            <w:r>
+              <w:rPr>
+                <w:rFonts w:ascii="Times New Roman" w:hAnsi="Times New Roman"/>
+                <w:sz w:val="26"/>
+              </w:rPr>
+              <w:t>Bài 13: Cấu trúc rẽ nhánh (Tiết 1)</w:t>
+            </w:r>
+          </w:p>
+        </w:tc>
+        <w:tc>
+          <w:tcPr>
+            <w:tcW w:type="dxa" w:w="907"/>
+            <w:tcMar>
+              <w:top w:w="80" w:type="dxa"/>
+              <w:bottom w:w="80" w:type="dxa"/>
+              <w:left w:w="100" w:type="dxa"/>
+              <w:right w:w="100" w:type="dxa"/>
+            </w:tcMar>
+          </w:tcPr>
+          <w:p>
+            <w:pPr>
+              <w:spacing w:before="40" w:after="40" w:line="276" w:lineRule="auto"/>
+              <w:jc w:val="center"/>
+            </w:pPr>
+            <w:r>
+              <w:rPr>
+                <w:rFonts w:ascii="Times New Roman" w:hAnsi="Times New Roman"/>
+                <w:sz w:val="26"/>
+              </w:rPr>
+              <w:t>1</w:t>
+            </w:r>
+          </w:p>
+        </w:tc>
+        <w:tc>
+          <w:tcPr>
+            <w:tcW w:type="dxa" w:w="4649"/>
+            <w:tcMar>
+              <w:top w:w="80" w:type="dxa"/>
+              <w:bottom w:w="80" w:type="dxa"/>
+              <w:left w:w="100" w:type="dxa"/>
+              <w:right w:w="100" w:type="dxa"/>
+            </w:tcMar>
+          </w:tcPr>
+          <w:p>
+            <w:pPr>
+              <w:spacing w:before="40" w:after="40" w:line="276" w:lineRule="auto"/>
+              <w:jc w:val="left"/>
+            </w:pPr>
+            <w:r>
+              <w:rPr>
+                <w:rFonts w:ascii="Times New Roman" w:hAnsi="Times New Roman"/>
+                <w:sz w:val="26"/>
+              </w:rPr>
+              <w:t>Hiểu khái niệm điều kiện và cấu trúc rẽ nhánh (Nếu... thì..., Nếu... thì... không thì...); nêu ví dụ rẽ nhánh trong thực tế.</w:t>
+            </w:r>
+          </w:p>
+        </w:tc>
+      </w:tr>
+      <w:tr>
+        <w:trPr>
+          <w:cantSplit/>
+        </w:trPr>
+        <w:tc>
+          <w:tcPr>
+            <w:tcW w:type="dxa" w:w="624"/>
+            <w:tcMar>
+              <w:top w:w="80" w:type="dxa"/>
+              <w:bottom w:w="80" w:type="dxa"/>
+              <w:left w:w="100" w:type="dxa"/>
+              <w:right w:w="100" w:type="dxa"/>
+            </w:tcMar>
+          </w:tcPr>
+          <w:p>
+            <w:pPr>
+              <w:spacing w:before="40" w:after="40" w:line="276" w:lineRule="auto"/>
+              <w:jc w:val="center"/>
+            </w:pPr>
+            <w:r>
+              <w:rPr>
+                <w:rFonts w:ascii="Times New Roman" w:hAnsi="Times New Roman"/>
+                <w:sz w:val="26"/>
+              </w:rPr>
+              <w:t>30</w:t>
+            </w:r>
+          </w:p>
+        </w:tc>
+        <w:tc>
+          <w:tcPr>
+            <w:tcW w:type="dxa" w:w="3175"/>
+            <w:tcMar>
+              <w:top w:w="80" w:type="dxa"/>
+              <w:bottom w:w="80" w:type="dxa"/>
+              <w:left w:w="100" w:type="dxa"/>
+              <w:right w:w="100" w:type="dxa"/>
+            </w:tcMar>
+          </w:tcPr>
+          <w:p>
+            <w:pPr>
+              <w:spacing w:before="40" w:after="40" w:line="276" w:lineRule="auto"/>
+              <w:jc w:val="left"/>
+            </w:pPr>
+            <w:r>
+              <w:rPr>
+                <w:rFonts w:ascii="Times New Roman" w:hAnsi="Times New Roman"/>
+                <w:sz w:val="26"/>
+              </w:rPr>
+              <w:t>Bài 13: Cấu trúc rẽ nhánh (Tiết 2)</w:t>
+            </w:r>
+          </w:p>
+        </w:tc>
+        <w:tc>
+          <w:tcPr>
+            <w:tcW w:type="dxa" w:w="907"/>
+            <w:tcMar>
+              <w:top w:w="80" w:type="dxa"/>
+              <w:bottom w:w="80" w:type="dxa"/>
+              <w:left w:w="100" w:type="dxa"/>
+              <w:right w:w="100" w:type="dxa"/>
+            </w:tcMar>
+          </w:tcPr>
+          <w:p>
+            <w:pPr>
+              <w:spacing w:before="40" w:after="40" w:line="276" w:lineRule="auto"/>
+              <w:jc w:val="center"/>
+            </w:pPr>
+            <w:r>
+              <w:rPr>
+                <w:rFonts w:ascii="Times New Roman" w:hAnsi="Times New Roman"/>
+                <w:sz w:val="26"/>
+              </w:rPr>
+              <w:t>1</w:t>
+            </w:r>
+          </w:p>
+        </w:tc>
+        <w:tc>
+          <w:tcPr>
+            <w:tcW w:type="dxa" w:w="4649"/>
+            <w:tcMar>
+              <w:top w:w="80" w:type="dxa"/>
+              <w:bottom w:w="80" w:type="dxa"/>
+              <w:left w:w="100" w:type="dxa"/>
+              <w:right w:w="100" w:type="dxa"/>
+            </w:tcMar>
+          </w:tcPr>
+          <w:p>
+            <w:pPr>
+              <w:spacing w:before="40" w:after="40" w:line="276" w:lineRule="auto"/>
+              <w:jc w:val="left"/>
+            </w:pPr>
+            <w:r>
+              <w:rPr>
+                <w:rFonts w:ascii="Times New Roman" w:hAnsi="Times New Roman"/>
+                <w:sz w:val="26"/>
+              </w:rPr>
+              <w:t>Thực hành sử dụng khối lệnh If... then và If... then... else trong Scratch để xử lý tình huống va chạm của nhân vật.</w:t>
+            </w:r>
+          </w:p>
+        </w:tc>
+      </w:tr>
+      <w:tr>
+        <w:trPr>
+          <w:cantSplit/>
+        </w:trPr>
+        <w:tc>
+          <w:tcPr>
+            <w:tcW w:type="dxa" w:w="624"/>
+            <w:tcMar>
+              <w:top w:w="80" w:type="dxa"/>
+              <w:bottom w:w="80" w:type="dxa"/>
+              <w:left w:w="100" w:type="dxa"/>
+              <w:right w:w="100" w:type="dxa"/>
+            </w:tcMar>
+          </w:tcPr>
+          <w:p>
+            <w:pPr>
+              <w:spacing w:before="40" w:after="40" w:line="276" w:lineRule="auto"/>
+              <w:jc w:val="center"/>
+            </w:pPr>
+            <w:r>
+              <w:rPr>
+                <w:rFonts w:ascii="Times New Roman" w:hAnsi="Times New Roman"/>
+                <w:sz w:val="26"/>
+              </w:rPr>
+              <w:t>31</w:t>
+            </w:r>
+          </w:p>
+        </w:tc>
+        <w:tc>
+          <w:tcPr>
+            <w:tcW w:type="dxa" w:w="3175"/>
+            <w:tcMar>
+              <w:top w:w="80" w:type="dxa"/>
+              <w:bottom w:w="80" w:type="dxa"/>
+              <w:left w:w="100" w:type="dxa"/>
+              <w:right w:w="100" w:type="dxa"/>
+            </w:tcMar>
+          </w:tcPr>
+          <w:p>
+            <w:pPr>
+              <w:spacing w:before="40" w:after="40" w:line="276" w:lineRule="auto"/>
+              <w:jc w:val="left"/>
+            </w:pPr>
+            <w:r>
+              <w:rPr>
+                <w:rFonts w:ascii="Times New Roman" w:hAnsi="Times New Roman"/>
+                <w:sz w:val="26"/>
+              </w:rPr>
+              <w:t>Bài 14: Sử dụng biến trong chương trình (Tiết 1)</w:t>
+            </w:r>
+          </w:p>
+        </w:tc>
+        <w:tc>
+          <w:tcPr>
+            <w:tcW w:type="dxa" w:w="907"/>
+            <w:tcMar>
+              <w:top w:w="80" w:type="dxa"/>
+              <w:bottom w:w="80" w:type="dxa"/>
+              <w:left w:w="100" w:type="dxa"/>
+              <w:right w:w="100" w:type="dxa"/>
+            </w:tcMar>
+          </w:tcPr>
+          <w:p>
+            <w:pPr>
+              <w:spacing w:before="40" w:after="40" w:line="276" w:lineRule="auto"/>
+              <w:jc w:val="center"/>
+            </w:pPr>
+            <w:r>
+              <w:rPr>
+                <w:rFonts w:ascii="Times New Roman" w:hAnsi="Times New Roman"/>
+                <w:sz w:val="26"/>
+              </w:rPr>
+              <w:t>1</w:t>
+            </w:r>
+          </w:p>
+        </w:tc>
+        <w:tc>
+          <w:tcPr>
+            <w:tcW w:type="dxa" w:w="4649"/>
+            <w:tcMar>
+              <w:top w:w="80" w:type="dxa"/>
+              <w:bottom w:w="80" w:type="dxa"/>
+              <w:left w:w="100" w:type="dxa"/>
+              <w:right w:w="100" w:type="dxa"/>
+            </w:tcMar>
+          </w:tcPr>
+          <w:p>
+            <w:pPr>
+              <w:spacing w:before="40" w:after="40" w:line="276" w:lineRule="auto"/>
+              <w:jc w:val="left"/>
+            </w:pPr>
+            <w:r>
+              <w:rPr>
+                <w:rFonts w:ascii="Times New Roman" w:hAnsi="Times New Roman"/>
+                <w:sz w:val="26"/>
+              </w:rPr>
+              <w:t>Hiểu khái niệm biến (Variable) trong lập trình: đại lượng lưu trữ dữ liệu có thể thay đổi giá trị trong quá trình chạy.</w:t>
+            </w:r>
+          </w:p>
+        </w:tc>
+      </w:tr>
+      <w:tr>
+        <w:trPr>
+          <w:cantSplit/>
+        </w:trPr>
+        <w:tc>
+          <w:tcPr>
+            <w:tcW w:type="dxa" w:w="624"/>
+            <w:tcMar>
+              <w:top w:w="80" w:type="dxa"/>
+              <w:bottom w:w="80" w:type="dxa"/>
+              <w:left w:w="100" w:type="dxa"/>
+              <w:right w:w="100" w:type="dxa"/>
+            </w:tcMar>
+          </w:tcPr>
+          <w:p>
+            <w:pPr>
+              <w:spacing w:before="40" w:after="40" w:line="276" w:lineRule="auto"/>
+              <w:jc w:val="center"/>
+            </w:pPr>
+            <w:r>
+              <w:rPr>
+                <w:rFonts w:ascii="Times New Roman" w:hAnsi="Times New Roman"/>
+                <w:sz w:val="26"/>
+              </w:rPr>
+              <w:t>32</w:t>
+            </w:r>
+          </w:p>
+        </w:tc>
+        <w:tc>
+          <w:tcPr>
+            <w:tcW w:type="dxa" w:w="3175"/>
+            <w:tcMar>
+              <w:top w:w="80" w:type="dxa"/>
+              <w:bottom w:w="80" w:type="dxa"/>
+              <w:left w:w="100" w:type="dxa"/>
+              <w:right w:w="100" w:type="dxa"/>
+            </w:tcMar>
+          </w:tcPr>
+          <w:p>
+            <w:pPr>
+              <w:spacing w:before="40" w:after="40" w:line="276" w:lineRule="auto"/>
+              <w:jc w:val="left"/>
+            </w:pPr>
+            <w:r>
+              <w:rPr>
+                <w:rFonts w:ascii="Times New Roman" w:hAnsi="Times New Roman"/>
+                <w:sz w:val="26"/>
+              </w:rPr>
+              <w:t>Bài 14: Sử dụng biến trong chương trình (Tiết 2)</w:t>
+            </w:r>
+          </w:p>
+        </w:tc>
+        <w:tc>
+          <w:tcPr>
+            <w:tcW w:type="dxa" w:w="907"/>
+            <w:tcMar>
+              <w:top w:w="80" w:type="dxa"/>
+              <w:bottom w:w="80" w:type="dxa"/>
+              <w:left w:w="100" w:type="dxa"/>
+              <w:right w:w="100" w:type="dxa"/>
+            </w:tcMar>
+          </w:tcPr>
+          <w:p>
+            <w:pPr>
+              <w:spacing w:before="40" w:after="40" w:line="276" w:lineRule="auto"/>
+              <w:jc w:val="center"/>
+            </w:pPr>
+            <w:r>
+              <w:rPr>
+                <w:rFonts w:ascii="Times New Roman" w:hAnsi="Times New Roman"/>
+                <w:sz w:val="26"/>
+              </w:rPr>
+              <w:t>1</w:t>
+            </w:r>
+          </w:p>
+        </w:tc>
+        <w:tc>
+          <w:tcPr>
+            <w:tcW w:type="dxa" w:w="4649"/>
+            <w:tcMar>
+              <w:top w:w="80" w:type="dxa"/>
+              <w:bottom w:w="80" w:type="dxa"/>
+              <w:left w:w="100" w:type="dxa"/>
+              <w:right w:w="100" w:type="dxa"/>
+            </w:tcMar>
+          </w:tcPr>
+          <w:p>
+            <w:pPr>
+              <w:spacing w:before="40" w:after="40" w:line="276" w:lineRule="auto"/>
+              <w:jc w:val="left"/>
+            </w:pPr>
+            <w:r>
+              <w:rPr>
+                <w:rFonts w:ascii="Times New Roman" w:hAnsi="Times New Roman"/>
+                <w:sz w:val="26"/>
+              </w:rPr>
+              <w:t>Thực hành tạo biến điểm số (Score), lập trình tăng điểm khi bắt được vật phẩm và kết thúc trò chơi khi hết thời gian.</w:t>
+            </w:r>
+          </w:p>
+        </w:tc>
+      </w:tr>
+      <w:tr>
+        <w:trPr>
+          <w:cantSplit/>
+        </w:trPr>
+        <w:tc>
+          <w:tcPr>
+            <w:tcW w:type="dxa" w:w="624"/>
+            <w:tcMar>
+              <w:top w:w="80" w:type="dxa"/>
+              <w:bottom w:w="80" w:type="dxa"/>
+              <w:left w:w="100" w:type="dxa"/>
+              <w:right w:w="100" w:type="dxa"/>
+            </w:tcMar>
+          </w:tcPr>
+          <w:p>
+            <w:pPr>
+              <w:spacing w:before="40" w:after="40" w:line="276" w:lineRule="auto"/>
+              <w:jc w:val="center"/>
+            </w:pPr>
+            <w:r>
+              <w:rPr>
+                <w:rFonts w:ascii="Times New Roman" w:hAnsi="Times New Roman"/>
+                <w:sz w:val="26"/>
+              </w:rPr>
+              <w:t>33</w:t>
+            </w:r>
+          </w:p>
+        </w:tc>
+        <w:tc>
+          <w:tcPr>
+            <w:tcW w:type="dxa" w:w="3175"/>
+            <w:tcMar>
+              <w:top w:w="80" w:type="dxa"/>
+              <w:bottom w:w="80" w:type="dxa"/>
+              <w:left w:w="100" w:type="dxa"/>
+              <w:right w:w="100" w:type="dxa"/>
+            </w:tcMar>
+          </w:tcPr>
+          <w:p>
+            <w:pPr>
+              <w:spacing w:before="40" w:after="40" w:line="276" w:lineRule="auto"/>
+              <w:jc w:val="left"/>
+            </w:pPr>
+            <w:r>
+              <w:rPr>
+                <w:rFonts w:ascii="Times New Roman" w:hAnsi="Times New Roman"/>
+                <w:b/>
+                <w:sz w:val="26"/>
+              </w:rPr>
+              <w:t>Ôn tập Đánh giá định kỳ 4</w:t>
+            </w:r>
+          </w:p>
+        </w:tc>
+        <w:tc>
+          <w:tcPr>
+            <w:tcW w:type="dxa" w:w="907"/>
+            <w:tcMar>
+              <w:top w:w="80" w:type="dxa"/>
+              <w:bottom w:w="80" w:type="dxa"/>
+              <w:left w:w="100" w:type="dxa"/>
+              <w:right w:w="100" w:type="dxa"/>
+            </w:tcMar>
+          </w:tcPr>
+          <w:p>
+            <w:pPr>
+              <w:spacing w:before="40" w:after="40" w:line="276" w:lineRule="auto"/>
+              <w:jc w:val="center"/>
+            </w:pPr>
+            <w:r>
+              <w:rPr>
+                <w:rFonts w:ascii="Times New Roman" w:hAnsi="Times New Roman"/>
+                <w:sz w:val="26"/>
+              </w:rPr>
+              <w:t>1</w:t>
+            </w:r>
+          </w:p>
+        </w:tc>
+        <w:tc>
+          <w:tcPr>
+            <w:tcW w:type="dxa" w:w="4649"/>
+            <w:tcMar>
+              <w:top w:w="80" w:type="dxa"/>
+              <w:bottom w:w="80" w:type="dxa"/>
+              <w:left w:w="100" w:type="dxa"/>
+              <w:right w:w="100" w:type="dxa"/>
+            </w:tcMar>
+          </w:tcPr>
+          <w:p>
+            <w:pPr>
+              <w:spacing w:before="40" w:after="40" w:line="276" w:lineRule="auto"/>
+              <w:jc w:val="left"/>
+            </w:pPr>
+            <w:r>
+              <w:rPr>
+                <w:rFonts w:ascii="Times New Roman" w:hAnsi="Times New Roman"/>
+                <w:sz w:val="26"/>
+              </w:rPr>
+              <w:t>Hệ thống hóa toàn bộ kiến thức lập trình Scratch (cấu trúc tuần tự, lặp, rẽ nhánh, biến số) và ứng dụng tin học lớp 5.</w:t>
+            </w:r>
+          </w:p>
+        </w:tc>
+      </w:tr>
+      <w:tr>
+        <w:trPr>
+          <w:cantSplit/>
+        </w:trPr>
+        <w:tc>
+          <w:tcPr>
+            <w:tcW w:type="dxa" w:w="624"/>
+            <w:tcMar>
+              <w:top w:w="80" w:type="dxa"/>
+              <w:bottom w:w="80" w:type="dxa"/>
+              <w:left w:w="100" w:type="dxa"/>
+              <w:right w:w="100" w:type="dxa"/>
+            </w:tcMar>
+          </w:tcPr>
+          <w:p>
+            <w:pPr>
+              <w:spacing w:before="40" w:after="40" w:line="276" w:lineRule="auto"/>
+              <w:jc w:val="center"/>
+            </w:pPr>
+            <w:r>
+              <w:rPr>
+                <w:rFonts w:ascii="Times New Roman" w:hAnsi="Times New Roman"/>
+                <w:sz w:val="26"/>
+              </w:rPr>
+              <w:t>34</w:t>
+            </w:r>
+          </w:p>
+        </w:tc>
+        <w:tc>
+          <w:tcPr>
+            <w:tcW w:type="dxa" w:w="3175"/>
+            <w:tcMar>
+              <w:top w:w="80" w:type="dxa"/>
+              <w:bottom w:w="80" w:type="dxa"/>
+              <w:left w:w="100" w:type="dxa"/>
+              <w:right w:w="100" w:type="dxa"/>
+            </w:tcMar>
+          </w:tcPr>
+          <w:p>
+            <w:pPr>
+              <w:spacing w:before="40" w:after="40" w:line="276" w:lineRule="auto"/>
+              <w:jc w:val="left"/>
+            </w:pPr>
+            <w:r>
+              <w:rPr>
+                <w:rFonts w:ascii="Times New Roman" w:hAnsi="Times New Roman"/>
+                <w:b/>
+                <w:sz w:val="26"/>
+              </w:rPr>
+              <w:t>Đánh giá định kỳ 4</w:t>
+            </w:r>
+          </w:p>
+        </w:tc>
+        <w:tc>
+          <w:tcPr>
+            <w:tcW w:type="dxa" w:w="907"/>
+            <w:tcMar>
+              <w:top w:w="80" w:type="dxa"/>
+              <w:bottom w:w="80" w:type="dxa"/>
+              <w:left w:w="100" w:type="dxa"/>
+              <w:right w:w="100" w:type="dxa"/>
+            </w:tcMar>
+          </w:tcPr>
+          <w:p>
+            <w:pPr>
+              <w:spacing w:before="40" w:after="40" w:line="276" w:lineRule="auto"/>
+              <w:jc w:val="center"/>
+            </w:pPr>
+            <w:r>
+              <w:rPr>
+                <w:rFonts w:ascii="Times New Roman" w:hAnsi="Times New Roman"/>
+                <w:sz w:val="26"/>
+              </w:rPr>
+              <w:t>1</w:t>
+            </w:r>
+          </w:p>
+        </w:tc>
+        <w:tc>
+          <w:tcPr>
+            <w:tcW w:type="dxa" w:w="4649"/>
+            <w:tcMar>
+              <w:top w:w="80" w:type="dxa"/>
+              <w:bottom w:w="80" w:type="dxa"/>
+              <w:left w:w="100" w:type="dxa"/>
+              <w:right w:w="100" w:type="dxa"/>
+            </w:tcMar>
+          </w:tcPr>
+          <w:p>
+            <w:pPr>
+              <w:spacing w:before="40" w:after="40" w:line="276" w:lineRule="auto"/>
+              <w:jc w:val="left"/>
+            </w:pPr>
+            <w:r>
+              <w:rPr>
+                <w:rFonts w:ascii="Times New Roman" w:hAnsi="Times New Roman"/>
+                <w:sz w:val="26"/>
+              </w:rPr>
+              <w:t>Kiểm tra, đánh giá toàn diện năng lực giải quyết vấn đề và xây dựng dự án trò chơi/hoạt hình ngắn trên Scratch.</w:t>
+            </w:r>
+          </w:p>
+        </w:tc>
+      </w:tr>
+      <w:tr>
+        <w:trPr>
+          <w:cantSplit/>
+        </w:trPr>
+        <w:tc>
+          <w:tcPr>
+            <w:tcW w:type="dxa" w:w="624"/>
+            <w:tcMar>
+              <w:top w:w="80" w:type="dxa"/>
+              <w:bottom w:w="80" w:type="dxa"/>
+              <w:left w:w="100" w:type="dxa"/>
+              <w:right w:w="100" w:type="dxa"/>
+            </w:tcMar>
+          </w:tcPr>
+          <w:p>
+            <w:pPr>
+              <w:spacing w:before="40" w:after="40" w:line="276" w:lineRule="auto"/>
+              <w:jc w:val="center"/>
+            </w:pPr>
+            <w:r>
+              <w:rPr>
+                <w:rFonts w:ascii="Times New Roman" w:hAnsi="Times New Roman"/>
+                <w:sz w:val="26"/>
+              </w:rPr>
+              <w:t>35</w:t>
+            </w:r>
+          </w:p>
+        </w:tc>
+        <w:tc>
+          <w:tcPr>
+            <w:tcW w:type="dxa" w:w="3175"/>
+            <w:tcMar>
+              <w:top w:w="80" w:type="dxa"/>
+              <w:bottom w:w="80" w:type="dxa"/>
+              <w:left w:w="100" w:type="dxa"/>
+              <w:right w:w="100" w:type="dxa"/>
+            </w:tcMar>
+          </w:tcPr>
+          <w:p>
+            <w:pPr>
+              <w:spacing w:before="40" w:after="40" w:line="276" w:lineRule="auto"/>
+              <w:jc w:val="left"/>
+            </w:pPr>
+            <w:r>
+              <w:rPr>
+                <w:rFonts w:ascii="Times New Roman" w:hAnsi="Times New Roman"/>
+                <w:b/>
+                <w:sz w:val="26"/>
               </w:rPr>
               <w:t>Tổng kết năm học</w:t>
             </w:r>
@@ -3910,20 +5180,23 @@
         </w:tc>
         <w:tc>
           <w:tcPr>
-            <w:tcW w:type="dxa" w:w="624"/>
-            <w:vAlign w:val="center"/>
-            <w:tcW w:w="623" w:type="dxa"/>
-          </w:tcPr>
-          <w:p>
-            <w:pPr>
-              <w:spacing w:before="40" w:after="40" w:line="276" w:lineRule="auto"/>
-              <w:jc w:val="center"/>
-            </w:pPr>
-            <w:r>
-              <w:rPr>
-                <w:rFonts w:ascii="Times New Roman" w:hAnsi="Times New Roman"/>
-                <w:sz w:val="26"/>
-                <w:rFonts w:ascii="Times New Roman" w:hAnsi="Times New Roman" w:cs="Times New Roman"/>
+            <w:tcW w:type="dxa" w:w="907"/>
+            <w:tcMar>
+              <w:top w:w="80" w:type="dxa"/>
+              <w:bottom w:w="80" w:type="dxa"/>
+              <w:left w:w="100" w:type="dxa"/>
+              <w:right w:w="100" w:type="dxa"/>
+            </w:tcMar>
+          </w:tcPr>
+          <w:p>
+            <w:pPr>
+              <w:spacing w:before="40" w:after="40" w:line="276" w:lineRule="auto"/>
+              <w:jc w:val="center"/>
+            </w:pPr>
+            <w:r>
+              <w:rPr>
+                <w:rFonts w:ascii="Times New Roman" w:hAnsi="Times New Roman"/>
+                <w:sz w:val="26"/>
               </w:rPr>
               <w:t>1</w:t>
             </w:r>
@@ -3931,41 +5204,25 @@
         </w:tc>
         <w:tc>
           <w:tcPr>
-            <w:tcW w:type="dxa" w:w="794"/>
-            <w:vAlign w:val="center"/>
-            <w:tcW w:w="793" w:type="dxa"/>
-          </w:tcPr>
-          <w:p>
-            <w:pPr>
-              <w:jc w:val="center"/>
-            </w:pPr>
-            <w:r>
-              <w:rPr>
-                <w:rFonts w:ascii="Times New Roman" w:hAnsi="Times New Roman"/>
-                <w:sz w:val="26"/>
-              </w:rPr>
-              <w:t>24</w:t>
-            </w:r>
-          </w:p>
-        </w:tc>
-        <w:tc>
-          <w:tcPr>
-            <w:tcW w:type="dxa" w:w="5272"/>
-            <w:vAlign w:val="center"/>
-            <w:tcW w:w="5273" w:type="dxa"/>
-          </w:tcPr>
-          <w:p>
-            <w:pPr>
-              <w:spacing w:before="40" w:after="40" w:line="276" w:lineRule="auto"/>
-              <w:jc w:val="both"/>
-            </w:pPr>
-            <w:r>
-              <w:rPr>
-                <w:rFonts w:ascii="Times New Roman" w:hAnsi="Times New Roman"/>
-                <w:sz w:val="26"/>
-                <w:rFonts w:ascii="Times New Roman" w:hAnsi="Times New Roman" w:cs="Times New Roman"/>
-              </w:rPr>
-              <w:t>Tổng kết đánh giá kết quả học tập cả năm.</w:t>
+            <w:tcW w:type="dxa" w:w="4649"/>
+            <w:tcMar>
+              <w:top w:w="80" w:type="dxa"/>
+              <w:bottom w:w="80" w:type="dxa"/>
+              <w:left w:w="100" w:type="dxa"/>
+              <w:right w:w="100" w:type="dxa"/>
+            </w:tcMar>
+          </w:tcPr>
+          <w:p>
+            <w:pPr>
+              <w:spacing w:before="40" w:after="40" w:line="276" w:lineRule="auto"/>
+              <w:jc w:val="left"/>
+            </w:pPr>
+            <w:r>
+              <w:rPr>
+                <w:rFonts w:ascii="Times New Roman" w:hAnsi="Times New Roman"/>
+                <w:sz w:val="26"/>
+              </w:rPr>
+              <w:t>Tổng kết quá trình học tập môn Tin học cấp Tiểu học; khen thưởng dự án xuất sắc và định hướng chương trình Tin học THCS.</w:t>
             </w:r>
           </w:p>
         </w:tc>
